--- a/Cursus Python.docx
+++ b/Cursus Python.docx
@@ -789,7 +789,7 @@
           <w:r>
             <w:fldChar w:fldCharType="separate"/>
           </w:r>
-          <w:hyperlink w:anchor="_Toc219108248" w:history="1">
+          <w:hyperlink w:anchor="_Toc220732539" w:history="1">
             <w:r>
               <w:rPr>
                 <w:rStyle w:val="Hyperlink"/>
@@ -817,7 +817,7 @@
                 <w:noProof/>
                 <w:webHidden/>
               </w:rPr>
-              <w:instrText xml:space="preserve"> PAGEREF _Toc219108248 \h </w:instrText>
+              <w:instrText xml:space="preserve"> PAGEREF _Toc220732539 \h </w:instrText>
             </w:r>
             <w:r>
               <w:rPr>
@@ -866,7 +866,7 @@
               <w14:ligatures w14:val="standardContextual"/>
             </w:rPr>
           </w:pPr>
-          <w:hyperlink w:anchor="_Toc219108249" w:history="1">
+          <w:hyperlink w:anchor="_Toc220732540" w:history="1">
             <w:r>
               <w:rPr>
                 <w:rStyle w:val="Hyperlink"/>
@@ -895,7 +895,7 @@
                 <w:noProof/>
                 <w:webHidden/>
               </w:rPr>
-              <w:instrText xml:space="preserve"> PAGEREF _Toc219108249 \h </w:instrText>
+              <w:instrText xml:space="preserve"> PAGEREF _Toc220732540 \h </w:instrText>
             </w:r>
             <w:r>
               <w:rPr>
@@ -944,7 +944,7 @@
               <w14:ligatures w14:val="standardContextual"/>
             </w:rPr>
           </w:pPr>
-          <w:hyperlink w:anchor="_Toc219108250" w:history="1">
+          <w:hyperlink w:anchor="_Toc220732541" w:history="1">
             <w:r>
               <w:rPr>
                 <w:rStyle w:val="Hyperlink"/>
@@ -972,7 +972,7 @@
                 <w:noProof/>
                 <w:webHidden/>
               </w:rPr>
-              <w:instrText xml:space="preserve"> PAGEREF _Toc219108250 \h </w:instrText>
+              <w:instrText xml:space="preserve"> PAGEREF _Toc220732541 \h </w:instrText>
             </w:r>
             <w:r>
               <w:rPr>
@@ -1021,7 +1021,7 @@
               <w14:ligatures w14:val="standardContextual"/>
             </w:rPr>
           </w:pPr>
-          <w:hyperlink w:anchor="_Toc219108251" w:history="1">
+          <w:hyperlink w:anchor="_Toc220732542" w:history="1">
             <w:r>
               <w:rPr>
                 <w:rStyle w:val="Hyperlink"/>
@@ -1049,7 +1049,7 @@
                 <w:noProof/>
                 <w:webHidden/>
               </w:rPr>
-              <w:instrText xml:space="preserve"> PAGEREF _Toc219108251 \h </w:instrText>
+              <w:instrText xml:space="preserve"> PAGEREF _Toc220732542 \h </w:instrText>
             </w:r>
             <w:r>
               <w:rPr>
@@ -1098,7 +1098,7 @@
               <w14:ligatures w14:val="standardContextual"/>
             </w:rPr>
           </w:pPr>
-          <w:hyperlink w:anchor="_Toc219108252" w:history="1">
+          <w:hyperlink w:anchor="_Toc220732543" w:history="1">
             <w:r>
               <w:rPr>
                 <w:rStyle w:val="Hyperlink"/>
@@ -1126,7 +1126,7 @@
                 <w:noProof/>
                 <w:webHidden/>
               </w:rPr>
-              <w:instrText xml:space="preserve"> PAGEREF _Toc219108252 \h </w:instrText>
+              <w:instrText xml:space="preserve"> PAGEREF _Toc220732543 \h </w:instrText>
             </w:r>
             <w:r>
               <w:rPr>
@@ -1175,7 +1175,7 @@
               <w14:ligatures w14:val="standardContextual"/>
             </w:rPr>
           </w:pPr>
-          <w:hyperlink w:anchor="_Toc219108253" w:history="1">
+          <w:hyperlink w:anchor="_Toc220732544" w:history="1">
             <w:r>
               <w:rPr>
                 <w:rStyle w:val="Hyperlink"/>
@@ -1203,7 +1203,7 @@
                 <w:noProof/>
                 <w:webHidden/>
               </w:rPr>
-              <w:instrText xml:space="preserve"> PAGEREF _Toc219108253 \h </w:instrText>
+              <w:instrText xml:space="preserve"> PAGEREF _Toc220732544 \h </w:instrText>
             </w:r>
             <w:r>
               <w:rPr>
@@ -1252,7 +1252,7 @@
               <w14:ligatures w14:val="standardContextual"/>
             </w:rPr>
           </w:pPr>
-          <w:hyperlink w:anchor="_Toc219108254" w:history="1">
+          <w:hyperlink w:anchor="_Toc220732545" w:history="1">
             <w:r>
               <w:rPr>
                 <w:rStyle w:val="Hyperlink"/>
@@ -1280,7 +1280,7 @@
                 <w:noProof/>
                 <w:webHidden/>
               </w:rPr>
-              <w:instrText xml:space="preserve"> PAGEREF _Toc219108254 \h </w:instrText>
+              <w:instrText xml:space="preserve"> PAGEREF _Toc220732545 \h </w:instrText>
             </w:r>
             <w:r>
               <w:rPr>
@@ -1329,7 +1329,7 @@
               <w14:ligatures w14:val="standardContextual"/>
             </w:rPr>
           </w:pPr>
-          <w:hyperlink w:anchor="_Toc219108255" w:history="1">
+          <w:hyperlink w:anchor="_Toc220732546" w:history="1">
             <w:r>
               <w:rPr>
                 <w:rStyle w:val="Hyperlink"/>
@@ -1357,7 +1357,7 @@
                 <w:noProof/>
                 <w:webHidden/>
               </w:rPr>
-              <w:instrText xml:space="preserve"> PAGEREF _Toc219108255 \h </w:instrText>
+              <w:instrText xml:space="preserve"> PAGEREF _Toc220732546 \h </w:instrText>
             </w:r>
             <w:r>
               <w:rPr>
@@ -1406,7 +1406,7 @@
               <w14:ligatures w14:val="standardContextual"/>
             </w:rPr>
           </w:pPr>
-          <w:hyperlink w:anchor="_Toc219108256" w:history="1">
+          <w:hyperlink w:anchor="_Toc220732547" w:history="1">
             <w:r>
               <w:rPr>
                 <w:rStyle w:val="Hyperlink"/>
@@ -1434,7 +1434,7 @@
                 <w:noProof/>
                 <w:webHidden/>
               </w:rPr>
-              <w:instrText xml:space="preserve"> PAGEREF _Toc219108256 \h </w:instrText>
+              <w:instrText xml:space="preserve"> PAGEREF _Toc220732547 \h </w:instrText>
             </w:r>
             <w:r>
               <w:rPr>
@@ -1454,7 +1454,7 @@
                 <w:noProof/>
                 <w:webHidden/>
               </w:rPr>
-              <w:t>11</w:t>
+              <w:t>12</w:t>
             </w:r>
             <w:r>
               <w:rPr>
@@ -1483,7 +1483,7 @@
               <w14:ligatures w14:val="standardContextual"/>
             </w:rPr>
           </w:pPr>
-          <w:hyperlink w:anchor="_Toc219108257" w:history="1">
+          <w:hyperlink w:anchor="_Toc220732548" w:history="1">
             <w:r>
               <w:rPr>
                 <w:rStyle w:val="Hyperlink"/>
@@ -1511,7 +1511,7 @@
                 <w:noProof/>
                 <w:webHidden/>
               </w:rPr>
-              <w:instrText xml:space="preserve"> PAGEREF _Toc219108257 \h </w:instrText>
+              <w:instrText xml:space="preserve"> PAGEREF _Toc220732548 \h </w:instrText>
             </w:r>
             <w:r>
               <w:rPr>
@@ -1560,7 +1560,7 @@
               <w14:ligatures w14:val="standardContextual"/>
             </w:rPr>
           </w:pPr>
-          <w:hyperlink w:anchor="_Toc219108258" w:history="1">
+          <w:hyperlink w:anchor="_Toc220732549" w:history="1">
             <w:r>
               <w:rPr>
                 <w:rStyle w:val="Hyperlink"/>
@@ -1588,7 +1588,7 @@
                 <w:noProof/>
                 <w:webHidden/>
               </w:rPr>
-              <w:instrText xml:space="preserve"> PAGEREF _Toc219108258 \h </w:instrText>
+              <w:instrText xml:space="preserve"> PAGEREF _Toc220732549 \h </w:instrText>
             </w:r>
             <w:r>
               <w:rPr>
@@ -1637,7 +1637,7 @@
               <w14:ligatures w14:val="standardContextual"/>
             </w:rPr>
           </w:pPr>
-          <w:hyperlink w:anchor="_Toc219108259" w:history="1">
+          <w:hyperlink w:anchor="_Toc220732550" w:history="1">
             <w:r>
               <w:rPr>
                 <w:rStyle w:val="Hyperlink"/>
@@ -1665,7 +1665,7 @@
                 <w:noProof/>
                 <w:webHidden/>
               </w:rPr>
-              <w:instrText xml:space="preserve"> PAGEREF _Toc219108259 \h </w:instrText>
+              <w:instrText xml:space="preserve"> PAGEREF _Toc220732550 \h </w:instrText>
             </w:r>
             <w:r>
               <w:rPr>
@@ -1714,7 +1714,7 @@
               <w14:ligatures w14:val="standardContextual"/>
             </w:rPr>
           </w:pPr>
-          <w:hyperlink w:anchor="_Toc219108260" w:history="1">
+          <w:hyperlink w:anchor="_Toc220732551" w:history="1">
             <w:r>
               <w:rPr>
                 <w:rStyle w:val="Hyperlink"/>
@@ -1742,7 +1742,7 @@
                 <w:noProof/>
                 <w:webHidden/>
               </w:rPr>
-              <w:instrText xml:space="preserve"> PAGEREF _Toc219108260 \h </w:instrText>
+              <w:instrText xml:space="preserve"> PAGEREF _Toc220732551 \h </w:instrText>
             </w:r>
             <w:r>
               <w:rPr>
@@ -1791,7 +1791,7 @@
               <w14:ligatures w14:val="standardContextual"/>
             </w:rPr>
           </w:pPr>
-          <w:hyperlink w:anchor="_Toc219108261" w:history="1">
+          <w:hyperlink w:anchor="_Toc220732552" w:history="1">
             <w:r>
               <w:rPr>
                 <w:rStyle w:val="Hyperlink"/>
@@ -1819,7 +1819,7 @@
                 <w:noProof/>
                 <w:webHidden/>
               </w:rPr>
-              <w:instrText xml:space="preserve"> PAGEREF _Toc219108261 \h </w:instrText>
+              <w:instrText xml:space="preserve"> PAGEREF _Toc220732552 \h </w:instrText>
             </w:r>
             <w:r>
               <w:rPr>
@@ -1868,7 +1868,7 @@
               <w14:ligatures w14:val="standardContextual"/>
             </w:rPr>
           </w:pPr>
-          <w:hyperlink w:anchor="_Toc219108262" w:history="1">
+          <w:hyperlink w:anchor="_Toc220732553" w:history="1">
             <w:r>
               <w:rPr>
                 <w:rStyle w:val="Hyperlink"/>
@@ -1896,7 +1896,7 @@
                 <w:noProof/>
                 <w:webHidden/>
               </w:rPr>
-              <w:instrText xml:space="preserve"> PAGEREF _Toc219108262 \h </w:instrText>
+              <w:instrText xml:space="preserve"> PAGEREF _Toc220732553 \h </w:instrText>
             </w:r>
             <w:r>
               <w:rPr>
@@ -1945,7 +1945,7 @@
               <w14:ligatures w14:val="standardContextual"/>
             </w:rPr>
           </w:pPr>
-          <w:hyperlink w:anchor="_Toc219108263" w:history="1">
+          <w:hyperlink w:anchor="_Toc220732554" w:history="1">
             <w:r>
               <w:rPr>
                 <w:rStyle w:val="Hyperlink"/>
@@ -1973,7 +1973,7 @@
                 <w:noProof/>
                 <w:webHidden/>
               </w:rPr>
-              <w:instrText xml:space="preserve"> PAGEREF _Toc219108263 \h </w:instrText>
+              <w:instrText xml:space="preserve"> PAGEREF _Toc220732554 \h </w:instrText>
             </w:r>
             <w:r>
               <w:rPr>
@@ -2022,7 +2022,7 @@
               <w14:ligatures w14:val="standardContextual"/>
             </w:rPr>
           </w:pPr>
-          <w:hyperlink w:anchor="_Toc219108264" w:history="1">
+          <w:hyperlink w:anchor="_Toc220732555" w:history="1">
             <w:r>
               <w:rPr>
                 <w:rStyle w:val="Hyperlink"/>
@@ -2050,7 +2050,7 @@
                 <w:noProof/>
                 <w:webHidden/>
               </w:rPr>
-              <w:instrText xml:space="preserve"> PAGEREF _Toc219108264 \h </w:instrText>
+              <w:instrText xml:space="preserve"> PAGEREF _Toc220732555 \h </w:instrText>
             </w:r>
             <w:r>
               <w:rPr>
@@ -2099,7 +2099,7 @@
               <w14:ligatures w14:val="standardContextual"/>
             </w:rPr>
           </w:pPr>
-          <w:hyperlink w:anchor="_Toc219108265" w:history="1">
+          <w:hyperlink w:anchor="_Toc220732556" w:history="1">
             <w:r>
               <w:rPr>
                 <w:rStyle w:val="Hyperlink"/>
@@ -2127,7 +2127,7 @@
                 <w:noProof/>
                 <w:webHidden/>
               </w:rPr>
-              <w:instrText xml:space="preserve"> PAGEREF _Toc219108265 \h </w:instrText>
+              <w:instrText xml:space="preserve"> PAGEREF _Toc220732556 \h </w:instrText>
             </w:r>
             <w:r>
               <w:rPr>
@@ -2176,7 +2176,7 @@
               <w14:ligatures w14:val="standardContextual"/>
             </w:rPr>
           </w:pPr>
-          <w:hyperlink w:anchor="_Toc219108266" w:history="1">
+          <w:hyperlink w:anchor="_Toc220732557" w:history="1">
             <w:r>
               <w:rPr>
                 <w:rStyle w:val="Hyperlink"/>
@@ -2204,7 +2204,7 @@
                 <w:noProof/>
                 <w:webHidden/>
               </w:rPr>
-              <w:instrText xml:space="preserve"> PAGEREF _Toc219108266 \h </w:instrText>
+              <w:instrText xml:space="preserve"> PAGEREF _Toc220732557 \h </w:instrText>
             </w:r>
             <w:r>
               <w:rPr>
@@ -2253,7 +2253,7 @@
               <w14:ligatures w14:val="standardContextual"/>
             </w:rPr>
           </w:pPr>
-          <w:hyperlink w:anchor="_Toc219108267" w:history="1">
+          <w:hyperlink w:anchor="_Toc220732558" w:history="1">
             <w:r>
               <w:rPr>
                 <w:rStyle w:val="Hyperlink"/>
@@ -2281,7 +2281,7 @@
                 <w:noProof/>
                 <w:webHidden/>
               </w:rPr>
-              <w:instrText xml:space="preserve"> PAGEREF _Toc219108267 \h </w:instrText>
+              <w:instrText xml:space="preserve"> PAGEREF _Toc220732558 \h </w:instrText>
             </w:r>
             <w:r>
               <w:rPr>
@@ -2330,7 +2330,7 @@
               <w14:ligatures w14:val="standardContextual"/>
             </w:rPr>
           </w:pPr>
-          <w:hyperlink w:anchor="_Toc219108268" w:history="1">
+          <w:hyperlink w:anchor="_Toc220732559" w:history="1">
             <w:r>
               <w:rPr>
                 <w:rStyle w:val="Hyperlink"/>
@@ -2358,7 +2358,7 @@
                 <w:noProof/>
                 <w:webHidden/>
               </w:rPr>
-              <w:instrText xml:space="preserve"> PAGEREF _Toc219108268 \h </w:instrText>
+              <w:instrText xml:space="preserve"> PAGEREF _Toc220732559 \h </w:instrText>
             </w:r>
             <w:r>
               <w:rPr>
@@ -2407,7 +2407,7 @@
               <w14:ligatures w14:val="standardContextual"/>
             </w:rPr>
           </w:pPr>
-          <w:hyperlink w:anchor="_Toc219108269" w:history="1">
+          <w:hyperlink w:anchor="_Toc220732560" w:history="1">
             <w:r>
               <w:rPr>
                 <w:rStyle w:val="Hyperlink"/>
@@ -2435,7 +2435,7 @@
                 <w:noProof/>
                 <w:webHidden/>
               </w:rPr>
-              <w:instrText xml:space="preserve"> PAGEREF _Toc219108269 \h </w:instrText>
+              <w:instrText xml:space="preserve"> PAGEREF _Toc220732560 \h </w:instrText>
             </w:r>
             <w:r>
               <w:rPr>
@@ -2484,7 +2484,7 @@
               <w14:ligatures w14:val="standardContextual"/>
             </w:rPr>
           </w:pPr>
-          <w:hyperlink w:anchor="_Toc219108270" w:history="1">
+          <w:hyperlink w:anchor="_Toc220732561" w:history="1">
             <w:r>
               <w:rPr>
                 <w:rStyle w:val="Hyperlink"/>
@@ -2512,7 +2512,7 @@
                 <w:noProof/>
                 <w:webHidden/>
               </w:rPr>
-              <w:instrText xml:space="preserve"> PAGEREF _Toc219108270 \h </w:instrText>
+              <w:instrText xml:space="preserve"> PAGEREF _Toc220732561 \h </w:instrText>
             </w:r>
             <w:r>
               <w:rPr>
@@ -2561,7 +2561,7 @@
               <w14:ligatures w14:val="standardContextual"/>
             </w:rPr>
           </w:pPr>
-          <w:hyperlink w:anchor="_Toc219108271" w:history="1">
+          <w:hyperlink w:anchor="_Toc220732562" w:history="1">
             <w:r>
               <w:rPr>
                 <w:rStyle w:val="Hyperlink"/>
@@ -2589,7 +2589,7 @@
                 <w:noProof/>
                 <w:webHidden/>
               </w:rPr>
-              <w:instrText xml:space="preserve"> PAGEREF _Toc219108271 \h </w:instrText>
+              <w:instrText xml:space="preserve"> PAGEREF _Toc220732562 \h </w:instrText>
             </w:r>
             <w:r>
               <w:rPr>
@@ -2638,7 +2638,7 @@
               <w14:ligatures w14:val="standardContextual"/>
             </w:rPr>
           </w:pPr>
-          <w:hyperlink w:anchor="_Toc219108272" w:history="1">
+          <w:hyperlink w:anchor="_Toc220732563" w:history="1">
             <w:r>
               <w:rPr>
                 <w:rStyle w:val="Hyperlink"/>
@@ -2666,7 +2666,7 @@
                 <w:noProof/>
                 <w:webHidden/>
               </w:rPr>
-              <w:instrText xml:space="preserve"> PAGEREF _Toc219108272 \h </w:instrText>
+              <w:instrText xml:space="preserve"> PAGEREF _Toc220732563 \h </w:instrText>
             </w:r>
             <w:r>
               <w:rPr>
@@ -2715,7 +2715,7 @@
               <w14:ligatures w14:val="standardContextual"/>
             </w:rPr>
           </w:pPr>
-          <w:hyperlink w:anchor="_Toc219108273" w:history="1">
+          <w:hyperlink w:anchor="_Toc220732564" w:history="1">
             <w:r>
               <w:rPr>
                 <w:rStyle w:val="Hyperlink"/>
@@ -2743,7 +2743,7 @@
                 <w:noProof/>
                 <w:webHidden/>
               </w:rPr>
-              <w:instrText xml:space="preserve"> PAGEREF _Toc219108273 \h </w:instrText>
+              <w:instrText xml:space="preserve"> PAGEREF _Toc220732564 \h </w:instrText>
             </w:r>
             <w:r>
               <w:rPr>
@@ -2793,7 +2793,7 @@
               <w14:ligatures w14:val="standardContextual"/>
             </w:rPr>
           </w:pPr>
-          <w:hyperlink w:anchor="_Toc219108274" w:history="1">
+          <w:hyperlink w:anchor="_Toc220732565" w:history="1">
             <w:r>
               <w:rPr>
                 <w:rStyle w:val="Hyperlink"/>
@@ -2821,7 +2821,7 @@
                 <w:noProof/>
                 <w:webHidden/>
               </w:rPr>
-              <w:instrText xml:space="preserve"> PAGEREF _Toc219108274 \h </w:instrText>
+              <w:instrText xml:space="preserve"> PAGEREF _Toc220732565 \h </w:instrText>
             </w:r>
             <w:r>
               <w:rPr>
@@ -2870,14 +2870,14 @@
               <w14:ligatures w14:val="standardContextual"/>
             </w:rPr>
           </w:pPr>
-          <w:hyperlink w:anchor="_Toc219108275" w:history="1">
+          <w:hyperlink w:anchor="_Toc220732566" w:history="1">
             <w:r>
               <w:rPr>
                 <w:rStyle w:val="Hyperlink"/>
                 <w:noProof/>
                 <w:lang w:val="nl-NL"/>
               </w:rPr>
-              <w:t>ForEach</w:t>
+              <w:t>ForEach (overlopen van waarden)</w:t>
             </w:r>
             <w:r>
               <w:rPr>
@@ -2898,7 +2898,7 @@
                 <w:noProof/>
                 <w:webHidden/>
               </w:rPr>
-              <w:instrText xml:space="preserve"> PAGEREF _Toc219108275 \h </w:instrText>
+              <w:instrText xml:space="preserve"> PAGEREF _Toc220732566 \h </w:instrText>
             </w:r>
             <w:r>
               <w:rPr>
@@ -2947,7 +2947,7 @@
               <w14:ligatures w14:val="standardContextual"/>
             </w:rPr>
           </w:pPr>
-          <w:hyperlink w:anchor="_Toc219108276" w:history="1">
+          <w:hyperlink w:anchor="_Toc220732567" w:history="1">
             <w:r>
               <w:rPr>
                 <w:rStyle w:val="Hyperlink"/>
@@ -2975,7 +2975,7 @@
                 <w:noProof/>
                 <w:webHidden/>
               </w:rPr>
-              <w:instrText xml:space="preserve"> PAGEREF _Toc219108276 \h </w:instrText>
+              <w:instrText xml:space="preserve"> PAGEREF _Toc220732567 \h </w:instrText>
             </w:r>
             <w:r>
               <w:rPr>
@@ -3024,7 +3024,7 @@
               <w14:ligatures w14:val="standardContextual"/>
             </w:rPr>
           </w:pPr>
-          <w:hyperlink w:anchor="_Toc219108277" w:history="1">
+          <w:hyperlink w:anchor="_Toc220732568" w:history="1">
             <w:r>
               <w:rPr>
                 <w:rStyle w:val="Hyperlink"/>
@@ -3052,7 +3052,7 @@
                 <w:noProof/>
                 <w:webHidden/>
               </w:rPr>
-              <w:instrText xml:space="preserve"> PAGEREF _Toc219108277 \h </w:instrText>
+              <w:instrText xml:space="preserve"> PAGEREF _Toc220732568 \h </w:instrText>
             </w:r>
             <w:r>
               <w:rPr>
@@ -3101,7 +3101,7 @@
               <w14:ligatures w14:val="standardContextual"/>
             </w:rPr>
           </w:pPr>
-          <w:hyperlink w:anchor="_Toc219108278" w:history="1">
+          <w:hyperlink w:anchor="_Toc220732569" w:history="1">
             <w:r>
               <w:rPr>
                 <w:rStyle w:val="Hyperlink"/>
@@ -3129,7 +3129,7 @@
                 <w:noProof/>
                 <w:webHidden/>
               </w:rPr>
-              <w:instrText xml:space="preserve"> PAGEREF _Toc219108278 \h </w:instrText>
+              <w:instrText xml:space="preserve"> PAGEREF _Toc220732569 \h </w:instrText>
             </w:r>
             <w:r>
               <w:rPr>
@@ -3178,7 +3178,7 @@
               <w14:ligatures w14:val="standardContextual"/>
             </w:rPr>
           </w:pPr>
-          <w:hyperlink w:anchor="_Toc219108279" w:history="1">
+          <w:hyperlink w:anchor="_Toc220732570" w:history="1">
             <w:r>
               <w:rPr>
                 <w:rStyle w:val="Hyperlink"/>
@@ -3206,7 +3206,7 @@
                 <w:noProof/>
                 <w:webHidden/>
               </w:rPr>
-              <w:instrText xml:space="preserve"> PAGEREF _Toc219108279 \h </w:instrText>
+              <w:instrText xml:space="preserve"> PAGEREF _Toc220732570 \h </w:instrText>
             </w:r>
             <w:r>
               <w:rPr>
@@ -3255,7 +3255,7 @@
               <w14:ligatures w14:val="standardContextual"/>
             </w:rPr>
           </w:pPr>
-          <w:hyperlink w:anchor="_Toc219108280" w:history="1">
+          <w:hyperlink w:anchor="_Toc220732571" w:history="1">
             <w:r>
               <w:rPr>
                 <w:rStyle w:val="Hyperlink"/>
@@ -3283,7 +3283,7 @@
                 <w:noProof/>
                 <w:webHidden/>
               </w:rPr>
-              <w:instrText xml:space="preserve"> PAGEREF _Toc219108280 \h </w:instrText>
+              <w:instrText xml:space="preserve"> PAGEREF _Toc220732571 \h </w:instrText>
             </w:r>
             <w:r>
               <w:rPr>
@@ -3332,7 +3332,7 @@
               <w14:ligatures w14:val="standardContextual"/>
             </w:rPr>
           </w:pPr>
-          <w:hyperlink w:anchor="_Toc219108281" w:history="1">
+          <w:hyperlink w:anchor="_Toc220732572" w:history="1">
             <w:r>
               <w:rPr>
                 <w:rStyle w:val="Hyperlink"/>
@@ -3360,7 +3360,7 @@
                 <w:noProof/>
                 <w:webHidden/>
               </w:rPr>
-              <w:instrText xml:space="preserve"> PAGEREF _Toc219108281 \h </w:instrText>
+              <w:instrText xml:space="preserve"> PAGEREF _Toc220732572 \h </w:instrText>
             </w:r>
             <w:r>
               <w:rPr>
@@ -3409,7 +3409,7 @@
               <w14:ligatures w14:val="standardContextual"/>
             </w:rPr>
           </w:pPr>
-          <w:hyperlink w:anchor="_Toc219108282" w:history="1">
+          <w:hyperlink w:anchor="_Toc220732573" w:history="1">
             <w:r>
               <w:rPr>
                 <w:rStyle w:val="Hyperlink"/>
@@ -3437,7 +3437,7 @@
                 <w:noProof/>
                 <w:webHidden/>
               </w:rPr>
-              <w:instrText xml:space="preserve"> PAGEREF _Toc219108282 \h </w:instrText>
+              <w:instrText xml:space="preserve"> PAGEREF _Toc220732573 \h </w:instrText>
             </w:r>
             <w:r>
               <w:rPr>
@@ -3486,7 +3486,7 @@
               <w14:ligatures w14:val="standardContextual"/>
             </w:rPr>
           </w:pPr>
-          <w:hyperlink w:anchor="_Toc219108283" w:history="1">
+          <w:hyperlink w:anchor="_Toc220732574" w:history="1">
             <w:r>
               <w:rPr>
                 <w:rStyle w:val="Hyperlink"/>
@@ -3514,7 +3514,7 @@
                 <w:noProof/>
                 <w:webHidden/>
               </w:rPr>
-              <w:instrText xml:space="preserve"> PAGEREF _Toc219108283 \h </w:instrText>
+              <w:instrText xml:space="preserve"> PAGEREF _Toc220732574 \h </w:instrText>
             </w:r>
             <w:r>
               <w:rPr>
@@ -3563,7 +3563,7 @@
               <w14:ligatures w14:val="standardContextual"/>
             </w:rPr>
           </w:pPr>
-          <w:hyperlink w:anchor="_Toc219108284" w:history="1">
+          <w:hyperlink w:anchor="_Toc220732575" w:history="1">
             <w:r>
               <w:rPr>
                 <w:rStyle w:val="Hyperlink"/>
@@ -3591,7 +3591,7 @@
                 <w:noProof/>
                 <w:webHidden/>
               </w:rPr>
-              <w:instrText xml:space="preserve"> PAGEREF _Toc219108284 \h </w:instrText>
+              <w:instrText xml:space="preserve"> PAGEREF _Toc220732575 \h </w:instrText>
             </w:r>
             <w:r>
               <w:rPr>
@@ -3640,7 +3640,7 @@
               <w14:ligatures w14:val="standardContextual"/>
             </w:rPr>
           </w:pPr>
-          <w:hyperlink w:anchor="_Toc219108285" w:history="1">
+          <w:hyperlink w:anchor="_Toc220732576" w:history="1">
             <w:r>
               <w:rPr>
                 <w:rStyle w:val="Hyperlink"/>
@@ -3668,7 +3668,7 @@
                 <w:noProof/>
                 <w:webHidden/>
               </w:rPr>
-              <w:instrText xml:space="preserve"> PAGEREF _Toc219108285 \h </w:instrText>
+              <w:instrText xml:space="preserve"> PAGEREF _Toc220732576 \h </w:instrText>
             </w:r>
             <w:r>
               <w:rPr>
@@ -3717,7 +3717,7 @@
               <w14:ligatures w14:val="standardContextual"/>
             </w:rPr>
           </w:pPr>
-          <w:hyperlink w:anchor="_Toc219108286" w:history="1">
+          <w:hyperlink w:anchor="_Toc220732577" w:history="1">
             <w:r>
               <w:rPr>
                 <w:rStyle w:val="Hyperlink"/>
@@ -3745,7 +3745,7 @@
                 <w:noProof/>
                 <w:webHidden/>
               </w:rPr>
-              <w:instrText xml:space="preserve"> PAGEREF _Toc219108286 \h </w:instrText>
+              <w:instrText xml:space="preserve"> PAGEREF _Toc220732577 \h </w:instrText>
             </w:r>
             <w:r>
               <w:rPr>
@@ -3794,7 +3794,7 @@
               <w14:ligatures w14:val="standardContextual"/>
             </w:rPr>
           </w:pPr>
-          <w:hyperlink w:anchor="_Toc219108287" w:history="1">
+          <w:hyperlink w:anchor="_Toc220732578" w:history="1">
             <w:r>
               <w:rPr>
                 <w:rStyle w:val="Hyperlink"/>
@@ -3822,7 +3822,7 @@
                 <w:noProof/>
                 <w:webHidden/>
               </w:rPr>
-              <w:instrText xml:space="preserve"> PAGEREF _Toc219108287 \h </w:instrText>
+              <w:instrText xml:space="preserve"> PAGEREF _Toc220732578 \h </w:instrText>
             </w:r>
             <w:r>
               <w:rPr>
@@ -3871,7 +3871,7 @@
               <w14:ligatures w14:val="standardContextual"/>
             </w:rPr>
           </w:pPr>
-          <w:hyperlink w:anchor="_Toc219108288" w:history="1">
+          <w:hyperlink w:anchor="_Toc220732579" w:history="1">
             <w:r>
               <w:rPr>
                 <w:rStyle w:val="Hyperlink"/>
@@ -3899,7 +3899,7 @@
                 <w:noProof/>
                 <w:webHidden/>
               </w:rPr>
-              <w:instrText xml:space="preserve"> PAGEREF _Toc219108288 \h </w:instrText>
+              <w:instrText xml:space="preserve"> PAGEREF _Toc220732579 \h </w:instrText>
             </w:r>
             <w:r>
               <w:rPr>
@@ -3948,7 +3948,7 @@
               <w14:ligatures w14:val="standardContextual"/>
             </w:rPr>
           </w:pPr>
-          <w:hyperlink w:anchor="_Toc219108289" w:history="1">
+          <w:hyperlink w:anchor="_Toc220732580" w:history="1">
             <w:r>
               <w:rPr>
                 <w:rStyle w:val="Hyperlink"/>
@@ -3976,7 +3976,7 @@
                 <w:noProof/>
                 <w:webHidden/>
               </w:rPr>
-              <w:instrText xml:space="preserve"> PAGEREF _Toc219108289 \h </w:instrText>
+              <w:instrText xml:space="preserve"> PAGEREF _Toc220732580 \h </w:instrText>
             </w:r>
             <w:r>
               <w:rPr>
@@ -4026,7 +4026,7 @@
               <w14:ligatures w14:val="standardContextual"/>
             </w:rPr>
           </w:pPr>
-          <w:hyperlink w:anchor="_Toc219108290" w:history="1">
+          <w:hyperlink w:anchor="_Toc220732581" w:history="1">
             <w:r>
               <w:rPr>
                 <w:rStyle w:val="Hyperlink"/>
@@ -4054,7 +4054,7 @@
                 <w:noProof/>
                 <w:webHidden/>
               </w:rPr>
-              <w:instrText xml:space="preserve"> PAGEREF _Toc219108290 \h </w:instrText>
+              <w:instrText xml:space="preserve"> PAGEREF _Toc220732581 \h </w:instrText>
             </w:r>
             <w:r>
               <w:rPr>
@@ -4103,7 +4103,7 @@
               <w14:ligatures w14:val="standardContextual"/>
             </w:rPr>
           </w:pPr>
-          <w:hyperlink w:anchor="_Toc219108291" w:history="1">
+          <w:hyperlink w:anchor="_Toc220732582" w:history="1">
             <w:r>
               <w:rPr>
                 <w:rStyle w:val="Hyperlink"/>
@@ -4131,7 +4131,7 @@
                 <w:noProof/>
                 <w:webHidden/>
               </w:rPr>
-              <w:instrText xml:space="preserve"> PAGEREF _Toc219108291 \h </w:instrText>
+              <w:instrText xml:space="preserve"> PAGEREF _Toc220732582 \h </w:instrText>
             </w:r>
             <w:r>
               <w:rPr>
@@ -4178,7 +4178,7 @@
               <w14:ligatures w14:val="standardContextual"/>
             </w:rPr>
           </w:pPr>
-          <w:hyperlink w:anchor="_Toc219108292" w:history="1">
+          <w:hyperlink w:anchor="_Toc220732583" w:history="1">
             <w:r>
               <w:rPr>
                 <w:rStyle w:val="Hyperlink"/>
@@ -4206,7 +4206,7 @@
                 <w:noProof/>
                 <w:webHidden/>
               </w:rPr>
-              <w:instrText xml:space="preserve"> PAGEREF _Toc219108292 \h </w:instrText>
+              <w:instrText xml:space="preserve"> PAGEREF _Toc220732583 \h </w:instrText>
             </w:r>
             <w:r>
               <w:rPr>
@@ -4253,7 +4253,7 @@
               <w14:ligatures w14:val="standardContextual"/>
             </w:rPr>
           </w:pPr>
-          <w:hyperlink w:anchor="_Toc219108293" w:history="1">
+          <w:hyperlink w:anchor="_Toc220732584" w:history="1">
             <w:r>
               <w:rPr>
                 <w:rStyle w:val="Hyperlink"/>
@@ -4281,7 +4281,7 @@
                 <w:noProof/>
                 <w:webHidden/>
               </w:rPr>
-              <w:instrText xml:space="preserve"> PAGEREF _Toc219108293 \h </w:instrText>
+              <w:instrText xml:space="preserve"> PAGEREF _Toc220732584 \h </w:instrText>
             </w:r>
             <w:r>
               <w:rPr>
@@ -4330,7 +4330,7 @@
               <w14:ligatures w14:val="standardContextual"/>
             </w:rPr>
           </w:pPr>
-          <w:hyperlink w:anchor="_Toc219108294" w:history="1">
+          <w:hyperlink w:anchor="_Toc220732585" w:history="1">
             <w:r>
               <w:rPr>
                 <w:rStyle w:val="Hyperlink"/>
@@ -4358,7 +4358,7 @@
                 <w:noProof/>
                 <w:webHidden/>
               </w:rPr>
-              <w:instrText xml:space="preserve"> PAGEREF _Toc219108294 \h </w:instrText>
+              <w:instrText xml:space="preserve"> PAGEREF _Toc220732585 \h </w:instrText>
             </w:r>
             <w:r>
               <w:rPr>
@@ -4405,7 +4405,7 @@
               <w14:ligatures w14:val="standardContextual"/>
             </w:rPr>
           </w:pPr>
-          <w:hyperlink w:anchor="_Toc219108295" w:history="1">
+          <w:hyperlink w:anchor="_Toc220732586" w:history="1">
             <w:r>
               <w:rPr>
                 <w:rStyle w:val="Hyperlink"/>
@@ -4433,7 +4433,7 @@
                 <w:noProof/>
                 <w:webHidden/>
               </w:rPr>
-              <w:instrText xml:space="preserve"> PAGEREF _Toc219108295 \h </w:instrText>
+              <w:instrText xml:space="preserve"> PAGEREF _Toc220732586 \h </w:instrText>
             </w:r>
             <w:r>
               <w:rPr>
@@ -4480,7 +4480,7 @@
               <w14:ligatures w14:val="standardContextual"/>
             </w:rPr>
           </w:pPr>
-          <w:hyperlink w:anchor="_Toc219108296" w:history="1">
+          <w:hyperlink w:anchor="_Toc220732587" w:history="1">
             <w:r>
               <w:rPr>
                 <w:rStyle w:val="Hyperlink"/>
@@ -4508,7 +4508,7 @@
                 <w:noProof/>
                 <w:webHidden/>
               </w:rPr>
-              <w:instrText xml:space="preserve"> PAGEREF _Toc219108296 \h </w:instrText>
+              <w:instrText xml:space="preserve"> PAGEREF _Toc220732587 \h </w:instrText>
             </w:r>
             <w:r>
               <w:rPr>
@@ -4555,7 +4555,7 @@
               <w14:ligatures w14:val="standardContextual"/>
             </w:rPr>
           </w:pPr>
-          <w:hyperlink w:anchor="_Toc219108297" w:history="1">
+          <w:hyperlink w:anchor="_Toc220732588" w:history="1">
             <w:r>
               <w:rPr>
                 <w:rStyle w:val="Hyperlink"/>
@@ -4583,7 +4583,7 @@
                 <w:noProof/>
                 <w:webHidden/>
               </w:rPr>
-              <w:instrText xml:space="preserve"> PAGEREF _Toc219108297 \h </w:instrText>
+              <w:instrText xml:space="preserve"> PAGEREF _Toc220732588 \h </w:instrText>
             </w:r>
             <w:r>
               <w:rPr>
@@ -4632,7 +4632,7 @@
               <w14:ligatures w14:val="standardContextual"/>
             </w:rPr>
           </w:pPr>
-          <w:hyperlink w:anchor="_Toc219108298" w:history="1">
+          <w:hyperlink w:anchor="_Toc220732589" w:history="1">
             <w:r>
               <w:rPr>
                 <w:rStyle w:val="Hyperlink"/>
@@ -4660,7 +4660,7 @@
                 <w:noProof/>
                 <w:webHidden/>
               </w:rPr>
-              <w:instrText xml:space="preserve"> PAGEREF _Toc219108298 \h </w:instrText>
+              <w:instrText xml:space="preserve"> PAGEREF _Toc220732589 \h </w:instrText>
             </w:r>
             <w:r>
               <w:rPr>
@@ -4707,7 +4707,7 @@
               <w14:ligatures w14:val="standardContextual"/>
             </w:rPr>
           </w:pPr>
-          <w:hyperlink w:anchor="_Toc219108299" w:history="1">
+          <w:hyperlink w:anchor="_Toc220732590" w:history="1">
             <w:r>
               <w:rPr>
                 <w:rStyle w:val="Hyperlink"/>
@@ -4735,7 +4735,7 @@
                 <w:noProof/>
                 <w:webHidden/>
               </w:rPr>
-              <w:instrText xml:space="preserve"> PAGEREF _Toc219108299 \h </w:instrText>
+              <w:instrText xml:space="preserve"> PAGEREF _Toc220732590 \h </w:instrText>
             </w:r>
             <w:r>
               <w:rPr>
@@ -4782,7 +4782,7 @@
               <w14:ligatures w14:val="standardContextual"/>
             </w:rPr>
           </w:pPr>
-          <w:hyperlink w:anchor="_Toc219108300" w:history="1">
+          <w:hyperlink w:anchor="_Toc220732591" w:history="1">
             <w:r>
               <w:rPr>
                 <w:rStyle w:val="Hyperlink"/>
@@ -4810,7 +4810,7 @@
                 <w:noProof/>
                 <w:webHidden/>
               </w:rPr>
-              <w:instrText xml:space="preserve"> PAGEREF _Toc219108300 \h </w:instrText>
+              <w:instrText xml:space="preserve"> PAGEREF _Toc220732591 \h </w:instrText>
             </w:r>
             <w:r>
               <w:rPr>
@@ -4857,7 +4857,7 @@
               <w14:ligatures w14:val="standardContextual"/>
             </w:rPr>
           </w:pPr>
-          <w:hyperlink w:anchor="_Toc219108301" w:history="1">
+          <w:hyperlink w:anchor="_Toc220732592" w:history="1">
             <w:r>
               <w:rPr>
                 <w:rStyle w:val="Hyperlink"/>
@@ -4885,7 +4885,7 @@
                 <w:noProof/>
                 <w:webHidden/>
               </w:rPr>
-              <w:instrText xml:space="preserve"> PAGEREF _Toc219108301 \h </w:instrText>
+              <w:instrText xml:space="preserve"> PAGEREF _Toc220732592 \h </w:instrText>
             </w:r>
             <w:r>
               <w:rPr>
@@ -4935,7 +4935,7 @@
               <w14:ligatures w14:val="standardContextual"/>
             </w:rPr>
           </w:pPr>
-          <w:hyperlink w:anchor="_Toc219108302" w:history="1">
+          <w:hyperlink w:anchor="_Toc220732593" w:history="1">
             <w:r>
               <w:rPr>
                 <w:rStyle w:val="Hyperlink"/>
@@ -4963,7 +4963,7 @@
                 <w:noProof/>
                 <w:webHidden/>
               </w:rPr>
-              <w:instrText xml:space="preserve"> PAGEREF _Toc219108302 \h </w:instrText>
+              <w:instrText xml:space="preserve"> PAGEREF _Toc220732593 \h </w:instrText>
             </w:r>
             <w:r>
               <w:rPr>
@@ -5012,7 +5012,7 @@
               <w14:ligatures w14:val="standardContextual"/>
             </w:rPr>
           </w:pPr>
-          <w:hyperlink w:anchor="_Toc219108303" w:history="1">
+          <w:hyperlink w:anchor="_Toc220732594" w:history="1">
             <w:r>
               <w:rPr>
                 <w:rStyle w:val="Hyperlink"/>
@@ -5040,7 +5040,7 @@
                 <w:noProof/>
                 <w:webHidden/>
               </w:rPr>
-              <w:instrText xml:space="preserve"> PAGEREF _Toc219108303 \h </w:instrText>
+              <w:instrText xml:space="preserve"> PAGEREF _Toc220732594 \h </w:instrText>
             </w:r>
             <w:r>
               <w:rPr>
@@ -5089,7 +5089,7 @@
               <w14:ligatures w14:val="standardContextual"/>
             </w:rPr>
           </w:pPr>
-          <w:hyperlink w:anchor="_Toc219108304" w:history="1">
+          <w:hyperlink w:anchor="_Toc220732595" w:history="1">
             <w:r>
               <w:rPr>
                 <w:rStyle w:val="Hyperlink"/>
@@ -5117,7 +5117,7 @@
                 <w:noProof/>
                 <w:webHidden/>
               </w:rPr>
-              <w:instrText xml:space="preserve"> PAGEREF _Toc219108304 \h </w:instrText>
+              <w:instrText xml:space="preserve"> PAGEREF _Toc220732595 \h </w:instrText>
             </w:r>
             <w:r>
               <w:rPr>
@@ -5166,7 +5166,7 @@
               <w14:ligatures w14:val="standardContextual"/>
             </w:rPr>
           </w:pPr>
-          <w:hyperlink w:anchor="_Toc219108305" w:history="1">
+          <w:hyperlink w:anchor="_Toc220732596" w:history="1">
             <w:r>
               <w:rPr>
                 <w:rStyle w:val="Hyperlink"/>
@@ -5194,7 +5194,7 @@
                 <w:noProof/>
                 <w:webHidden/>
               </w:rPr>
-              <w:instrText xml:space="preserve"> PAGEREF _Toc219108305 \h </w:instrText>
+              <w:instrText xml:space="preserve"> PAGEREF _Toc220732596 \h </w:instrText>
             </w:r>
             <w:r>
               <w:rPr>
@@ -5243,7 +5243,7 @@
               <w14:ligatures w14:val="standardContextual"/>
             </w:rPr>
           </w:pPr>
-          <w:hyperlink w:anchor="_Toc219108306" w:history="1">
+          <w:hyperlink w:anchor="_Toc220732597" w:history="1">
             <w:r>
               <w:rPr>
                 <w:rStyle w:val="Hyperlink"/>
@@ -5271,7 +5271,7 @@
                 <w:noProof/>
                 <w:webHidden/>
               </w:rPr>
-              <w:instrText xml:space="preserve"> PAGEREF _Toc219108306 \h </w:instrText>
+              <w:instrText xml:space="preserve"> PAGEREF _Toc220732597 \h </w:instrText>
             </w:r>
             <w:r>
               <w:rPr>
@@ -5320,7 +5320,7 @@
               <w14:ligatures w14:val="standardContextual"/>
             </w:rPr>
           </w:pPr>
-          <w:hyperlink w:anchor="_Toc219108307" w:history="1">
+          <w:hyperlink w:anchor="_Toc220732598" w:history="1">
             <w:r>
               <w:rPr>
                 <w:rStyle w:val="Hyperlink"/>
@@ -5348,7 +5348,7 @@
                 <w:noProof/>
                 <w:webHidden/>
               </w:rPr>
-              <w:instrText xml:space="preserve"> PAGEREF _Toc219108307 \h </w:instrText>
+              <w:instrText xml:space="preserve"> PAGEREF _Toc220732598 \h </w:instrText>
             </w:r>
             <w:r>
               <w:rPr>
@@ -5397,7 +5397,7 @@
               <w14:ligatures w14:val="standardContextual"/>
             </w:rPr>
           </w:pPr>
-          <w:hyperlink w:anchor="_Toc219108308" w:history="1">
+          <w:hyperlink w:anchor="_Toc220732599" w:history="1">
             <w:r>
               <w:rPr>
                 <w:rStyle w:val="Hyperlink"/>
@@ -5425,7 +5425,7 @@
                 <w:noProof/>
                 <w:webHidden/>
               </w:rPr>
-              <w:instrText xml:space="preserve"> PAGEREF _Toc219108308 \h </w:instrText>
+              <w:instrText xml:space="preserve"> PAGEREF _Toc220732599 \h </w:instrText>
             </w:r>
             <w:r>
               <w:rPr>
@@ -5474,7 +5474,7 @@
               <w14:ligatures w14:val="standardContextual"/>
             </w:rPr>
           </w:pPr>
-          <w:hyperlink w:anchor="_Toc219108309" w:history="1">
+          <w:hyperlink w:anchor="_Toc220732600" w:history="1">
             <w:r>
               <w:rPr>
                 <w:rStyle w:val="Hyperlink"/>
@@ -5502,7 +5502,7 @@
                 <w:noProof/>
                 <w:webHidden/>
               </w:rPr>
-              <w:instrText xml:space="preserve"> PAGEREF _Toc219108309 \h </w:instrText>
+              <w:instrText xml:space="preserve"> PAGEREF _Toc220732600 \h </w:instrText>
             </w:r>
             <w:r>
               <w:rPr>
@@ -5551,7 +5551,7 @@
               <w14:ligatures w14:val="standardContextual"/>
             </w:rPr>
           </w:pPr>
-          <w:hyperlink w:anchor="_Toc219108310" w:history="1">
+          <w:hyperlink w:anchor="_Toc220732601" w:history="1">
             <w:r>
               <w:rPr>
                 <w:rStyle w:val="Hyperlink"/>
@@ -5579,7 +5579,7 @@
                 <w:noProof/>
                 <w:webHidden/>
               </w:rPr>
-              <w:instrText xml:space="preserve"> PAGEREF _Toc219108310 \h </w:instrText>
+              <w:instrText xml:space="preserve"> PAGEREF _Toc220732601 \h </w:instrText>
             </w:r>
             <w:r>
               <w:rPr>
@@ -5628,7 +5628,7 @@
               <w14:ligatures w14:val="standardContextual"/>
             </w:rPr>
           </w:pPr>
-          <w:hyperlink w:anchor="_Toc219108311" w:history="1">
+          <w:hyperlink w:anchor="_Toc220732602" w:history="1">
             <w:r>
               <w:rPr>
                 <w:rStyle w:val="Hyperlink"/>
@@ -5656,7 +5656,7 @@
                 <w:noProof/>
                 <w:webHidden/>
               </w:rPr>
-              <w:instrText xml:space="preserve"> PAGEREF _Toc219108311 \h </w:instrText>
+              <w:instrText xml:space="preserve"> PAGEREF _Toc220732602 \h </w:instrText>
             </w:r>
             <w:r>
               <w:rPr>
@@ -5705,7 +5705,7 @@
               <w14:ligatures w14:val="standardContextual"/>
             </w:rPr>
           </w:pPr>
-          <w:hyperlink w:anchor="_Toc219108312" w:history="1">
+          <w:hyperlink w:anchor="_Toc220732603" w:history="1">
             <w:r>
               <w:rPr>
                 <w:rStyle w:val="Hyperlink"/>
@@ -5733,7 +5733,7 @@
                 <w:noProof/>
                 <w:webHidden/>
               </w:rPr>
-              <w:instrText xml:space="preserve"> PAGEREF _Toc219108312 \h </w:instrText>
+              <w:instrText xml:space="preserve"> PAGEREF _Toc220732603 \h </w:instrText>
             </w:r>
             <w:r>
               <w:rPr>
@@ -5782,7 +5782,7 @@
               <w14:ligatures w14:val="standardContextual"/>
             </w:rPr>
           </w:pPr>
-          <w:hyperlink w:anchor="_Toc219108313" w:history="1">
+          <w:hyperlink w:anchor="_Toc220732604" w:history="1">
             <w:r>
               <w:rPr>
                 <w:rStyle w:val="Hyperlink"/>
@@ -5810,7 +5810,7 @@
                 <w:noProof/>
                 <w:webHidden/>
               </w:rPr>
-              <w:instrText xml:space="preserve"> PAGEREF _Toc219108313 \h </w:instrText>
+              <w:instrText xml:space="preserve"> PAGEREF _Toc220732604 \h </w:instrText>
             </w:r>
             <w:r>
               <w:rPr>
@@ -5859,7 +5859,7 @@
               <w14:ligatures w14:val="standardContextual"/>
             </w:rPr>
           </w:pPr>
-          <w:hyperlink w:anchor="_Toc219108314" w:history="1">
+          <w:hyperlink w:anchor="_Toc220732605" w:history="1">
             <w:r>
               <w:rPr>
                 <w:rStyle w:val="Hyperlink"/>
@@ -5887,7 +5887,7 @@
                 <w:noProof/>
                 <w:webHidden/>
               </w:rPr>
-              <w:instrText xml:space="preserve"> PAGEREF _Toc219108314 \h </w:instrText>
+              <w:instrText xml:space="preserve"> PAGEREF _Toc220732605 \h </w:instrText>
             </w:r>
             <w:r>
               <w:rPr>
@@ -5936,7 +5936,7 @@
               <w14:ligatures w14:val="standardContextual"/>
             </w:rPr>
           </w:pPr>
-          <w:hyperlink w:anchor="_Toc219108315" w:history="1">
+          <w:hyperlink w:anchor="_Toc220732606" w:history="1">
             <w:r>
               <w:rPr>
                 <w:rStyle w:val="Hyperlink"/>
@@ -5964,7 +5964,7 @@
                 <w:noProof/>
                 <w:webHidden/>
               </w:rPr>
-              <w:instrText xml:space="preserve"> PAGEREF _Toc219108315 \h </w:instrText>
+              <w:instrText xml:space="preserve"> PAGEREF _Toc220732606 \h </w:instrText>
             </w:r>
             <w:r>
               <w:rPr>
@@ -6013,7 +6013,7 @@
               <w14:ligatures w14:val="standardContextual"/>
             </w:rPr>
           </w:pPr>
-          <w:hyperlink w:anchor="_Toc219108316" w:history="1">
+          <w:hyperlink w:anchor="_Toc220732607" w:history="1">
             <w:r>
               <w:rPr>
                 <w:rStyle w:val="Hyperlink"/>
@@ -6041,7 +6041,7 @@
                 <w:noProof/>
                 <w:webHidden/>
               </w:rPr>
-              <w:instrText xml:space="preserve"> PAGEREF _Toc219108316 \h </w:instrText>
+              <w:instrText xml:space="preserve"> PAGEREF _Toc220732607 \h </w:instrText>
             </w:r>
             <w:r>
               <w:rPr>
@@ -6088,7 +6088,7 @@
               <w14:ligatures w14:val="standardContextual"/>
             </w:rPr>
           </w:pPr>
-          <w:hyperlink w:anchor="_Toc219108317" w:history="1">
+          <w:hyperlink w:anchor="_Toc220732608" w:history="1">
             <w:r>
               <w:rPr>
                 <w:rStyle w:val="Hyperlink"/>
@@ -6116,7 +6116,7 @@
                 <w:noProof/>
                 <w:webHidden/>
               </w:rPr>
-              <w:instrText xml:space="preserve"> PAGEREF _Toc219108317 \h </w:instrText>
+              <w:instrText xml:space="preserve"> PAGEREF _Toc220732608 \h </w:instrText>
             </w:r>
             <w:r>
               <w:rPr>
@@ -6163,7 +6163,7 @@
               <w14:ligatures w14:val="standardContextual"/>
             </w:rPr>
           </w:pPr>
-          <w:hyperlink w:anchor="_Toc219108318" w:history="1">
+          <w:hyperlink w:anchor="_Toc220732609" w:history="1">
             <w:r>
               <w:rPr>
                 <w:rStyle w:val="Hyperlink"/>
@@ -6191,7 +6191,7 @@
                 <w:noProof/>
                 <w:webHidden/>
               </w:rPr>
-              <w:instrText xml:space="preserve"> PAGEREF _Toc219108318 \h </w:instrText>
+              <w:instrText xml:space="preserve"> PAGEREF _Toc220732609 \h </w:instrText>
             </w:r>
             <w:r>
               <w:rPr>
@@ -6238,7 +6238,7 @@
               <w14:ligatures w14:val="standardContextual"/>
             </w:rPr>
           </w:pPr>
-          <w:hyperlink w:anchor="_Toc219108319" w:history="1">
+          <w:hyperlink w:anchor="_Toc220732610" w:history="1">
             <w:r>
               <w:rPr>
                 <w:rStyle w:val="Hyperlink"/>
@@ -6266,7 +6266,7 @@
                 <w:noProof/>
                 <w:webHidden/>
               </w:rPr>
-              <w:instrText xml:space="preserve"> PAGEREF _Toc219108319 \h </w:instrText>
+              <w:instrText xml:space="preserve"> PAGEREF _Toc220732610 \h </w:instrText>
             </w:r>
             <w:r>
               <w:rPr>
@@ -6313,7 +6313,7 @@
               <w14:ligatures w14:val="standardContextual"/>
             </w:rPr>
           </w:pPr>
-          <w:hyperlink w:anchor="_Toc219108320" w:history="1">
+          <w:hyperlink w:anchor="_Toc220732611" w:history="1">
             <w:r>
               <w:rPr>
                 <w:rStyle w:val="Hyperlink"/>
@@ -6341,7 +6341,7 @@
                 <w:noProof/>
                 <w:webHidden/>
               </w:rPr>
-              <w:instrText xml:space="preserve"> PAGEREF _Toc219108320 \h </w:instrText>
+              <w:instrText xml:space="preserve"> PAGEREF _Toc220732611 \h </w:instrText>
             </w:r>
             <w:r>
               <w:rPr>
@@ -6390,7 +6390,7 @@
               <w14:ligatures w14:val="standardContextual"/>
             </w:rPr>
           </w:pPr>
-          <w:hyperlink w:anchor="_Toc219108321" w:history="1">
+          <w:hyperlink w:anchor="_Toc220732612" w:history="1">
             <w:r>
               <w:rPr>
                 <w:rStyle w:val="Hyperlink"/>
@@ -6418,7 +6418,7 @@
                 <w:noProof/>
                 <w:webHidden/>
               </w:rPr>
-              <w:instrText xml:space="preserve"> PAGEREF _Toc219108321 \h </w:instrText>
+              <w:instrText xml:space="preserve"> PAGEREF _Toc220732612 \h </w:instrText>
             </w:r>
             <w:r>
               <w:rPr>
@@ -6467,7 +6467,7 @@
               <w14:ligatures w14:val="standardContextual"/>
             </w:rPr>
           </w:pPr>
-          <w:hyperlink w:anchor="_Toc219108322" w:history="1">
+          <w:hyperlink w:anchor="_Toc220732613" w:history="1">
             <w:r>
               <w:rPr>
                 <w:rStyle w:val="Hyperlink"/>
@@ -6495,7 +6495,7 @@
                 <w:noProof/>
                 <w:webHidden/>
               </w:rPr>
-              <w:instrText xml:space="preserve"> PAGEREF _Toc219108322 \h </w:instrText>
+              <w:instrText xml:space="preserve"> PAGEREF _Toc220732613 \h </w:instrText>
             </w:r>
             <w:r>
               <w:rPr>
@@ -6544,7 +6544,7 @@
               <w14:ligatures w14:val="standardContextual"/>
             </w:rPr>
           </w:pPr>
-          <w:hyperlink w:anchor="_Toc219108323" w:history="1">
+          <w:hyperlink w:anchor="_Toc220732614" w:history="1">
             <w:r>
               <w:rPr>
                 <w:rStyle w:val="Hyperlink"/>
@@ -6572,7 +6572,7 @@
                 <w:noProof/>
                 <w:webHidden/>
               </w:rPr>
-              <w:instrText xml:space="preserve"> PAGEREF _Toc219108323 \h </w:instrText>
+              <w:instrText xml:space="preserve"> PAGEREF _Toc220732614 \h </w:instrText>
             </w:r>
             <w:r>
               <w:rPr>
@@ -6593,6 +6593,464 @@
                 <w:webHidden/>
               </w:rPr>
               <w:t>75</w:t>
+            </w:r>
+            <w:r>
+              <w:rPr>
+                <w:noProof/>
+                <w:webHidden/>
+              </w:rPr>
+              <w:fldChar w:fldCharType="end"/>
+            </w:r>
+          </w:hyperlink>
+        </w:p>
+        <w:p>
+          <w:pPr>
+            <w:pStyle w:val="Inhopg2"/>
+            <w:tabs>
+              <w:tab w:val="right" w:pos="9062"/>
+            </w:tabs>
+            <w:rPr>
+              <w:rFonts w:eastAsiaTheme="minorEastAsia" w:cstheme="minorBidi"/>
+              <w:b w:val="0"/>
+              <w:bCs w:val="0"/>
+              <w:smallCaps w:val="0"/>
+              <w:noProof/>
+              <w:sz w:val="24"/>
+              <w:szCs w:val="24"/>
+              <w:lang w:val="nl-BE" w:eastAsia="nl-BE" w:bidi="ar-SA"/>
+              <w14:ligatures w14:val="standardContextual"/>
+            </w:rPr>
+          </w:pPr>
+          <w:hyperlink w:anchor="_Toc220732615" w:history="1">
+            <w:r>
+              <w:rPr>
+                <w:rStyle w:val="Hyperlink"/>
+                <w:noProof/>
+                <w:lang w:val="nl-NL"/>
+              </w:rPr>
+              <w:t>While</w:t>
+            </w:r>
+            <w:r>
+              <w:rPr>
+                <w:noProof/>
+                <w:webHidden/>
+              </w:rPr>
+              <w:tab/>
+            </w:r>
+            <w:r>
+              <w:rPr>
+                <w:noProof/>
+                <w:webHidden/>
+              </w:rPr>
+              <w:fldChar w:fldCharType="begin"/>
+            </w:r>
+            <w:r>
+              <w:rPr>
+                <w:noProof/>
+                <w:webHidden/>
+              </w:rPr>
+              <w:instrText xml:space="preserve"> PAGEREF _Toc220732615 \h </w:instrText>
+            </w:r>
+            <w:r>
+              <w:rPr>
+                <w:noProof/>
+                <w:webHidden/>
+              </w:rPr>
+            </w:r>
+            <w:r>
+              <w:rPr>
+                <w:noProof/>
+                <w:webHidden/>
+              </w:rPr>
+              <w:fldChar w:fldCharType="separate"/>
+            </w:r>
+            <w:r>
+              <w:rPr>
+                <w:noProof/>
+                <w:webHidden/>
+              </w:rPr>
+              <w:t>76</w:t>
+            </w:r>
+            <w:r>
+              <w:rPr>
+                <w:noProof/>
+                <w:webHidden/>
+              </w:rPr>
+              <w:fldChar w:fldCharType="end"/>
+            </w:r>
+          </w:hyperlink>
+        </w:p>
+        <w:p>
+          <w:pPr>
+            <w:pStyle w:val="Inhopg2"/>
+            <w:tabs>
+              <w:tab w:val="right" w:pos="9062"/>
+            </w:tabs>
+            <w:rPr>
+              <w:rFonts w:eastAsiaTheme="minorEastAsia" w:cstheme="minorBidi"/>
+              <w:b w:val="0"/>
+              <w:bCs w:val="0"/>
+              <w:smallCaps w:val="0"/>
+              <w:noProof/>
+              <w:sz w:val="24"/>
+              <w:szCs w:val="24"/>
+              <w:lang w:val="nl-BE" w:eastAsia="nl-BE" w:bidi="ar-SA"/>
+              <w14:ligatures w14:val="standardContextual"/>
+            </w:rPr>
+          </w:pPr>
+          <w:hyperlink w:anchor="_Toc220732616" w:history="1">
+            <w:r>
+              <w:rPr>
+                <w:rStyle w:val="Hyperlink"/>
+                <w:noProof/>
+                <w:lang w:val="nl-NL"/>
+              </w:rPr>
+              <w:t>basisoefening While:</w:t>
+            </w:r>
+            <w:r>
+              <w:rPr>
+                <w:noProof/>
+                <w:webHidden/>
+              </w:rPr>
+              <w:tab/>
+            </w:r>
+            <w:r>
+              <w:rPr>
+                <w:noProof/>
+                <w:webHidden/>
+              </w:rPr>
+              <w:fldChar w:fldCharType="begin"/>
+            </w:r>
+            <w:r>
+              <w:rPr>
+                <w:noProof/>
+                <w:webHidden/>
+              </w:rPr>
+              <w:instrText xml:space="preserve"> PAGEREF _Toc220732616 \h </w:instrText>
+            </w:r>
+            <w:r>
+              <w:rPr>
+                <w:noProof/>
+                <w:webHidden/>
+              </w:rPr>
+            </w:r>
+            <w:r>
+              <w:rPr>
+                <w:noProof/>
+                <w:webHidden/>
+              </w:rPr>
+              <w:fldChar w:fldCharType="separate"/>
+            </w:r>
+            <w:r>
+              <w:rPr>
+                <w:noProof/>
+                <w:webHidden/>
+              </w:rPr>
+              <w:t>77</w:t>
+            </w:r>
+            <w:r>
+              <w:rPr>
+                <w:noProof/>
+                <w:webHidden/>
+              </w:rPr>
+              <w:fldChar w:fldCharType="end"/>
+            </w:r>
+          </w:hyperlink>
+        </w:p>
+        <w:p>
+          <w:pPr>
+            <w:pStyle w:val="Inhopg2"/>
+            <w:tabs>
+              <w:tab w:val="right" w:pos="9062"/>
+            </w:tabs>
+            <w:rPr>
+              <w:rFonts w:eastAsiaTheme="minorEastAsia" w:cstheme="minorBidi"/>
+              <w:b w:val="0"/>
+              <w:bCs w:val="0"/>
+              <w:smallCaps w:val="0"/>
+              <w:noProof/>
+              <w:sz w:val="24"/>
+              <w:szCs w:val="24"/>
+              <w:lang w:val="nl-BE" w:eastAsia="nl-BE" w:bidi="ar-SA"/>
+              <w14:ligatures w14:val="standardContextual"/>
+            </w:rPr>
+          </w:pPr>
+          <w:hyperlink w:anchor="_Toc220732617" w:history="1">
+            <w:r>
+              <w:rPr>
+                <w:rStyle w:val="Hyperlink"/>
+                <w:noProof/>
+                <w:lang w:val="nl-NL"/>
+              </w:rPr>
+              <w:t>basisoefening While (oplossingen):</w:t>
+            </w:r>
+            <w:r>
+              <w:rPr>
+                <w:noProof/>
+                <w:webHidden/>
+              </w:rPr>
+              <w:tab/>
+            </w:r>
+            <w:r>
+              <w:rPr>
+                <w:noProof/>
+                <w:webHidden/>
+              </w:rPr>
+              <w:fldChar w:fldCharType="begin"/>
+            </w:r>
+            <w:r>
+              <w:rPr>
+                <w:noProof/>
+                <w:webHidden/>
+              </w:rPr>
+              <w:instrText xml:space="preserve"> PAGEREF _Toc220732617 \h </w:instrText>
+            </w:r>
+            <w:r>
+              <w:rPr>
+                <w:noProof/>
+                <w:webHidden/>
+              </w:rPr>
+            </w:r>
+            <w:r>
+              <w:rPr>
+                <w:noProof/>
+                <w:webHidden/>
+              </w:rPr>
+              <w:fldChar w:fldCharType="separate"/>
+            </w:r>
+            <w:r>
+              <w:rPr>
+                <w:noProof/>
+                <w:webHidden/>
+              </w:rPr>
+              <w:t>77</w:t>
+            </w:r>
+            <w:r>
+              <w:rPr>
+                <w:noProof/>
+                <w:webHidden/>
+              </w:rPr>
+              <w:fldChar w:fldCharType="end"/>
+            </w:r>
+          </w:hyperlink>
+        </w:p>
+        <w:p>
+          <w:pPr>
+            <w:pStyle w:val="Inhopg3"/>
+            <w:tabs>
+              <w:tab w:val="right" w:pos="9062"/>
+            </w:tabs>
+            <w:rPr>
+              <w:rFonts w:eastAsiaTheme="minorEastAsia" w:cstheme="minorBidi"/>
+              <w:smallCaps w:val="0"/>
+              <w:noProof/>
+              <w:sz w:val="24"/>
+              <w:szCs w:val="24"/>
+              <w:lang w:val="nl-BE" w:eastAsia="nl-BE" w:bidi="ar-SA"/>
+              <w14:ligatures w14:val="standardContextual"/>
+            </w:rPr>
+          </w:pPr>
+          <w:hyperlink w:anchor="_Toc220732618" w:history="1">
+            <w:r>
+              <w:rPr>
+                <w:rStyle w:val="Hyperlink"/>
+                <w:noProof/>
+                <w:lang w:val="nl-NL"/>
+              </w:rPr>
+              <w:t>Break</w:t>
+            </w:r>
+            <w:r>
+              <w:rPr>
+                <w:noProof/>
+                <w:webHidden/>
+              </w:rPr>
+              <w:tab/>
+            </w:r>
+            <w:r>
+              <w:rPr>
+                <w:noProof/>
+                <w:webHidden/>
+              </w:rPr>
+              <w:fldChar w:fldCharType="begin"/>
+            </w:r>
+            <w:r>
+              <w:rPr>
+                <w:noProof/>
+                <w:webHidden/>
+              </w:rPr>
+              <w:instrText xml:space="preserve"> PAGEREF _Toc220732618 \h </w:instrText>
+            </w:r>
+            <w:r>
+              <w:rPr>
+                <w:noProof/>
+                <w:webHidden/>
+              </w:rPr>
+            </w:r>
+            <w:r>
+              <w:rPr>
+                <w:noProof/>
+                <w:webHidden/>
+              </w:rPr>
+              <w:fldChar w:fldCharType="separate"/>
+            </w:r>
+            <w:r>
+              <w:rPr>
+                <w:noProof/>
+                <w:webHidden/>
+              </w:rPr>
+              <w:t>78</w:t>
+            </w:r>
+            <w:r>
+              <w:rPr>
+                <w:noProof/>
+                <w:webHidden/>
+              </w:rPr>
+              <w:fldChar w:fldCharType="end"/>
+            </w:r>
+          </w:hyperlink>
+        </w:p>
+        <w:p>
+          <w:pPr>
+            <w:pStyle w:val="Inhopg3"/>
+            <w:tabs>
+              <w:tab w:val="right" w:pos="9062"/>
+            </w:tabs>
+            <w:rPr>
+              <w:rFonts w:eastAsiaTheme="minorEastAsia" w:cstheme="minorBidi"/>
+              <w:smallCaps w:val="0"/>
+              <w:noProof/>
+              <w:sz w:val="24"/>
+              <w:szCs w:val="24"/>
+              <w:lang w:val="nl-BE" w:eastAsia="nl-BE" w:bidi="ar-SA"/>
+              <w14:ligatures w14:val="standardContextual"/>
+            </w:rPr>
+          </w:pPr>
+          <w:hyperlink w:anchor="_Toc220732619" w:history="1">
+            <w:r>
+              <w:rPr>
+                <w:rStyle w:val="Hyperlink"/>
+                <w:noProof/>
+                <w:lang w:val="nl-NL"/>
+              </w:rPr>
+              <w:t>Continue</w:t>
+            </w:r>
+            <w:r>
+              <w:rPr>
+                <w:noProof/>
+                <w:webHidden/>
+              </w:rPr>
+              <w:tab/>
+            </w:r>
+            <w:r>
+              <w:rPr>
+                <w:noProof/>
+                <w:webHidden/>
+              </w:rPr>
+              <w:fldChar w:fldCharType="begin"/>
+            </w:r>
+            <w:r>
+              <w:rPr>
+                <w:noProof/>
+                <w:webHidden/>
+              </w:rPr>
+              <w:instrText xml:space="preserve"> PAGEREF _Toc220732619 \h </w:instrText>
+            </w:r>
+            <w:r>
+              <w:rPr>
+                <w:noProof/>
+                <w:webHidden/>
+              </w:rPr>
+            </w:r>
+            <w:r>
+              <w:rPr>
+                <w:noProof/>
+                <w:webHidden/>
+              </w:rPr>
+              <w:fldChar w:fldCharType="separate"/>
+            </w:r>
+            <w:r>
+              <w:rPr>
+                <w:noProof/>
+                <w:webHidden/>
+              </w:rPr>
+              <w:t>80</w:t>
+            </w:r>
+            <w:r>
+              <w:rPr>
+                <w:noProof/>
+                <w:webHidden/>
+              </w:rPr>
+              <w:fldChar w:fldCharType="end"/>
+            </w:r>
+          </w:hyperlink>
+        </w:p>
+        <w:p>
+          <w:pPr>
+            <w:pStyle w:val="Inhopg2"/>
+            <w:tabs>
+              <w:tab w:val="right" w:pos="9062"/>
+            </w:tabs>
+            <w:rPr>
+              <w:rFonts w:eastAsiaTheme="minorEastAsia" w:cstheme="minorBidi"/>
+              <w:b w:val="0"/>
+              <w:bCs w:val="0"/>
+              <w:smallCaps w:val="0"/>
+              <w:noProof/>
+              <w:sz w:val="24"/>
+              <w:szCs w:val="24"/>
+              <w:lang w:val="nl-BE" w:eastAsia="nl-BE" w:bidi="ar-SA"/>
+              <w14:ligatures w14:val="standardContextual"/>
+            </w:rPr>
+          </w:pPr>
+          <w:hyperlink w:anchor="_Toc220732620" w:history="1">
+            <w:r>
+              <w:rPr>
+                <w:rStyle w:val="Hyperlink"/>
+                <w:noProof/>
+                <w:lang w:val="nl-NL"/>
+              </w:rPr>
+              <w:t>Oefeningen op while:</w:t>
+            </w:r>
+            <w:r>
+              <w:rPr>
+                <w:noProof/>
+                <w:webHidden/>
+              </w:rPr>
+              <w:tab/>
+            </w:r>
+            <w:r>
+              <w:rPr>
+                <w:noProof/>
+                <w:webHidden/>
+              </w:rPr>
+              <w:fldChar w:fldCharType="begin"/>
+            </w:r>
+            <w:r>
+              <w:rPr>
+                <w:noProof/>
+                <w:webHidden/>
+              </w:rPr>
+              <w:instrText xml:space="preserve"> PAGEREF _Toc220732620 \h </w:instrText>
+            </w:r>
+            <w:r>
+              <w:rPr>
+                <w:noProof/>
+                <w:webHidden/>
+              </w:rPr>
+            </w:r>
+            <w:r>
+              <w:rPr>
+                <w:noProof/>
+                <w:webHidden/>
+              </w:rPr>
+              <w:fldChar w:fldCharType="separate"/>
+            </w:r>
+            <w:r>
+              <w:rPr>
+                <w:noProof/>
+                <w:webHidden/>
+              </w:rPr>
+              <w:t>80</w:t>
             </w:r>
             <w:r>
               <w:rPr>
@@ -6622,13 +7080,91 @@
               <w14:ligatures w14:val="standardContextual"/>
             </w:rPr>
           </w:pPr>
-          <w:hyperlink w:anchor="_Toc219108324" w:history="1">
+          <w:hyperlink w:anchor="_Toc220732621" w:history="1">
             <w:r>
               <w:rPr>
                 <w:rStyle w:val="Hyperlink"/>
                 <w:noProof/>
                 <w:lang w:val="nl-NL"/>
               </w:rPr>
+              <w:t>Functies</w:t>
+            </w:r>
+            <w:r>
+              <w:rPr>
+                <w:noProof/>
+                <w:webHidden/>
+              </w:rPr>
+              <w:tab/>
+            </w:r>
+            <w:r>
+              <w:rPr>
+                <w:noProof/>
+                <w:webHidden/>
+              </w:rPr>
+              <w:fldChar w:fldCharType="begin"/>
+            </w:r>
+            <w:r>
+              <w:rPr>
+                <w:noProof/>
+                <w:webHidden/>
+              </w:rPr>
+              <w:instrText xml:space="preserve"> PAGEREF _Toc220732621 \h </w:instrText>
+            </w:r>
+            <w:r>
+              <w:rPr>
+                <w:noProof/>
+                <w:webHidden/>
+              </w:rPr>
+            </w:r>
+            <w:r>
+              <w:rPr>
+                <w:noProof/>
+                <w:webHidden/>
+              </w:rPr>
+              <w:fldChar w:fldCharType="separate"/>
+            </w:r>
+            <w:r>
+              <w:rPr>
+                <w:noProof/>
+                <w:webHidden/>
+              </w:rPr>
+              <w:t>82</w:t>
+            </w:r>
+            <w:r>
+              <w:rPr>
+                <w:noProof/>
+                <w:webHidden/>
+              </w:rPr>
+              <w:fldChar w:fldCharType="end"/>
+            </w:r>
+          </w:hyperlink>
+        </w:p>
+        <w:p>
+          <w:pPr>
+            <w:pStyle w:val="Inhopg1"/>
+            <w:tabs>
+              <w:tab w:val="right" w:pos="9062"/>
+            </w:tabs>
+            <w:rPr>
+              <w:rFonts w:eastAsiaTheme="minorEastAsia" w:cstheme="minorBidi"/>
+              <w:b w:val="0"/>
+              <w:bCs w:val="0"/>
+              <w:caps w:val="0"/>
+              <w:noProof/>
+              <w:sz w:val="24"/>
+              <w:szCs w:val="24"/>
+              <w:u w:val="none"/>
+              <w:lang w:val="nl-BE" w:eastAsia="nl-BE" w:bidi="ar-SA"/>
+              <w14:ligatures w14:val="standardContextual"/>
+            </w:rPr>
+          </w:pPr>
+          <w:hyperlink w:anchor="_Toc220732622" w:history="1">
+            <w:r>
+              <w:rPr>
+                <w:rStyle w:val="Hyperlink"/>
+                <w:noProof/>
+                <w:lang w:val="nl-NL"/>
+              </w:rPr>
               <w:t>Hulp bij programmeren/algoritmes</w:t>
             </w:r>
             <w:r>
@@ -6650,7 +7186,7 @@
                 <w:noProof/>
                 <w:webHidden/>
               </w:rPr>
-              <w:instrText xml:space="preserve"> PAGEREF _Toc219108324 \h </w:instrText>
+              <w:instrText xml:space="preserve"> PAGEREF _Toc220732622 \h </w:instrText>
             </w:r>
             <w:r>
               <w:rPr>
@@ -6670,7 +7206,7 @@
                 <w:noProof/>
                 <w:webHidden/>
               </w:rPr>
-              <w:t>77</w:t>
+              <w:t>83</w:t>
             </w:r>
             <w:r>
               <w:rPr>
@@ -6850,7 +7386,7 @@
           </w:pPr>
           <w:bookmarkStart w:id="0" w:name="_Toc219108031"/>
           <w:bookmarkStart w:id="1" w:name="_Toc219108115"/>
-          <w:bookmarkStart w:id="2" w:name="_Toc219108248"/>
+          <w:bookmarkStart w:id="2" w:name="_Toc220732539"/>
           <w:r>
             <w:rPr>
               <w:lang w:val="nl-NL"/>
@@ -6892,7 +7428,7 @@
           </w:pPr>
           <w:bookmarkStart w:id="3" w:name="_Toc219108032"/>
           <w:bookmarkStart w:id="4" w:name="_Toc219108116"/>
-          <w:bookmarkStart w:id="5" w:name="_Toc219108249"/>
+          <w:bookmarkStart w:id="5" w:name="_Toc220732540"/>
           <w:r>
             <w:rPr>
               <w:rFonts w:eastAsia="Times New Roman"/>
@@ -7176,7 +7712,7 @@
       </w:pPr>
       <w:bookmarkStart w:id="6" w:name="_Toc219108033"/>
       <w:bookmarkStart w:id="7" w:name="_Toc219108117"/>
-      <w:bookmarkStart w:id="8" w:name="_Toc219108250"/>
+      <w:bookmarkStart w:id="8" w:name="_Toc220732541"/>
       <w:r>
         <w:rPr>
           <w:lang w:val="nl-NL"/>
@@ -7717,7 +8253,7 @@
       </w:pPr>
       <w:bookmarkStart w:id="9" w:name="_Toc219108034"/>
       <w:bookmarkStart w:id="10" w:name="_Toc219108118"/>
-      <w:bookmarkStart w:id="11" w:name="_Toc219108251"/>
+      <w:bookmarkStart w:id="11" w:name="_Toc220732542"/>
       <w:r>
         <w:rPr>
           <w:lang w:val="nl-NL"/>
@@ -7845,7 +8381,7 @@
       </w:pPr>
       <w:bookmarkStart w:id="12" w:name="_Toc219108035"/>
       <w:bookmarkStart w:id="13" w:name="_Toc219108119"/>
-      <w:bookmarkStart w:id="14" w:name="_Toc219108252"/>
+      <w:bookmarkStart w:id="14" w:name="_Toc220732543"/>
       <w:r>
         <w:rPr>
           <w:lang w:val="nl-NL"/>
@@ -7962,7 +8498,7 @@
       </w:pPr>
       <w:bookmarkStart w:id="15" w:name="_Toc219108036"/>
       <w:bookmarkStart w:id="16" w:name="_Toc219108120"/>
-      <w:bookmarkStart w:id="17" w:name="_Toc219108253"/>
+      <w:bookmarkStart w:id="17" w:name="_Toc220732544"/>
       <w:proofErr w:type="spellStart"/>
       <w:r>
         <w:rPr>
@@ -8829,7 +9365,7 @@
       </w:pPr>
       <w:bookmarkStart w:id="18" w:name="_Toc219108037"/>
       <w:bookmarkStart w:id="19" w:name="_Toc219108121"/>
-      <w:bookmarkStart w:id="20" w:name="_Toc219108254"/>
+      <w:bookmarkStart w:id="20" w:name="_Toc220732545"/>
       <w:r>
         <w:rPr>
           <w:lang w:val="nl-NL"/>
@@ -9269,7 +9805,38 @@
         <w:rPr>
           <w:lang w:val="nl-NL"/>
         </w:rPr>
-        <w:t xml:space="preserve">datatypes niet compatibel is. Beter is om een </w:t>
+        <w:t xml:space="preserve">datatypes niet compatibel is. </w:t>
+      </w:r>
+    </w:p>
+    <w:p>
+      <w:pPr>
+        <w:rPr>
+          <w:lang w:val="nl-NL"/>
+        </w:rPr>
+      </w:pPr>
+      <w:r>
+        <w:rPr>
+          <w:lang w:val="nl-NL"/>
+        </w:rPr>
+        <w:t xml:space="preserve">Een andere manier is door een komma te gebruiken tussen verschillende waarden (strings, variabelen, </w:t>
+      </w:r>
+      <w:r>
+        <w:rPr>
+          <w:lang w:val="nl-NL"/>
+        </w:rPr>
+        <w:t xml:space="preserve">getallen, …). Op die manier worden de verschillende delen aan elkaar </w:t>
+      </w:r>
+      <w:r>
+        <w:rPr>
+          <w:lang w:val="nl-NL"/>
+        </w:rPr>
+        <w:t xml:space="preserve">gehangen, met een spatie ertussen. Zo heeft het onderstaande programma de uitvoer: </w:t>
+      </w:r>
+      <w:r>
+        <w:rPr>
+          <w:lang w:val="nl-NL"/>
+        </w:rPr>
+        <w:t xml:space="preserve">"Hallo </w:t>
       </w:r>
       <w:r>
         <w:rPr>
@@ -9277,13 +9844,7 @@
           <w:iCs/>
           <w:lang w:val="nl-NL"/>
         </w:rPr>
-        <w:t>format</w:t>
-      </w:r>
-      <w:r>
-        <w:rPr>
-          <w:lang w:val="nl-NL"/>
-        </w:rPr>
-        <w:t xml:space="preserve"> te gebruiken. Hiervoor typ je een </w:t>
+        <w:t>naam</w:t>
       </w:r>
       <w:r>
         <w:rPr>
@@ -9291,6 +9852,109 @@
           <w:iCs/>
           <w:lang w:val="nl-NL"/>
         </w:rPr>
+        <w:t xml:space="preserve"> </w:t>
+      </w:r>
+      <w:r>
+        <w:rPr>
+          <w:lang w:val="nl-NL"/>
+        </w:rPr>
+        <w:t>!".</w:t>
+      </w:r>
+    </w:p>
+    <w:p>
+      <w:pPr>
+        <w:pStyle w:val="Code"/>
+        <w:numPr>
+          <w:ilvl w:val="0"/>
+          <w:numId w:val="231"/>
+        </w:numPr>
+        <w:rPr>
+          <w:lang w:val="nl-NL"/>
+        </w:rPr>
+      </w:pPr>
+      <w:r>
+        <w:rPr>
+          <w:lang w:val="nl-NL"/>
+        </w:rPr>
+        <w:t>naam = input("Wat is jouw naam? ")</w:t>
+      </w:r>
+    </w:p>
+    <w:p>
+      <w:pPr>
+        <w:pStyle w:val="Code"/>
+        <w:numPr>
+          <w:ilvl w:val="0"/>
+          <w:numId w:val="231"/>
+        </w:numPr>
+        <w:rPr>
+          <w:lang w:val="nl-NL"/>
+        </w:rPr>
+      </w:pPr>
+      <w:r>
+        <w:rPr>
+          <w:lang w:val="nl-NL"/>
+        </w:rPr>
+        <w:t>print("</w:t>
+      </w:r>
+      <w:proofErr w:type="spellStart"/>
+      <w:r>
+        <w:rPr>
+          <w:lang w:val="nl-NL"/>
+        </w:rPr>
+        <w:t>Hallo",naam</w:t>
+      </w:r>
+      <w:proofErr w:type="spellEnd"/>
+      <w:r>
+        <w:rPr>
+          <w:lang w:val="nl-NL"/>
+        </w:rPr>
+        <w:t>,"!"</w:t>
+      </w:r>
+      <w:r>
+        <w:rPr>
+          <w:lang w:val="nl-NL"/>
+        </w:rPr>
+        <w:t>)</w:t>
+      </w:r>
+    </w:p>
+    <w:p>
+      <w:pPr>
+        <w:rPr>
+          <w:lang w:val="nl-NL"/>
+        </w:rPr>
+      </w:pPr>
+      <w:r>
+        <w:rPr>
+          <w:lang w:val="nl-NL"/>
+        </w:rPr>
+        <w:t>Als je de automatische spaties tussen de verschillende onderdelen niet wil, kan je</w:t>
+      </w:r>
+      <w:r>
+        <w:rPr>
+          <w:lang w:val="nl-NL"/>
+        </w:rPr>
+        <w:t xml:space="preserve"> een </w:t>
+      </w:r>
+      <w:r>
+        <w:rPr>
+          <w:i/>
+          <w:iCs/>
+          <w:lang w:val="nl-NL"/>
+        </w:rPr>
+        <w:t>f-string</w:t>
+      </w:r>
+      <w:r>
+        <w:rPr>
+          <w:lang w:val="nl-NL"/>
+        </w:rPr>
+        <w:t xml:space="preserve"> gebruiken. Hiervoor typ je een </w:t>
+      </w:r>
+      <w:r>
+        <w:rPr>
+          <w:i/>
+          <w:iCs/>
+          <w:lang w:val="nl-NL"/>
+        </w:rPr>
         <w:t>f</w:t>
       </w:r>
       <w:r>
@@ -9303,7 +9967,7 @@
         <w:rPr>
           <w:lang w:val="nl-NL"/>
         </w:rPr>
-        <w:t xml:space="preserve">een string en gebruik je accolades als </w:t>
+        <w:t xml:space="preserve">string en gebruik je accolades als </w:t>
       </w:r>
       <w:proofErr w:type="spellStart"/>
       <w:r>
@@ -9420,12 +10084,6 @@
           <w:lang w:val="nl-NL"/>
         </w:rPr>
         <w:t>"</w:t>
-      </w:r>
-      <w:r>
-        <w:rPr>
-          <w:lang w:val="nl-NL"/>
-        </w:rPr>
-        <w:t xml:space="preserve"> </w:t>
       </w:r>
     </w:p>
     <w:p>
@@ -9437,7 +10095,7 @@
       </w:pPr>
       <w:bookmarkStart w:id="21" w:name="_Toc219108038"/>
       <w:bookmarkStart w:id="22" w:name="_Toc219108122"/>
-      <w:bookmarkStart w:id="23" w:name="_Toc219108255"/>
+      <w:bookmarkStart w:id="23" w:name="_Toc220732546"/>
       <w:r>
         <w:rPr>
           <w:lang w:val="nl-NL"/>
@@ -9539,6 +10197,7 @@
           <w:rStyle w:val="Opsommingstekens"/>
           <w:lang w:val="nl-NL" w:eastAsia="nl-BE" w:bidi="ar-SA"/>
         </w:rPr>
+        <w:lastRenderedPageBreak/>
         <w:t>Laat de gebruiker een titel van een film intypen ("Film: ") en toon op het scherm "Ik kijk graag naar ", gevolgd door de titel van de film en tenslotte nog een uitroepingsteken.</w:t>
       </w:r>
     </w:p>
@@ -9566,7 +10225,7 @@
       </w:pPr>
       <w:bookmarkStart w:id="24" w:name="_Toc219108039"/>
       <w:bookmarkStart w:id="25" w:name="_Toc219108123"/>
-      <w:bookmarkStart w:id="26" w:name="_Toc219108256"/>
+      <w:bookmarkStart w:id="26" w:name="_Toc220732547"/>
       <w:r>
         <w:rPr>
           <w:lang w:val="nl-NL"/>
@@ -9613,7 +10272,6 @@
         <w:rPr>
           <w:lang w:val="nl-NL" w:eastAsia="nl-BE" w:bidi="ar-SA"/>
         </w:rPr>
-        <w:lastRenderedPageBreak/>
         <w:t>naam = input(</w:t>
       </w:r>
       <w:r>
@@ -9972,7 +10630,7 @@
       </w:pPr>
       <w:bookmarkStart w:id="27" w:name="_Toc219108040"/>
       <w:bookmarkStart w:id="28" w:name="_Toc219108124"/>
-      <w:bookmarkStart w:id="29" w:name="_Toc219108257"/>
+      <w:bookmarkStart w:id="29" w:name="_Toc220732548"/>
       <w:r>
         <w:rPr>
           <w:lang w:val="nl-NL"/>
@@ -10036,6 +10694,7 @@
         <w:rPr>
           <w:lang w:val="nl-NL"/>
         </w:rPr>
+        <w:lastRenderedPageBreak/>
         <w:t xml:space="preserve">Maak een variabele </w:t>
       </w:r>
       <w:r>
@@ -10290,7 +10949,6 @@
         <w:rPr>
           <w:lang w:val="nl-NL"/>
         </w:rPr>
-        <w:lastRenderedPageBreak/>
         <w:t>Vraag naar een favoriete quote uit een film (</w:t>
       </w:r>
       <w:r>
@@ -10563,7 +11221,7 @@
       </w:pPr>
       <w:bookmarkStart w:id="30" w:name="_Toc219108041"/>
       <w:bookmarkStart w:id="31" w:name="_Toc219108125"/>
-      <w:bookmarkStart w:id="32" w:name="_Toc219108258"/>
+      <w:bookmarkStart w:id="32" w:name="_Toc220732549"/>
       <w:r>
         <w:rPr>
           <w:lang w:val="nl-NL"/>
@@ -10766,6 +11424,7 @@
         <w:rPr>
           <w:lang w:val="nl-NL"/>
         </w:rPr>
+        <w:lastRenderedPageBreak/>
         <w:t>Vraag de gebruiker om een naam in te geven ("Naam: "). Vervolgens schrijf je de naam weg op het scherm.</w:t>
       </w:r>
     </w:p>
@@ -11156,46 +11815,31 @@
         </w:rPr>
         <w:t>print(</w:t>
       </w:r>
-      <w:proofErr w:type="spellStart"/>
-      <w:r>
-        <w:rPr>
-          <w:color w:val="0000FF"/>
-          <w:lang w:val="nl-NL" w:eastAsia="nl-BE" w:bidi="ar-SA"/>
-        </w:rPr>
-        <w:t>f</w:t>
-      </w:r>
-      <w:r>
-        <w:rPr>
-          <w:lang w:val="nl-NL" w:eastAsia="nl-BE" w:bidi="ar-SA"/>
-        </w:rPr>
-        <w:t>'Mijn</w:t>
-      </w:r>
-      <w:proofErr w:type="spellEnd"/>
-      <w:r>
-        <w:rPr>
-          <w:lang w:val="nl-NL" w:eastAsia="nl-BE" w:bidi="ar-SA"/>
-        </w:rPr>
-        <w:t xml:space="preserve"> favoriete quote: "</w:t>
+      <w:r>
+        <w:rPr>
+          <w:lang w:val="nl-NL" w:eastAsia="nl-BE" w:bidi="ar-SA"/>
+        </w:rPr>
+        <w:t>'Mijn favoriete quote:</w:t>
+      </w:r>
+      <w:r>
+        <w:rPr>
+          <w:lang w:val="nl-NL" w:eastAsia="nl-BE" w:bidi="ar-SA"/>
+        </w:rPr>
+        <w:t>'</w:t>
       </w:r>
       <w:r>
         <w:rPr>
           <w:color w:val="000000"/>
           <w:lang w:val="nl-NL" w:eastAsia="nl-BE" w:bidi="ar-SA"/>
         </w:rPr>
-        <w:t>{quote}</w:t>
-      </w:r>
-      <w:r>
-        <w:rPr>
-          <w:lang w:val="nl-NL" w:eastAsia="nl-BE" w:bidi="ar-SA"/>
-        </w:rPr>
-        <w:t>"'</w:t>
+        <w:t xml:space="preserve">, </w:t>
       </w:r>
       <w:r>
         <w:rPr>
           <w:color w:val="000000"/>
           <w:lang w:val="nl-NL" w:eastAsia="nl-BE" w:bidi="ar-SA"/>
         </w:rPr>
-        <w:t>)</w:t>
+        <w:t>quote)</w:t>
       </w:r>
     </w:p>
     <w:p>
@@ -11640,7 +12284,7 @@
       </w:pPr>
       <w:bookmarkStart w:id="33" w:name="_Toc219108042"/>
       <w:bookmarkStart w:id="34" w:name="_Toc219108126"/>
-      <w:bookmarkStart w:id="35" w:name="_Toc219108259"/>
+      <w:bookmarkStart w:id="35" w:name="_Toc220732550"/>
       <w:proofErr w:type="spellStart"/>
       <w:r>
         <w:rPr>
@@ -11742,7 +12386,7 @@
       </w:pPr>
       <w:bookmarkStart w:id="36" w:name="_Toc219108043"/>
       <w:bookmarkStart w:id="37" w:name="_Toc219108127"/>
-      <w:bookmarkStart w:id="38" w:name="_Toc219108260"/>
+      <w:bookmarkStart w:id="38" w:name="_Toc220732551"/>
       <w:proofErr w:type="spellStart"/>
       <w:r>
         <w:rPr>
@@ -12081,7 +12725,7 @@
       <w:bookmarkStart w:id="39" w:name="_Toc207858288"/>
       <w:bookmarkStart w:id="40" w:name="_Toc219108044"/>
       <w:bookmarkStart w:id="41" w:name="_Toc219108128"/>
-      <w:bookmarkStart w:id="42" w:name="_Toc219108261"/>
+      <w:bookmarkStart w:id="42" w:name="_Toc220732552"/>
       <w:r>
         <w:rPr>
           <w:lang w:val="nl-NL"/>
@@ -12131,7 +12775,19 @@
         <w:rPr>
           <w:lang w:val="nl-NL"/>
         </w:rPr>
-        <w:t xml:space="preserve"> is een geheel getal. Hiermee kan je de standaardbewerkingen +, -, * (maal) en / doen. Let op: er zijn 2 soorten delingen. Met één enkele / voer je een gewone deling uit. Als je echter 2 / gebruikt, dan voer je een deling uit waarbij je afrond naar het dichtste gehele getal naar onder.</w:t>
+        <w:t xml:space="preserve"> is een geheel getal. Hiermee kan je de standaardbewerkingen +, -, * (maal) en / doen. Let op: er zijn 2 soorten delingen. Met één enkele / voer je een gewone deling uit. Als je echter 2 / gebruikt</w:t>
+      </w:r>
+      <w:r>
+        <w:rPr>
+          <w:lang w:val="nl-NL"/>
+        </w:rPr>
+        <w:t xml:space="preserve"> (//)</w:t>
+      </w:r>
+      <w:r>
+        <w:rPr>
+          <w:lang w:val="nl-NL"/>
+        </w:rPr>
+        <w:t>, dan voer je een deling uit waarbij je afrond naar het dichtste gehele getal naar onder.</w:t>
       </w:r>
     </w:p>
     <w:p>
@@ -12363,7 +13019,7 @@
       <w:bookmarkStart w:id="43" w:name="_Toc207858289"/>
       <w:bookmarkStart w:id="44" w:name="_Toc219108045"/>
       <w:bookmarkStart w:id="45" w:name="_Toc219108129"/>
-      <w:bookmarkStart w:id="46" w:name="_Toc219108262"/>
+      <w:bookmarkStart w:id="46" w:name="_Toc220732553"/>
       <w:proofErr w:type="spellStart"/>
       <w:r>
         <w:rPr>
@@ -12794,7 +13450,7 @@
       <w:bookmarkStart w:id="47" w:name="_Toc207858290"/>
       <w:bookmarkStart w:id="48" w:name="_Toc219108046"/>
       <w:bookmarkStart w:id="49" w:name="_Toc219108130"/>
-      <w:bookmarkStart w:id="50" w:name="_Toc219108263"/>
+      <w:bookmarkStart w:id="50" w:name="_Toc220732554"/>
       <w:proofErr w:type="spellStart"/>
       <w:r>
         <w:rPr>
@@ -13369,7 +14025,7 @@
       </w:pPr>
       <w:bookmarkStart w:id="51" w:name="_Toc219108047"/>
       <w:bookmarkStart w:id="52" w:name="_Toc219108131"/>
-      <w:bookmarkStart w:id="53" w:name="_Toc219108264"/>
+      <w:bookmarkStart w:id="53" w:name="_Toc220732555"/>
       <w:bookmarkStart w:id="54" w:name="_Toc207858291"/>
       <w:r>
         <w:rPr>
@@ -13544,7 +14200,7 @@
       </w:pPr>
       <w:bookmarkStart w:id="55" w:name="_Toc219108048"/>
       <w:bookmarkStart w:id="56" w:name="_Toc219108132"/>
-      <w:bookmarkStart w:id="57" w:name="_Toc219108265"/>
+      <w:bookmarkStart w:id="57" w:name="_Toc220732556"/>
       <w:r>
         <w:rPr>
           <w:lang w:val="nl-NL"/>
@@ -14275,7 +14931,7 @@
       </w:pPr>
       <w:bookmarkStart w:id="58" w:name="_Toc219108049"/>
       <w:bookmarkStart w:id="59" w:name="_Toc219108133"/>
-      <w:bookmarkStart w:id="60" w:name="_Toc219108266"/>
+      <w:bookmarkStart w:id="60" w:name="_Toc220732557"/>
       <w:r>
         <w:rPr>
           <w:lang w:val="nl-NL"/>
@@ -14493,7 +15149,7 @@
       </w:pPr>
       <w:bookmarkStart w:id="61" w:name="_Toc219108050"/>
       <w:bookmarkStart w:id="62" w:name="_Toc219108134"/>
-      <w:bookmarkStart w:id="63" w:name="_Toc219108267"/>
+      <w:bookmarkStart w:id="63" w:name="_Toc220732558"/>
       <w:r>
         <w:rPr>
           <w:lang w:val="nl-NL"/>
@@ -15289,7 +15945,7 @@
       </w:pPr>
       <w:bookmarkStart w:id="64" w:name="_Toc219108051"/>
       <w:bookmarkStart w:id="65" w:name="_Toc219108135"/>
-      <w:bookmarkStart w:id="66" w:name="_Toc219108268"/>
+      <w:bookmarkStart w:id="66" w:name="_Toc220732559"/>
       <w:r>
         <w:rPr>
           <w:lang w:val="nl-NL"/>
@@ -15390,7 +16046,7 @@
       </w:pPr>
       <w:bookmarkStart w:id="67" w:name="_Toc219108052"/>
       <w:bookmarkStart w:id="68" w:name="_Toc219108136"/>
-      <w:bookmarkStart w:id="69" w:name="_Toc219108269"/>
+      <w:bookmarkStart w:id="69" w:name="_Toc220732560"/>
       <w:r>
         <w:rPr>
           <w:lang w:val="nl-NL"/>
@@ -16035,7 +16691,7 @@
       </w:pPr>
       <w:bookmarkStart w:id="70" w:name="_Toc219108053"/>
       <w:bookmarkStart w:id="71" w:name="_Toc219108137"/>
-      <w:bookmarkStart w:id="72" w:name="_Toc219108270"/>
+      <w:bookmarkStart w:id="72" w:name="_Toc220732561"/>
       <w:r>
         <w:rPr>
           <w:lang w:val="nl-NL"/>
@@ -16523,7 +17179,7 @@
       </w:pPr>
       <w:bookmarkStart w:id="73" w:name="_Toc219108054"/>
       <w:bookmarkStart w:id="74" w:name="_Toc219108138"/>
-      <w:bookmarkStart w:id="75" w:name="_Toc219108271"/>
+      <w:bookmarkStart w:id="75" w:name="_Toc220732562"/>
       <w:r>
         <w:rPr>
           <w:lang w:val="nl-NL"/>
@@ -18447,7 +19103,7 @@
       </w:pPr>
       <w:bookmarkStart w:id="76" w:name="_Toc219108055"/>
       <w:bookmarkStart w:id="77" w:name="_Toc219108139"/>
-      <w:bookmarkStart w:id="78" w:name="_Toc219108272"/>
+      <w:bookmarkStart w:id="78" w:name="_Toc220732563"/>
       <w:proofErr w:type="spellStart"/>
       <w:r>
         <w:rPr>
@@ -18735,7 +19391,7 @@
       </w:pPr>
       <w:bookmarkStart w:id="79" w:name="_Toc219108056"/>
       <w:bookmarkStart w:id="80" w:name="_Toc219108140"/>
-      <w:bookmarkStart w:id="81" w:name="_Toc219108273"/>
+      <w:bookmarkStart w:id="81" w:name="_Toc220732564"/>
       <w:proofErr w:type="spellStart"/>
       <w:r>
         <w:rPr>
@@ -19635,7 +20291,7 @@
       </w:pPr>
       <w:bookmarkStart w:id="82" w:name="_Toc219108057"/>
       <w:bookmarkStart w:id="83" w:name="_Toc219108141"/>
-      <w:bookmarkStart w:id="84" w:name="_Toc219108274"/>
+      <w:bookmarkStart w:id="84" w:name="_Toc220732565"/>
       <w:r>
         <w:rPr>
           <w:lang w:val="nl-NL"/>
@@ -20266,7 +20922,7 @@
       <w:bookmarkStart w:id="85" w:name="_Toc208643248"/>
       <w:bookmarkStart w:id="86" w:name="_Toc219108058"/>
       <w:bookmarkStart w:id="87" w:name="_Toc219108142"/>
-      <w:bookmarkStart w:id="88" w:name="_Toc219108275"/>
+      <w:bookmarkStart w:id="88" w:name="_Toc220732566"/>
       <w:proofErr w:type="spellStart"/>
       <w:r>
         <w:rPr>
@@ -20277,8 +20933,14 @@
       <w:bookmarkEnd w:id="85"/>
       <w:bookmarkEnd w:id="86"/>
       <w:bookmarkEnd w:id="87"/>
+      <w:proofErr w:type="spellEnd"/>
+      <w:r>
+        <w:rPr>
+          <w:lang w:val="nl-NL"/>
+        </w:rPr>
+        <w:t xml:space="preserve"> (overlopen van waarden)</w:t>
+      </w:r>
       <w:bookmarkEnd w:id="88"/>
-      <w:proofErr w:type="spellEnd"/>
     </w:p>
     <w:p>
       <w:pPr>
@@ -20431,7 +21093,7 @@
       </w:pPr>
       <w:bookmarkStart w:id="90" w:name="_Toc219108059"/>
       <w:bookmarkStart w:id="91" w:name="_Toc219108143"/>
-      <w:bookmarkStart w:id="92" w:name="_Toc219108276"/>
+      <w:bookmarkStart w:id="92" w:name="_Toc220732567"/>
       <w:r>
         <w:rPr>
           <w:lang w:val="nl-NL"/>
@@ -21114,6 +21776,236 @@
         <w:t xml:space="preserve"> wijzigingen hierop kan uitvoeren.</w:t>
       </w:r>
     </w:p>
+    <w:tbl>
+      <w:tblPr>
+        <w:tblStyle w:val="Tabelraster"/>
+        <w:tblW w:w="0" w:type="auto"/>
+        <w:tblBorders>
+          <w:top w:val="none" w:sz="0" w:space="0" w:color="auto"/>
+          <w:left w:val="none" w:sz="0" w:space="0" w:color="auto"/>
+          <w:bottom w:val="none" w:sz="0" w:space="0" w:color="auto"/>
+          <w:right w:val="none" w:sz="0" w:space="0" w:color="auto"/>
+          <w:insideH w:val="none" w:sz="0" w:space="0" w:color="auto"/>
+          <w:insideV w:val="none" w:sz="0" w:space="0" w:color="auto"/>
+        </w:tblBorders>
+        <w:tblLook w:val="04A0" w:firstRow="1" w:lastRow="0" w:firstColumn="1" w:lastColumn="0" w:noHBand="0" w:noVBand="1"/>
+      </w:tblPr>
+      <w:tblGrid>
+        <w:gridCol w:w="2265"/>
+        <w:gridCol w:w="2265"/>
+        <w:gridCol w:w="2266"/>
+        <w:gridCol w:w="2266"/>
+      </w:tblGrid>
+      <w:tr>
+        <w:tc>
+          <w:tcPr>
+            <w:tcW w:w="2265" w:type="dxa"/>
+            <w:vAlign w:val="center"/>
+          </w:tcPr>
+          <w:p>
+            <w:pPr>
+              <w:spacing w:before="120"/>
+              <w:jc w:val="center"/>
+              <w:rPr>
+                <w:lang w:val="nl-NL"/>
+              </w:rPr>
+            </w:pPr>
+            <w:r>
+              <w:rPr>
+                <w:lang w:val="nl-NL"/>
+              </w:rPr>
+              <w:t>Positie</w:t>
+            </w:r>
+          </w:p>
+        </w:tc>
+        <w:tc>
+          <w:tcPr>
+            <w:tcW w:w="2265" w:type="dxa"/>
+            <w:tcBorders>
+              <w:bottom w:val="single" w:sz="4" w:space="0" w:color="auto"/>
+            </w:tcBorders>
+            <w:vAlign w:val="center"/>
+          </w:tcPr>
+          <w:p>
+            <w:pPr>
+              <w:spacing w:before="120"/>
+              <w:jc w:val="center"/>
+              <w:rPr>
+                <w:lang w:val="nl-NL"/>
+              </w:rPr>
+            </w:pPr>
+            <w:r>
+              <w:rPr>
+                <w:lang w:val="nl-NL"/>
+              </w:rPr>
+              <w:t>0</w:t>
+            </w:r>
+          </w:p>
+        </w:tc>
+        <w:tc>
+          <w:tcPr>
+            <w:tcW w:w="2266" w:type="dxa"/>
+            <w:tcBorders>
+              <w:bottom w:val="single" w:sz="4" w:space="0" w:color="auto"/>
+            </w:tcBorders>
+            <w:vAlign w:val="center"/>
+          </w:tcPr>
+          <w:p>
+            <w:pPr>
+              <w:spacing w:before="120"/>
+              <w:jc w:val="center"/>
+              <w:rPr>
+                <w:lang w:val="nl-NL"/>
+              </w:rPr>
+            </w:pPr>
+            <w:r>
+              <w:rPr>
+                <w:lang w:val="nl-NL"/>
+              </w:rPr>
+              <w:t>1</w:t>
+            </w:r>
+          </w:p>
+        </w:tc>
+        <w:tc>
+          <w:tcPr>
+            <w:tcW w:w="2266" w:type="dxa"/>
+            <w:tcBorders>
+              <w:bottom w:val="single" w:sz="4" w:space="0" w:color="auto"/>
+            </w:tcBorders>
+            <w:vAlign w:val="center"/>
+          </w:tcPr>
+          <w:p>
+            <w:pPr>
+              <w:spacing w:before="120"/>
+              <w:jc w:val="center"/>
+              <w:rPr>
+                <w:lang w:val="nl-NL"/>
+              </w:rPr>
+            </w:pPr>
+            <w:r>
+              <w:rPr>
+                <w:lang w:val="nl-NL"/>
+              </w:rPr>
+              <w:t>2</w:t>
+            </w:r>
+          </w:p>
+        </w:tc>
+      </w:tr>
+      <w:tr>
+        <w:tc>
+          <w:tcPr>
+            <w:tcW w:w="2265" w:type="dxa"/>
+            <w:tcBorders>
+              <w:right w:val="single" w:sz="4" w:space="0" w:color="auto"/>
+            </w:tcBorders>
+            <w:vAlign w:val="center"/>
+          </w:tcPr>
+          <w:p>
+            <w:pPr>
+              <w:spacing w:before="120"/>
+              <w:jc w:val="center"/>
+              <w:rPr>
+                <w:lang w:val="nl-NL"/>
+              </w:rPr>
+            </w:pPr>
+            <w:r>
+              <w:rPr>
+                <w:lang w:val="nl-NL"/>
+              </w:rPr>
+              <w:t>Waarde</w:t>
+            </w:r>
+          </w:p>
+        </w:tc>
+        <w:tc>
+          <w:tcPr>
+            <w:tcW w:w="2265" w:type="dxa"/>
+            <w:tcBorders>
+              <w:top w:val="single" w:sz="4" w:space="0" w:color="auto"/>
+              <w:left w:val="single" w:sz="4" w:space="0" w:color="auto"/>
+              <w:bottom w:val="single" w:sz="4" w:space="0" w:color="auto"/>
+              <w:right w:val="single" w:sz="4" w:space="0" w:color="auto"/>
+            </w:tcBorders>
+            <w:vAlign w:val="center"/>
+          </w:tcPr>
+          <w:p>
+            <w:pPr>
+              <w:spacing w:before="120"/>
+              <w:jc w:val="center"/>
+              <w:rPr>
+                <w:lang w:val="nl-NL"/>
+              </w:rPr>
+            </w:pPr>
+            <w:r>
+              <w:rPr>
+                <w:lang w:val="nl-NL"/>
+              </w:rPr>
+              <w:t>4</w:t>
+            </w:r>
+          </w:p>
+        </w:tc>
+        <w:tc>
+          <w:tcPr>
+            <w:tcW w:w="2266" w:type="dxa"/>
+            <w:tcBorders>
+              <w:top w:val="single" w:sz="4" w:space="0" w:color="auto"/>
+              <w:left w:val="single" w:sz="4" w:space="0" w:color="auto"/>
+              <w:bottom w:val="single" w:sz="4" w:space="0" w:color="auto"/>
+              <w:right w:val="single" w:sz="4" w:space="0" w:color="auto"/>
+            </w:tcBorders>
+            <w:vAlign w:val="center"/>
+          </w:tcPr>
+          <w:p>
+            <w:pPr>
+              <w:spacing w:before="120"/>
+              <w:jc w:val="center"/>
+              <w:rPr>
+                <w:lang w:val="nl-NL"/>
+              </w:rPr>
+            </w:pPr>
+            <w:r>
+              <w:rPr>
+                <w:lang w:val="nl-NL"/>
+              </w:rPr>
+              <w:t>5</w:t>
+            </w:r>
+          </w:p>
+        </w:tc>
+        <w:tc>
+          <w:tcPr>
+            <w:tcW w:w="2266" w:type="dxa"/>
+            <w:tcBorders>
+              <w:top w:val="single" w:sz="4" w:space="0" w:color="auto"/>
+              <w:left w:val="single" w:sz="4" w:space="0" w:color="auto"/>
+              <w:bottom w:val="single" w:sz="4" w:space="0" w:color="auto"/>
+              <w:right w:val="single" w:sz="4" w:space="0" w:color="auto"/>
+            </w:tcBorders>
+            <w:vAlign w:val="center"/>
+          </w:tcPr>
+          <w:p>
+            <w:pPr>
+              <w:spacing w:before="120"/>
+              <w:jc w:val="center"/>
+              <w:rPr>
+                <w:lang w:val="nl-NL"/>
+              </w:rPr>
+            </w:pPr>
+            <w:r>
+              <w:rPr>
+                <w:lang w:val="nl-NL"/>
+              </w:rPr>
+              <w:t>6</w:t>
+            </w:r>
+          </w:p>
+        </w:tc>
+      </w:tr>
+    </w:tbl>
+    <w:p>
+      <w:pPr>
+        <w:rPr>
+          <w:lang w:val="nl-NL"/>
+        </w:rPr>
+      </w:pPr>
+    </w:p>
     <w:p>
       <w:pPr>
         <w:rPr>
@@ -21155,7 +22047,43 @@
         <w:rPr>
           <w:lang w:val="nl-NL"/>
         </w:rPr>
-        <w:t>nummers = [1,2,3]</w:t>
+        <w:t>nummers = [</w:t>
+      </w:r>
+      <w:r>
+        <w:rPr>
+          <w:lang w:val="nl-NL"/>
+        </w:rPr>
+        <w:t>4</w:t>
+      </w:r>
+      <w:r>
+        <w:rPr>
+          <w:lang w:val="nl-NL"/>
+        </w:rPr>
+        <w:t>,</w:t>
+      </w:r>
+      <w:r>
+        <w:rPr>
+          <w:lang w:val="nl-NL"/>
+        </w:rPr>
+        <w:t>5</w:t>
+      </w:r>
+      <w:r>
+        <w:rPr>
+          <w:lang w:val="nl-NL"/>
+        </w:rPr>
+        <w:t>,</w:t>
+      </w:r>
+      <w:r>
+        <w:rPr>
+          <w:lang w:val="nl-NL"/>
+        </w:rPr>
+        <w:t>6</w:t>
+      </w:r>
+      <w:r>
+        <w:rPr>
+          <w:lang w:val="nl-NL"/>
+        </w:rPr>
+        <w:t>]</w:t>
       </w:r>
     </w:p>
     <w:p>
@@ -21193,52 +22121,220 @@
         </w:rPr>
         <w:t xml:space="preserve">    </w:t>
       </w:r>
+      <w:r>
+        <w:rPr>
+          <w:lang w:val="nl-NL"/>
+        </w:rPr>
+        <w:t>nummer = nummer * -1</w:t>
+      </w:r>
+    </w:p>
+    <w:p>
+      <w:pPr>
+        <w:pStyle w:val="Code"/>
+        <w:rPr>
+          <w:lang w:val="nl-NL"/>
+        </w:rPr>
+      </w:pPr>
+      <w:r>
+        <w:rPr>
+          <w:lang w:val="nl-NL"/>
+        </w:rPr>
+        <w:t>print(nummers)</w:t>
+      </w:r>
+    </w:p>
+    <w:p>
+      <w:pPr>
+        <w:rPr>
+          <w:lang w:val="nl-NL"/>
+        </w:rPr>
+      </w:pPr>
+      <w:r>
+        <w:rPr>
+          <w:lang w:val="nl-NL"/>
+        </w:rPr>
+        <w:t xml:space="preserve">Hier </w:t>
+      </w:r>
+      <w:r>
+        <w:rPr>
+          <w:lang w:val="nl-NL"/>
+        </w:rPr>
+        <w:t xml:space="preserve">gaan de nummers in de lijst nog steeds hun positieve waarde behouden. De getallen (hier </w:t>
+      </w:r>
+      <w:r>
+        <w:rPr>
+          <w:lang w:val="nl-NL"/>
+        </w:rPr>
+        <w:t>4</w:t>
+      </w:r>
+      <w:r>
+        <w:rPr>
+          <w:lang w:val="nl-NL"/>
+        </w:rPr>
+        <w:t>,</w:t>
+      </w:r>
+      <w:r>
+        <w:rPr>
+          <w:lang w:val="nl-NL"/>
+        </w:rPr>
+        <w:t xml:space="preserve"> 5</w:t>
+      </w:r>
+      <w:r>
+        <w:rPr>
+          <w:lang w:val="nl-NL"/>
+        </w:rPr>
+        <w:t xml:space="preserve">, </w:t>
+      </w:r>
+      <w:r>
+        <w:rPr>
+          <w:lang w:val="nl-NL"/>
+        </w:rPr>
+        <w:t>6</w:t>
+      </w:r>
+      <w:r>
+        <w:rPr>
+          <w:lang w:val="nl-NL"/>
+        </w:rPr>
+        <w:t>) werden namelijk enkel maar gekopieerd naar</w:t>
+      </w:r>
+      <w:r>
+        <w:rPr>
+          <w:lang w:val="nl-NL"/>
+        </w:rPr>
+        <w:t xml:space="preserve"> de variabele nummer, waarna de inversie (maal -1) op hun kopie gebeurde, en niet op het daadwerkelijke getal.</w:t>
+      </w:r>
+    </w:p>
+    <w:p>
+      <w:pPr>
+        <w:rPr>
+          <w:lang w:val="nl-NL"/>
+        </w:rPr>
+      </w:pPr>
+      <w:r>
+        <w:rPr>
+          <w:lang w:val="nl-NL"/>
+        </w:rPr>
+        <w:t>Beter is dus:</w:t>
+      </w:r>
+    </w:p>
+    <w:p>
+      <w:pPr>
+        <w:pStyle w:val="Code"/>
+        <w:numPr>
+          <w:ilvl w:val="0"/>
+          <w:numId w:val="233"/>
+        </w:numPr>
+        <w:rPr>
+          <w:lang w:val="nl-NL"/>
+        </w:rPr>
+      </w:pPr>
+      <w:r>
+        <w:rPr>
+          <w:lang w:val="nl-NL"/>
+        </w:rPr>
+        <w:t>nummers = [</w:t>
+      </w:r>
+      <w:r>
+        <w:rPr>
+          <w:lang w:val="nl-NL"/>
+        </w:rPr>
+        <w:t>4</w:t>
+      </w:r>
+      <w:r>
+        <w:rPr>
+          <w:lang w:val="nl-NL"/>
+        </w:rPr>
+        <w:t>,</w:t>
+      </w:r>
+      <w:r>
+        <w:rPr>
+          <w:lang w:val="nl-NL"/>
+        </w:rPr>
+        <w:t>5</w:t>
+      </w:r>
+      <w:r>
+        <w:rPr>
+          <w:lang w:val="nl-NL"/>
+        </w:rPr>
+        <w:t>,</w:t>
+      </w:r>
+      <w:r>
+        <w:rPr>
+          <w:lang w:val="nl-NL"/>
+        </w:rPr>
+        <w:t>6</w:t>
+      </w:r>
+      <w:r>
+        <w:rPr>
+          <w:lang w:val="nl-NL"/>
+        </w:rPr>
+        <w:t>]</w:t>
+      </w:r>
+    </w:p>
+    <w:p>
+      <w:pPr>
+        <w:pStyle w:val="Code"/>
+        <w:numPr>
+          <w:ilvl w:val="0"/>
+          <w:numId w:val="233"/>
+        </w:numPr>
+        <w:rPr>
+          <w:lang w:val="nl-NL"/>
+        </w:rPr>
+      </w:pPr>
       <w:proofErr w:type="spellStart"/>
       <w:r>
         <w:rPr>
           <w:lang w:val="nl-NL"/>
         </w:rPr>
-        <w:t>nummers.remove</w:t>
+        <w:t>for</w:t>
       </w:r>
       <w:proofErr w:type="spellEnd"/>
       <w:r>
         <w:rPr>
           <w:lang w:val="nl-NL"/>
         </w:rPr>
-        <w:t>(nummer)</w:t>
-      </w:r>
-    </w:p>
-    <w:p>
-      <w:pPr>
-        <w:pStyle w:val="Code"/>
-        <w:rPr>
-          <w:lang w:val="nl-NL"/>
-        </w:rPr>
-      </w:pPr>
-      <w:r>
-        <w:rPr>
-          <w:lang w:val="nl-NL"/>
-        </w:rPr>
-        <w:t xml:space="preserve">    print(nummers)</w:t>
-      </w:r>
-    </w:p>
-    <w:p>
-      <w:pPr>
-        <w:pStyle w:val="Code"/>
-        <w:rPr>
-          <w:lang w:val="nl-NL"/>
-        </w:rPr>
-      </w:pPr>
-      <w:r>
-        <w:rPr>
-          <w:lang w:val="nl-NL"/>
-        </w:rPr>
-        <w:t>print("Alles verwijderd")</w:t>
-      </w:r>
-    </w:p>
-    <w:p>
-      <w:pPr>
-        <w:pStyle w:val="Code"/>
+        <w:t xml:space="preserve"> positie in range(</w:t>
+      </w:r>
+      <w:proofErr w:type="spellStart"/>
+      <w:r>
+        <w:rPr>
+          <w:lang w:val="nl-NL"/>
+        </w:rPr>
+        <w:t>len</w:t>
+      </w:r>
+      <w:proofErr w:type="spellEnd"/>
+      <w:r>
+        <w:rPr>
+          <w:lang w:val="nl-NL"/>
+        </w:rPr>
+        <w:t>(nummers)):</w:t>
+      </w:r>
+    </w:p>
+    <w:p>
+      <w:pPr>
+        <w:pStyle w:val="Code"/>
+        <w:numPr>
+          <w:ilvl w:val="0"/>
+          <w:numId w:val="233"/>
+        </w:numPr>
+        <w:rPr>
+          <w:lang w:val="nl-NL"/>
+        </w:rPr>
+      </w:pPr>
+      <w:r>
+        <w:rPr>
+          <w:lang w:val="nl-NL"/>
+        </w:rPr>
+        <w:t xml:space="preserve">    nummers[positie] = nummers[positie] * -1</w:t>
+      </w:r>
+    </w:p>
+    <w:p>
+      <w:pPr>
+        <w:pStyle w:val="Code"/>
+        <w:numPr>
+          <w:ilvl w:val="0"/>
+          <w:numId w:val="233"/>
+        </w:numPr>
         <w:rPr>
           <w:lang w:val="nl-NL"/>
         </w:rPr>
@@ -21260,131 +22356,33 @@
         <w:rPr>
           <w:lang w:val="nl-NL"/>
         </w:rPr>
-        <w:t xml:space="preserve">Hier gaat het getal 2 'onverwachts in blijven staan'. Dit komt omdat er alvorens er wordt overlopen een </w:t>
-      </w:r>
-      <w:proofErr w:type="spellStart"/>
-      <w:r>
-        <w:rPr>
-          <w:lang w:val="nl-NL"/>
-        </w:rPr>
-        <w:t>iterator</w:t>
-      </w:r>
-      <w:proofErr w:type="spellEnd"/>
-      <w:r>
-        <w:rPr>
-          <w:lang w:val="nl-NL"/>
-        </w:rPr>
-        <w:t xml:space="preserve"> wordt opgesteld, die wijzigingen aan de lijst niet actief meeneemt.</w:t>
-      </w:r>
-    </w:p>
-    <w:p>
-      <w:pPr>
-        <w:rPr>
-          <w:lang w:val="nl-NL"/>
-        </w:rPr>
-      </w:pPr>
-      <w:r>
-        <w:rPr>
-          <w:lang w:val="nl-NL"/>
-        </w:rPr>
-        <w:t>Beter is dus:</w:t>
-      </w:r>
-    </w:p>
-    <w:p>
-      <w:pPr>
-        <w:pStyle w:val="Code"/>
-        <w:keepLines/>
-        <w:numPr>
-          <w:ilvl w:val="0"/>
-          <w:numId w:val="31"/>
-        </w:numPr>
-        <w:rPr>
-          <w:lang w:val="nl-NL"/>
-        </w:rPr>
-      </w:pPr>
-      <w:r>
-        <w:rPr>
-          <w:lang w:val="nl-NL"/>
-        </w:rPr>
-        <w:t>nummers = [1,2,3]</w:t>
-      </w:r>
-    </w:p>
-    <w:p>
-      <w:pPr>
-        <w:pStyle w:val="Code"/>
-        <w:rPr>
-          <w:lang w:val="nl-NL"/>
-        </w:rPr>
-      </w:pPr>
-      <w:proofErr w:type="spellStart"/>
-      <w:r>
-        <w:rPr>
-          <w:lang w:val="nl-NL"/>
-        </w:rPr>
-        <w:t>for</w:t>
-      </w:r>
-      <w:proofErr w:type="spellEnd"/>
-      <w:r>
-        <w:rPr>
-          <w:lang w:val="nl-NL"/>
-        </w:rPr>
-        <w:t xml:space="preserve"> index in range(</w:t>
-      </w:r>
-      <w:proofErr w:type="spellStart"/>
-      <w:r>
-        <w:rPr>
-          <w:lang w:val="nl-NL"/>
-        </w:rPr>
-        <w:t>len</w:t>
-      </w:r>
-      <w:proofErr w:type="spellEnd"/>
-      <w:r>
-        <w:rPr>
-          <w:lang w:val="nl-NL"/>
-        </w:rPr>
-        <w:t>(nummers)):</w:t>
-      </w:r>
-    </w:p>
-    <w:p>
-      <w:pPr>
-        <w:pStyle w:val="Code"/>
-        <w:rPr>
-          <w:lang w:val="nl-NL"/>
-        </w:rPr>
-      </w:pPr>
-      <w:r>
-        <w:rPr>
-          <w:lang w:val="nl-NL"/>
-        </w:rPr>
-        <w:t xml:space="preserve">    del nummers[index]</w:t>
-      </w:r>
-    </w:p>
-    <w:p>
-      <w:pPr>
-        <w:pStyle w:val="Code"/>
-        <w:rPr>
-          <w:lang w:val="nl-NL"/>
-        </w:rPr>
-      </w:pPr>
-      <w:r>
-        <w:rPr>
-          <w:lang w:val="nl-NL"/>
-        </w:rPr>
-        <w:t>print("Alles verwijderd")</w:t>
-      </w:r>
-    </w:p>
-    <w:p>
-      <w:pPr>
-        <w:pStyle w:val="Code"/>
-        <w:rPr>
-          <w:lang w:val="nl-NL"/>
-        </w:rPr>
-      </w:pPr>
-      <w:r>
-        <w:rPr>
-          <w:lang w:val="nl-NL"/>
-        </w:rPr>
-        <w:t>print(nummers)</w:t>
+        <w:t xml:space="preserve">Hier ga je </w:t>
+      </w:r>
+      <w:r>
+        <w:rPr>
+          <w:lang w:val="nl-NL"/>
+        </w:rPr>
+        <w:t xml:space="preserve">de posities van de getallen overlopen (0, 1 en 2) om zo in de lijst </w:t>
+      </w:r>
+      <w:r>
+        <w:rPr>
+          <w:i/>
+          <w:iCs/>
+          <w:lang w:val="nl-NL"/>
+        </w:rPr>
+        <w:t>nummers</w:t>
+      </w:r>
+      <w:r>
+        <w:rPr>
+          <w:lang w:val="nl-NL"/>
+        </w:rPr>
+        <w:t xml:space="preserve"> op een bepaalde positie een waarde in te stellen. Deze waarde is dan </w:t>
+      </w:r>
+      <w:r>
+        <w:rPr>
+          <w:lang w:val="nl-NL"/>
+        </w:rPr>
+        <w:t>de waarde die reeds op die positie staat, vermenigvuldigd met -1.</w:t>
       </w:r>
     </w:p>
     <w:p>
@@ -21396,7 +22394,7 @@
       </w:pPr>
       <w:bookmarkStart w:id="93" w:name="_Toc219108060"/>
       <w:bookmarkStart w:id="94" w:name="_Toc219108144"/>
-      <w:bookmarkStart w:id="95" w:name="_Toc219108277"/>
+      <w:bookmarkStart w:id="95" w:name="_Toc220732568"/>
       <w:proofErr w:type="spellStart"/>
       <w:r>
         <w:rPr>
@@ -21570,6 +22568,7 @@
         <w:rPr>
           <w:lang w:val="nl-NL"/>
         </w:rPr>
+        <w:lastRenderedPageBreak/>
         <w:t xml:space="preserve">Hier zal dus een stuk uit de lijst gehaald worden vanaf de beginpositie (vanaf 0) tot (niet tot en met) </w:t>
       </w:r>
       <w:r>
@@ -21606,7 +22605,6 @@
         <w:rPr>
           <w:lang w:val="nl-NL"/>
         </w:rPr>
-        <w:lastRenderedPageBreak/>
         <w:t>letters</w:t>
       </w:r>
       <w:r>
@@ -22059,7 +23057,23 @@
                 <w:iCs/>
                 <w:lang w:val="nl-NL"/>
               </w:rPr>
-              <w:t>geef beginpositie dus vanaf 0</w:t>
+              <w:t>gee</w:t>
+            </w:r>
+            <w:r>
+              <w:rPr>
+                <w:i/>
+                <w:iCs/>
+                <w:lang w:val="nl-NL"/>
+              </w:rPr>
+              <w:t>n</w:t>
+            </w:r>
+            <w:r>
+              <w:rPr>
+                <w:i/>
+                <w:iCs/>
+                <w:lang w:val="nl-NL"/>
+              </w:rPr>
+              <w:t xml:space="preserve"> beginpositie dus vanaf 0</w:t>
             </w:r>
           </w:p>
         </w:tc>
@@ -22146,7 +23160,23 @@
                 <w:iCs/>
                 <w:lang w:val="nl-NL"/>
               </w:rPr>
-              <w:t>geef eindpositie dus tot einde</w:t>
+              <w:t>gee</w:t>
+            </w:r>
+            <w:r>
+              <w:rPr>
+                <w:i/>
+                <w:iCs/>
+                <w:lang w:val="nl-NL"/>
+              </w:rPr>
+              <w:t>n</w:t>
+            </w:r>
+            <w:r>
+              <w:rPr>
+                <w:i/>
+                <w:iCs/>
+                <w:lang w:val="nl-NL"/>
+              </w:rPr>
+              <w:t xml:space="preserve"> eindpositie dus tot einde</w:t>
             </w:r>
           </w:p>
         </w:tc>
@@ -22407,7 +23437,23 @@
                 <w:iCs/>
                 <w:lang w:val="nl-NL"/>
               </w:rPr>
-              <w:t>geef startpositie dus vanaf 0</w:t>
+              <w:t>gee</w:t>
+            </w:r>
+            <w:r>
+              <w:rPr>
+                <w:i/>
+                <w:iCs/>
+                <w:lang w:val="nl-NL"/>
+              </w:rPr>
+              <w:t>n</w:t>
+            </w:r>
+            <w:r>
+              <w:rPr>
+                <w:i/>
+                <w:iCs/>
+                <w:lang w:val="nl-NL"/>
+              </w:rPr>
+              <w:t xml:space="preserve"> startpositie dus vanaf 0</w:t>
             </w:r>
           </w:p>
         </w:tc>
@@ -22745,7 +23791,7 @@
       </w:pPr>
       <w:bookmarkStart w:id="96" w:name="_Toc219108061"/>
       <w:bookmarkStart w:id="97" w:name="_Toc219108145"/>
-      <w:bookmarkStart w:id="98" w:name="_Toc219108278"/>
+      <w:bookmarkStart w:id="98" w:name="_Toc220732569"/>
       <w:bookmarkStart w:id="99" w:name="_Toc208643250"/>
       <w:r>
         <w:rPr>
@@ -22918,7 +23964,7 @@
       </w:pPr>
       <w:bookmarkStart w:id="100" w:name="_Toc219108062"/>
       <w:bookmarkStart w:id="101" w:name="_Toc219108146"/>
-      <w:bookmarkStart w:id="102" w:name="_Toc219108279"/>
+      <w:bookmarkStart w:id="102" w:name="_Toc220732570"/>
       <w:r>
         <w:rPr>
           <w:lang w:val="nl-NL"/>
@@ -23995,7 +25041,7 @@
       </w:pPr>
       <w:bookmarkStart w:id="103" w:name="_Toc219108063"/>
       <w:bookmarkStart w:id="104" w:name="_Toc219108147"/>
-      <w:bookmarkStart w:id="105" w:name="_Toc219108280"/>
+      <w:bookmarkStart w:id="105" w:name="_Toc220732571"/>
       <w:r>
         <w:rPr>
           <w:lang w:val="nl-NL"/>
@@ -24127,7 +25173,7 @@
       </w:pPr>
       <w:bookmarkStart w:id="106" w:name="_Toc219108064"/>
       <w:bookmarkStart w:id="107" w:name="_Toc219108148"/>
-      <w:bookmarkStart w:id="108" w:name="_Toc219108281"/>
+      <w:bookmarkStart w:id="108" w:name="_Toc220732572"/>
       <w:r>
         <w:rPr>
           <w:lang w:val="nl-NL"/>
@@ -25205,7 +26251,7 @@
       </w:pPr>
       <w:bookmarkStart w:id="109" w:name="_Toc219108065"/>
       <w:bookmarkStart w:id="110" w:name="_Toc219108149"/>
-      <w:bookmarkStart w:id="111" w:name="_Toc219108282"/>
+      <w:bookmarkStart w:id="111" w:name="_Toc220732573"/>
       <w:r>
         <w:rPr>
           <w:lang w:val="nl-NL"/>
@@ -25325,7 +26371,7 @@
       </w:pPr>
       <w:bookmarkStart w:id="112" w:name="_Toc219108066"/>
       <w:bookmarkStart w:id="113" w:name="_Toc219108150"/>
-      <w:bookmarkStart w:id="114" w:name="_Toc219108283"/>
+      <w:bookmarkStart w:id="114" w:name="_Toc220732574"/>
       <w:r>
         <w:rPr>
           <w:lang w:val="nl-NL"/>
@@ -26311,7 +27357,7 @@
       </w:pPr>
       <w:bookmarkStart w:id="115" w:name="_Toc219108067"/>
       <w:bookmarkStart w:id="116" w:name="_Toc219108151"/>
-      <w:bookmarkStart w:id="117" w:name="_Toc219108284"/>
+      <w:bookmarkStart w:id="117" w:name="_Toc220732575"/>
       <w:r>
         <w:rPr>
           <w:lang w:val="nl-NL"/>
@@ -26491,7 +27537,7 @@
       </w:pPr>
       <w:bookmarkStart w:id="118" w:name="_Toc219108068"/>
       <w:bookmarkStart w:id="119" w:name="_Toc219108152"/>
-      <w:bookmarkStart w:id="120" w:name="_Toc219108285"/>
+      <w:bookmarkStart w:id="120" w:name="_Toc220732576"/>
       <w:r>
         <w:rPr>
           <w:lang w:val="nl-NL"/>
@@ -27370,7 +28416,7 @@
       </w:pPr>
       <w:bookmarkStart w:id="121" w:name="_Toc219108069"/>
       <w:bookmarkStart w:id="122" w:name="_Toc219108153"/>
-      <w:bookmarkStart w:id="123" w:name="_Toc219108286"/>
+      <w:bookmarkStart w:id="123" w:name="_Toc220732577"/>
       <w:r>
         <w:rPr>
           <w:lang w:val="nl-NL"/>
@@ -27724,7 +28770,7 @@
       </w:pPr>
       <w:bookmarkStart w:id="124" w:name="_Toc219108070"/>
       <w:bookmarkStart w:id="125" w:name="_Toc219108154"/>
-      <w:bookmarkStart w:id="126" w:name="_Toc219108287"/>
+      <w:bookmarkStart w:id="126" w:name="_Toc220732578"/>
       <w:r>
         <w:rPr>
           <w:lang w:val="nl-NL"/>
@@ -29727,7 +30773,7 @@
       </w:pPr>
       <w:bookmarkStart w:id="127" w:name="_Toc219108071"/>
       <w:bookmarkStart w:id="128" w:name="_Toc219108155"/>
-      <w:bookmarkStart w:id="129" w:name="_Toc219108288"/>
+      <w:bookmarkStart w:id="129" w:name="_Toc220732579"/>
       <w:proofErr w:type="spellStart"/>
       <w:r>
         <w:rPr>
@@ -30061,7 +31107,7 @@
       </w:pPr>
       <w:bookmarkStart w:id="130" w:name="_Toc219108072"/>
       <w:bookmarkStart w:id="131" w:name="_Toc219108156"/>
-      <w:bookmarkStart w:id="132" w:name="_Toc219108289"/>
+      <w:bookmarkStart w:id="132" w:name="_Toc220732580"/>
       <w:proofErr w:type="spellStart"/>
       <w:r>
         <w:rPr>
@@ -31577,7 +32623,7 @@
       </w:pPr>
       <w:bookmarkStart w:id="133" w:name="_Toc219108073"/>
       <w:bookmarkStart w:id="134" w:name="_Toc219108157"/>
-      <w:bookmarkStart w:id="135" w:name="_Toc219108290"/>
+      <w:bookmarkStart w:id="135" w:name="_Toc220732581"/>
       <w:r>
         <w:rPr>
           <w:lang w:val="nl-NL"/>
@@ -31598,7 +32644,7 @@
       </w:pPr>
       <w:bookmarkStart w:id="136" w:name="_Toc219108074"/>
       <w:bookmarkStart w:id="137" w:name="_Toc219108158"/>
-      <w:bookmarkStart w:id="138" w:name="_Toc219108291"/>
+      <w:bookmarkStart w:id="138" w:name="_Toc220732582"/>
       <w:r>
         <w:rPr>
           <w:lang w:val="nl-NL"/>
@@ -31618,7 +32664,7 @@
       </w:pPr>
       <w:bookmarkStart w:id="139" w:name="_Toc219108075"/>
       <w:bookmarkStart w:id="140" w:name="_Toc219108159"/>
-      <w:bookmarkStart w:id="141" w:name="_Toc219108292"/>
+      <w:bookmarkStart w:id="141" w:name="_Toc220732583"/>
       <w:r>
         <w:rPr>
           <w:lang w:val="nl-NL"/>
@@ -31722,7 +32768,7 @@
       </w:pPr>
       <w:bookmarkStart w:id="142" w:name="_Toc219108076"/>
       <w:bookmarkStart w:id="143" w:name="_Toc219108160"/>
-      <w:bookmarkStart w:id="144" w:name="_Toc219108293"/>
+      <w:bookmarkStart w:id="144" w:name="_Toc220732584"/>
       <w:r>
         <w:rPr>
           <w:lang w:val="nl-NL"/>
@@ -31917,7 +32963,7 @@
       </w:pPr>
       <w:bookmarkStart w:id="145" w:name="_Toc219108077"/>
       <w:bookmarkStart w:id="146" w:name="_Toc219108161"/>
-      <w:bookmarkStart w:id="147" w:name="_Toc219108294"/>
+      <w:bookmarkStart w:id="147" w:name="_Toc220732585"/>
       <w:r>
         <w:rPr>
           <w:lang w:val="nl-NL"/>
@@ -31951,7 +32997,7 @@
       </w:pPr>
       <w:bookmarkStart w:id="148" w:name="_Toc219108078"/>
       <w:bookmarkStart w:id="149" w:name="_Toc219108162"/>
-      <w:bookmarkStart w:id="150" w:name="_Toc219108295"/>
+      <w:bookmarkStart w:id="150" w:name="_Toc220732586"/>
       <w:r>
         <w:rPr>
           <w:lang w:val="nl-NL"/>
@@ -32329,7 +33375,7 @@
       </w:pPr>
       <w:bookmarkStart w:id="151" w:name="_Toc219108079"/>
       <w:bookmarkStart w:id="152" w:name="_Toc219108163"/>
-      <w:bookmarkStart w:id="153" w:name="_Toc219108296"/>
+      <w:bookmarkStart w:id="153" w:name="_Toc220732587"/>
       <w:r>
         <w:rPr>
           <w:lang w:val="nl-NL"/>
@@ -33204,7 +34250,7 @@
       </w:pPr>
       <w:bookmarkStart w:id="154" w:name="_Toc219108080"/>
       <w:bookmarkStart w:id="155" w:name="_Toc219108164"/>
-      <w:bookmarkStart w:id="156" w:name="_Toc219108297"/>
+      <w:bookmarkStart w:id="156" w:name="_Toc220732588"/>
       <w:r>
         <w:rPr>
           <w:lang w:val="nl-NL"/>
@@ -33407,7 +34453,7 @@
       </w:pPr>
       <w:bookmarkStart w:id="157" w:name="_Toc219108081"/>
       <w:bookmarkStart w:id="158" w:name="_Toc219108165"/>
-      <w:bookmarkStart w:id="159" w:name="_Toc219108298"/>
+      <w:bookmarkStart w:id="159" w:name="_Toc220732589"/>
       <w:r>
         <w:rPr>
           <w:lang w:val="nl-NL"/>
@@ -33427,7 +34473,7 @@
       </w:pPr>
       <w:bookmarkStart w:id="160" w:name="_Toc219108082"/>
       <w:bookmarkStart w:id="161" w:name="_Toc219108166"/>
-      <w:bookmarkStart w:id="162" w:name="_Toc219108299"/>
+      <w:bookmarkStart w:id="162" w:name="_Toc220732590"/>
       <w:r>
         <w:rPr>
           <w:lang w:val="nl-NL"/>
@@ -33531,7 +34577,7 @@
       </w:pPr>
       <w:bookmarkStart w:id="163" w:name="_Toc219108083"/>
       <w:bookmarkStart w:id="164" w:name="_Toc219108167"/>
-      <w:bookmarkStart w:id="165" w:name="_Toc219108300"/>
+      <w:bookmarkStart w:id="165" w:name="_Toc220732591"/>
       <w:proofErr w:type="spellStart"/>
       <w:r>
         <w:rPr>
@@ -33645,7 +34691,7 @@
       </w:pPr>
       <w:bookmarkStart w:id="166" w:name="_Toc219108084"/>
       <w:bookmarkStart w:id="167" w:name="_Toc219108168"/>
-      <w:bookmarkStart w:id="168" w:name="_Toc219108301"/>
+      <w:bookmarkStart w:id="168" w:name="_Toc220732592"/>
       <w:r>
         <w:rPr>
           <w:lang w:val="nl-NL"/>
@@ -33767,7 +34813,7 @@
       </w:pPr>
       <w:bookmarkStart w:id="169" w:name="_Toc219108085"/>
       <w:bookmarkStart w:id="170" w:name="_Toc219108169"/>
-      <w:bookmarkStart w:id="171" w:name="_Toc219108302"/>
+      <w:bookmarkStart w:id="171" w:name="_Toc220732593"/>
       <w:r>
         <w:rPr>
           <w:lang w:val="nl-NL"/>
@@ -33963,7 +35009,7 @@
       </w:pPr>
       <w:bookmarkStart w:id="172" w:name="_Toc219108086"/>
       <w:bookmarkStart w:id="173" w:name="_Toc219108170"/>
-      <w:bookmarkStart w:id="174" w:name="_Toc219108303"/>
+      <w:bookmarkStart w:id="174" w:name="_Toc220732594"/>
       <w:proofErr w:type="spellStart"/>
       <w:r>
         <w:rPr>
@@ -34452,7 +35498,7 @@
       </w:pPr>
       <w:bookmarkStart w:id="175" w:name="_Toc219108087"/>
       <w:bookmarkStart w:id="176" w:name="_Toc219108171"/>
-      <w:bookmarkStart w:id="177" w:name="_Toc219108304"/>
+      <w:bookmarkStart w:id="177" w:name="_Toc220732595"/>
       <w:r>
         <w:rPr>
           <w:lang w:val="nl-NL"/>
@@ -35725,7 +36771,7 @@
       </w:pPr>
       <w:bookmarkStart w:id="178" w:name="_Toc219108088"/>
       <w:bookmarkStart w:id="179" w:name="_Toc219108172"/>
-      <w:bookmarkStart w:id="180" w:name="_Toc219108305"/>
+      <w:bookmarkStart w:id="180" w:name="_Toc220732596"/>
       <w:proofErr w:type="spellStart"/>
       <w:r>
         <w:rPr>
@@ -36378,7 +37424,7 @@
       </w:pPr>
       <w:bookmarkStart w:id="181" w:name="_Toc219108089"/>
       <w:bookmarkStart w:id="182" w:name="_Toc219108173"/>
-      <w:bookmarkStart w:id="183" w:name="_Toc219108306"/>
+      <w:bookmarkStart w:id="183" w:name="_Toc220732597"/>
       <w:r>
         <w:rPr>
           <w:lang w:val="nl-NL"/>
@@ -36601,7 +37647,7 @@
       </w:pPr>
       <w:bookmarkStart w:id="184" w:name="_Toc219108090"/>
       <w:bookmarkStart w:id="185" w:name="_Toc219108174"/>
-      <w:bookmarkStart w:id="186" w:name="_Toc219108307"/>
+      <w:bookmarkStart w:id="186" w:name="_Toc220732598"/>
       <w:r>
         <w:rPr>
           <w:lang w:val="nl-NL"/>
@@ -37099,7 +38145,7 @@
       </w:pPr>
       <w:bookmarkStart w:id="187" w:name="_Toc219108091"/>
       <w:bookmarkStart w:id="188" w:name="_Toc219108175"/>
-      <w:bookmarkStart w:id="189" w:name="_Toc219108308"/>
+      <w:bookmarkStart w:id="189" w:name="_Toc220732599"/>
       <w:r>
         <w:rPr>
           <w:lang w:val="nl-NL"/>
@@ -37451,7 +38497,7 @@
       </w:pPr>
       <w:bookmarkStart w:id="190" w:name="_Toc219108092"/>
       <w:bookmarkStart w:id="191" w:name="_Toc219108176"/>
-      <w:bookmarkStart w:id="192" w:name="_Toc219108309"/>
+      <w:bookmarkStart w:id="192" w:name="_Toc220732600"/>
       <w:r>
         <w:rPr>
           <w:lang w:val="nl-NL"/>
@@ -37485,610 +38531,858 @@
     <w:p>
       <w:pPr>
         <w:pStyle w:val="Lijstalinea"/>
+        <w:keepNext/>
         <w:numPr>
           <w:ilvl w:val="0"/>
           <w:numId w:val="181"/>
         </w:numPr>
         <w:spacing w:before="120"/>
-        <w:rPr>
-          <w:lang w:val="nl-NL"/>
-        </w:rPr>
-      </w:pPr>
+        <w:ind w:left="714" w:hanging="357"/>
+        <w:rPr>
+          <w:lang w:val="nl-NL"/>
+        </w:rPr>
+      </w:pPr>
+      <w:r>
+        <w:rPr>
+          <w:noProof/>
+          <w:lang w:val="nl-BE" w:eastAsia="nl-BE" w:bidi="ar-SA"/>
+        </w:rPr>
+        <w:drawing>
+          <wp:anchor distT="0" distB="0" distL="114300" distR="114300" simplePos="0" relativeHeight="251663360" behindDoc="1" locked="0" layoutInCell="1" allowOverlap="1" wp14:anchorId="5C8B8361" wp14:editId="75E18118">
+            <wp:simplePos x="0" y="0"/>
+            <wp:positionH relativeFrom="column">
+              <wp:posOffset>3982085</wp:posOffset>
+            </wp:positionH>
+            <wp:positionV relativeFrom="paragraph">
+              <wp:posOffset>51435</wp:posOffset>
+            </wp:positionV>
+            <wp:extent cx="2064385" cy="3784600"/>
+            <wp:effectExtent l="0" t="0" r="0" b="6350"/>
+            <wp:wrapTight wrapText="bothSides">
+              <wp:wrapPolygon edited="0">
+                <wp:start x="0" y="0"/>
+                <wp:lineTo x="0" y="21528"/>
+                <wp:lineTo x="21328" y="21528"/>
+                <wp:lineTo x="21328" y="0"/>
+                <wp:lineTo x="0" y="0"/>
+              </wp:wrapPolygon>
+            </wp:wrapTight>
+            <wp:docPr id="2067493109" name="Afbeelding 5" descr="Afbeelding met tekst, diagram, schermopname, Lettertype&#10;&#10;Door AI gegenereerde inhoud is mogelijk onjuist."/>
+            <wp:cNvGraphicFramePr>
+              <a:graphicFrameLocks xmlns:a="http://schemas.openxmlformats.org/drawingml/2006/main" noChangeAspect="1"/>
+            </wp:cNvGraphicFramePr>
+            <a:graphic xmlns:a="http://schemas.openxmlformats.org/drawingml/2006/main">
+              <a:graphicData uri="http://schemas.openxmlformats.org/drawingml/2006/picture">
+                <pic:pic xmlns:pic="http://schemas.openxmlformats.org/drawingml/2006/picture">
+                  <pic:nvPicPr>
+                    <pic:cNvPr id="2067493109" name="Afbeelding 5" descr="Afbeelding met tekst, diagram, schermopname, Lettertype&#10;&#10;Door AI gegenereerde inhoud is mogelijk onjuist."/>
+                    <pic:cNvPicPr>
+                      <a:picLocks noChangeAspect="1" noChangeArrowheads="1"/>
+                    </pic:cNvPicPr>
+                  </pic:nvPicPr>
+                  <pic:blipFill>
+                    <a:blip r:embed="rId17">
+                      <a:extLst>
+                        <a:ext uri="{28A0092B-C50C-407E-A947-70E740481C1C}">
+                          <a14:useLocalDpi xmlns:a14="http://schemas.microsoft.com/office/drawing/2010/main" val="0"/>
+                        </a:ext>
+                      </a:extLst>
+                    </a:blip>
+                    <a:srcRect/>
+                    <a:stretch>
+                      <a:fillRect/>
+                    </a:stretch>
+                  </pic:blipFill>
+                  <pic:spPr bwMode="auto">
+                    <a:xfrm>
+                      <a:off x="0" y="0"/>
+                      <a:ext cx="2064385" cy="3784600"/>
+                    </a:xfrm>
+                    <a:prstGeom prst="rect">
+                      <a:avLst/>
+                    </a:prstGeom>
+                    <a:noFill/>
+                    <a:ln>
+                      <a:noFill/>
+                    </a:ln>
+                  </pic:spPr>
+                </pic:pic>
+              </a:graphicData>
+            </a:graphic>
+            <wp14:sizeRelH relativeFrom="margin">
+              <wp14:pctWidth>0</wp14:pctWidth>
+            </wp14:sizeRelH>
+            <wp14:sizeRelV relativeFrom="margin">
+              <wp14:pctHeight>0</wp14:pctHeight>
+            </wp14:sizeRelV>
+          </wp:anchor>
+        </w:drawing>
+      </w:r>
       <w:r>
         <w:rPr>
           <w:lang w:val="nl-NL"/>
         </w:rPr>
         <w:t>Een webshop rekent verzendkosten op basis van gewicht. Standaard levering: € 5 + € 1,50 per kg. Express levering: € 12 + € 0,80 per kg. Vraag aan de gebruiker hoeveel zijn pakketje weegt en toon welke levering het goedkoopste is ("Standaard levering" of "Express levering").</w:t>
       </w:r>
-    </w:p>
-    <w:p>
-      <w:pPr>
-        <w:pStyle w:val="Code"/>
-        <w:numPr>
-          <w:ilvl w:val="0"/>
-          <w:numId w:val="182"/>
-        </w:numPr>
-        <w:rPr>
-          <w:color w:val="000000"/>
-          <w:lang w:val="nl-NL" w:eastAsia="nl-BE" w:bidi="ar-SA"/>
-        </w:rPr>
-      </w:pPr>
-      <w:r>
-        <w:rPr>
-          <w:color w:val="000000"/>
-          <w:lang w:val="nl-NL" w:eastAsia="nl-BE" w:bidi="ar-SA"/>
-        </w:rPr>
-        <w:t xml:space="preserve">gewicht = </w:t>
+      <w:r>
+        <w:rPr>
+          <w:lang w:val="nl-NL"/>
+        </w:rPr>
+        <w:t xml:space="preserve"> </w:t>
+      </w:r>
+      <w:r>
+        <w:rPr>
+          <w:lang w:val="nl-NL"/>
+        </w:rPr>
+        <w:t xml:space="preserve">Als er kostprijs voor beide leveringen hetzelfde is, kies je voor de </w:t>
       </w:r>
       <w:proofErr w:type="spellStart"/>
       <w:r>
         <w:rPr>
-          <w:color w:val="000000"/>
-          <w:lang w:val="nl-NL" w:eastAsia="nl-BE" w:bidi="ar-SA"/>
-        </w:rPr>
-        <w:t>float</w:t>
+          <w:lang w:val="nl-NL"/>
+        </w:rPr>
+        <w:t>express</w:t>
       </w:r>
       <w:proofErr w:type="spellEnd"/>
       <w:r>
         <w:rPr>
-          <w:color w:val="000000"/>
-          <w:lang w:val="nl-NL" w:eastAsia="nl-BE" w:bidi="ar-SA"/>
-        </w:rPr>
-        <w:t>(input(</w:t>
-      </w:r>
-      <w:r>
-        <w:rPr>
-          <w:lang w:val="nl-NL" w:eastAsia="nl-BE" w:bidi="ar-SA"/>
-        </w:rPr>
-        <w:t>"Hoeveel weegt uw pakket? "</w:t>
-      </w:r>
-      <w:r>
-        <w:rPr>
-          <w:color w:val="000000"/>
-          <w:lang w:val="nl-NL" w:eastAsia="nl-BE" w:bidi="ar-SA"/>
-        </w:rPr>
-        <w:t>))</w:t>
-      </w:r>
-    </w:p>
-    <w:p>
-      <w:pPr>
-        <w:pStyle w:val="Code"/>
-        <w:numPr>
-          <w:ilvl w:val="0"/>
-          <w:numId w:val="182"/>
-        </w:numPr>
-        <w:rPr>
-          <w:color w:val="000000"/>
-          <w:lang w:val="nl-NL" w:eastAsia="nl-BE" w:bidi="ar-SA"/>
-        </w:rPr>
-      </w:pPr>
-      <w:proofErr w:type="spellStart"/>
-      <w:r>
-        <w:rPr>
-          <w:color w:val="000000"/>
-          <w:lang w:val="nl-NL" w:eastAsia="nl-BE" w:bidi="ar-SA"/>
-        </w:rPr>
-        <w:t>standaard_levering</w:t>
-      </w:r>
-      <w:proofErr w:type="spellEnd"/>
-      <w:r>
-        <w:rPr>
-          <w:color w:val="000000"/>
-          <w:lang w:val="nl-NL" w:eastAsia="nl-BE" w:bidi="ar-SA"/>
-        </w:rPr>
-        <w:t xml:space="preserve"> = </w:t>
-      </w:r>
-      <w:r>
-        <w:rPr>
-          <w:color w:val="098658"/>
-          <w:lang w:val="nl-NL" w:eastAsia="nl-BE" w:bidi="ar-SA"/>
-        </w:rPr>
-        <w:t>5</w:t>
-      </w:r>
-      <w:r>
-        <w:rPr>
-          <w:color w:val="000000"/>
-          <w:lang w:val="nl-NL" w:eastAsia="nl-BE" w:bidi="ar-SA"/>
-        </w:rPr>
-        <w:t xml:space="preserve"> + (gewicht * </w:t>
-      </w:r>
-      <w:r>
-        <w:rPr>
-          <w:color w:val="098658"/>
-          <w:lang w:val="nl-NL" w:eastAsia="nl-BE" w:bidi="ar-SA"/>
-        </w:rPr>
-        <w:t>1.5</w:t>
-      </w:r>
-      <w:r>
-        <w:rPr>
-          <w:color w:val="000000"/>
-          <w:lang w:val="nl-NL" w:eastAsia="nl-BE" w:bidi="ar-SA"/>
-        </w:rPr>
-        <w:t>)</w:t>
-      </w:r>
-    </w:p>
-    <w:p>
-      <w:pPr>
-        <w:pStyle w:val="Code"/>
-        <w:numPr>
-          <w:ilvl w:val="0"/>
-          <w:numId w:val="182"/>
-        </w:numPr>
-        <w:rPr>
-          <w:color w:val="000000"/>
-          <w:lang w:val="nl-NL" w:eastAsia="nl-BE" w:bidi="ar-SA"/>
-        </w:rPr>
-      </w:pPr>
-      <w:proofErr w:type="spellStart"/>
-      <w:r>
-        <w:rPr>
-          <w:color w:val="000000"/>
-          <w:lang w:val="nl-NL" w:eastAsia="nl-BE" w:bidi="ar-SA"/>
-        </w:rPr>
-        <w:t>express_levering</w:t>
-      </w:r>
-      <w:proofErr w:type="spellEnd"/>
-      <w:r>
-        <w:rPr>
-          <w:color w:val="000000"/>
-          <w:lang w:val="nl-NL" w:eastAsia="nl-BE" w:bidi="ar-SA"/>
-        </w:rPr>
-        <w:t xml:space="preserve"> = </w:t>
-      </w:r>
-      <w:r>
-        <w:rPr>
-          <w:color w:val="098658"/>
-          <w:lang w:val="nl-NL" w:eastAsia="nl-BE" w:bidi="ar-SA"/>
-        </w:rPr>
-        <w:t>12</w:t>
-      </w:r>
-      <w:r>
-        <w:rPr>
-          <w:color w:val="000000"/>
-          <w:lang w:val="nl-NL" w:eastAsia="nl-BE" w:bidi="ar-SA"/>
-        </w:rPr>
-        <w:t xml:space="preserve"> + (gewicht * </w:t>
-      </w:r>
-      <w:r>
-        <w:rPr>
-          <w:color w:val="098658"/>
-          <w:lang w:val="nl-NL" w:eastAsia="nl-BE" w:bidi="ar-SA"/>
-        </w:rPr>
-        <w:t>0.8</w:t>
-      </w:r>
-      <w:r>
-        <w:rPr>
-          <w:color w:val="000000"/>
-          <w:lang w:val="nl-NL" w:eastAsia="nl-BE" w:bidi="ar-SA"/>
-        </w:rPr>
-        <w:t>)</w:t>
-      </w:r>
-    </w:p>
-    <w:p>
-      <w:pPr>
-        <w:pStyle w:val="Code"/>
-        <w:numPr>
-          <w:ilvl w:val="0"/>
-          <w:numId w:val="182"/>
-        </w:numPr>
-        <w:rPr>
-          <w:color w:val="000000"/>
-          <w:lang w:val="nl-NL" w:eastAsia="nl-BE" w:bidi="ar-SA"/>
-        </w:rPr>
-      </w:pPr>
-    </w:p>
-    <w:p>
-      <w:pPr>
-        <w:pStyle w:val="Code"/>
-        <w:numPr>
-          <w:ilvl w:val="0"/>
-          <w:numId w:val="182"/>
-        </w:numPr>
-        <w:rPr>
-          <w:color w:val="000000"/>
-          <w:lang w:val="nl-NL" w:eastAsia="nl-BE" w:bidi="ar-SA"/>
-        </w:rPr>
-      </w:pPr>
-      <w:proofErr w:type="spellStart"/>
-      <w:r>
-        <w:rPr>
-          <w:color w:val="0000FF"/>
-          <w:lang w:val="nl-NL" w:eastAsia="nl-BE" w:bidi="ar-SA"/>
-        </w:rPr>
-        <w:t>if</w:t>
-      </w:r>
-      <w:proofErr w:type="spellEnd"/>
-      <w:r>
-        <w:rPr>
-          <w:color w:val="000000"/>
-          <w:lang w:val="nl-NL" w:eastAsia="nl-BE" w:bidi="ar-SA"/>
-        </w:rPr>
-        <w:t xml:space="preserve"> </w:t>
-      </w:r>
-      <w:proofErr w:type="spellStart"/>
-      <w:r>
-        <w:rPr>
-          <w:color w:val="000000"/>
-          <w:lang w:val="nl-NL" w:eastAsia="nl-BE" w:bidi="ar-SA"/>
-        </w:rPr>
-        <w:t>standaard_levering</w:t>
-      </w:r>
-      <w:proofErr w:type="spellEnd"/>
-      <w:r>
-        <w:rPr>
-          <w:color w:val="000000"/>
-          <w:lang w:val="nl-NL" w:eastAsia="nl-BE" w:bidi="ar-SA"/>
-        </w:rPr>
-        <w:t xml:space="preserve"> &lt; </w:t>
-      </w:r>
-      <w:proofErr w:type="spellStart"/>
-      <w:r>
-        <w:rPr>
-          <w:color w:val="000000"/>
-          <w:lang w:val="nl-NL" w:eastAsia="nl-BE" w:bidi="ar-SA"/>
-        </w:rPr>
-        <w:t>express_levering</w:t>
-      </w:r>
-      <w:proofErr w:type="spellEnd"/>
-      <w:r>
-        <w:rPr>
-          <w:color w:val="000000"/>
-          <w:lang w:val="nl-NL" w:eastAsia="nl-BE" w:bidi="ar-SA"/>
-        </w:rPr>
-        <w:t>:</w:t>
-      </w:r>
-    </w:p>
-    <w:p>
-      <w:pPr>
-        <w:pStyle w:val="Code"/>
-        <w:numPr>
-          <w:ilvl w:val="0"/>
-          <w:numId w:val="182"/>
-        </w:numPr>
-        <w:rPr>
-          <w:color w:val="000000"/>
-          <w:lang w:val="nl-NL" w:eastAsia="nl-BE" w:bidi="ar-SA"/>
-        </w:rPr>
-      </w:pPr>
-      <w:r>
-        <w:rPr>
-          <w:color w:val="000000"/>
-          <w:lang w:val="nl-NL" w:eastAsia="nl-BE" w:bidi="ar-SA"/>
-        </w:rPr>
-        <w:t>    print(</w:t>
-      </w:r>
-      <w:r>
-        <w:rPr>
-          <w:lang w:val="nl-NL" w:eastAsia="nl-BE" w:bidi="ar-SA"/>
-        </w:rPr>
-        <w:t>"Standaard levering"</w:t>
-      </w:r>
-      <w:r>
-        <w:rPr>
-          <w:color w:val="000000"/>
-          <w:lang w:val="nl-NL" w:eastAsia="nl-BE" w:bidi="ar-SA"/>
-        </w:rPr>
-        <w:t>)</w:t>
-      </w:r>
-    </w:p>
-    <w:p>
-      <w:pPr>
-        <w:pStyle w:val="Code"/>
-        <w:numPr>
-          <w:ilvl w:val="0"/>
-          <w:numId w:val="182"/>
-        </w:numPr>
-        <w:rPr>
-          <w:color w:val="000000"/>
-          <w:lang w:val="nl-NL" w:eastAsia="nl-BE" w:bidi="ar-SA"/>
-        </w:rPr>
-      </w:pPr>
-      <w:proofErr w:type="spellStart"/>
-      <w:r>
-        <w:rPr>
-          <w:color w:val="0000FF"/>
-          <w:lang w:val="nl-NL" w:eastAsia="nl-BE" w:bidi="ar-SA"/>
-        </w:rPr>
-        <w:t>if</w:t>
-      </w:r>
-      <w:proofErr w:type="spellEnd"/>
-      <w:r>
-        <w:rPr>
-          <w:color w:val="000000"/>
-          <w:lang w:val="nl-NL" w:eastAsia="nl-BE" w:bidi="ar-SA"/>
-        </w:rPr>
-        <w:t xml:space="preserve"> </w:t>
-      </w:r>
-      <w:proofErr w:type="spellStart"/>
-      <w:r>
-        <w:rPr>
-          <w:color w:val="000000"/>
-          <w:lang w:val="nl-NL" w:eastAsia="nl-BE" w:bidi="ar-SA"/>
-        </w:rPr>
-        <w:t>express_levering</w:t>
-      </w:r>
-      <w:proofErr w:type="spellEnd"/>
-      <w:r>
-        <w:rPr>
-          <w:color w:val="000000"/>
-          <w:lang w:val="nl-NL" w:eastAsia="nl-BE" w:bidi="ar-SA"/>
-        </w:rPr>
-        <w:t xml:space="preserve"> &lt;= </w:t>
-      </w:r>
-      <w:proofErr w:type="spellStart"/>
-      <w:r>
-        <w:rPr>
-          <w:color w:val="000000"/>
-          <w:lang w:val="nl-NL" w:eastAsia="nl-BE" w:bidi="ar-SA"/>
-        </w:rPr>
-        <w:t>standaard_levering</w:t>
-      </w:r>
-      <w:proofErr w:type="spellEnd"/>
-      <w:r>
-        <w:rPr>
-          <w:color w:val="000000"/>
-          <w:lang w:val="nl-NL" w:eastAsia="nl-BE" w:bidi="ar-SA"/>
-        </w:rPr>
-        <w:t>:</w:t>
-      </w:r>
-    </w:p>
-    <w:p>
-      <w:pPr>
-        <w:pStyle w:val="Code"/>
-        <w:numPr>
-          <w:ilvl w:val="0"/>
-          <w:numId w:val="182"/>
-        </w:numPr>
-        <w:rPr>
-          <w:color w:val="000000"/>
-          <w:lang w:val="nl-NL" w:eastAsia="nl-BE" w:bidi="ar-SA"/>
-        </w:rPr>
-      </w:pPr>
-      <w:r>
-        <w:rPr>
-          <w:color w:val="000000"/>
-          <w:lang w:val="nl-NL" w:eastAsia="nl-BE" w:bidi="ar-SA"/>
-        </w:rPr>
-        <w:t>    print(</w:t>
-      </w:r>
-      <w:r>
-        <w:rPr>
-          <w:lang w:val="nl-NL" w:eastAsia="nl-BE" w:bidi="ar-SA"/>
-        </w:rPr>
-        <w:t>"Express levering"</w:t>
-      </w:r>
-      <w:r>
-        <w:rPr>
-          <w:color w:val="000000"/>
-          <w:lang w:val="nl-NL" w:eastAsia="nl-BE" w:bidi="ar-SA"/>
-        </w:rPr>
-        <w:t>)</w:t>
-      </w:r>
-    </w:p>
-    <w:p>
-      <w:pPr>
-        <w:pStyle w:val="Lijstalinea"/>
-        <w:numPr>
-          <w:ilvl w:val="0"/>
-          <w:numId w:val="181"/>
-        </w:numPr>
-        <w:spacing w:before="120"/>
-        <w:rPr>
-          <w:lang w:val="nl-NL"/>
-        </w:rPr>
-      </w:pPr>
-      <w:r>
-        <w:rPr>
-          <w:lang w:val="nl-NL"/>
-        </w:rPr>
-        <w:t>Een bankrekening heeft een saldo. Bij een saldo kleiner dan 0 wordt een waarschuwing gegeven ("Negatief saldo"). Bij een saldo groter dan 10.000 krijgt de klant een VIP-melding ("VIP-klant"). Vraag aan de gebruiker het saldo en laat een melding verschijnen als deze van toepassing is.</w:t>
-      </w:r>
-    </w:p>
-    <w:p>
-      <w:pPr>
-        <w:pStyle w:val="Code"/>
-        <w:numPr>
-          <w:ilvl w:val="0"/>
-          <w:numId w:val="183"/>
-        </w:numPr>
-        <w:rPr>
-          <w:lang w:val="nl-NL" w:eastAsia="nl-BE" w:bidi="ar-SA"/>
-        </w:rPr>
-      </w:pPr>
-      <w:r>
-        <w:rPr>
-          <w:lang w:val="nl-NL" w:eastAsia="nl-BE" w:bidi="ar-SA"/>
-        </w:rPr>
-        <w:t xml:space="preserve">saldo = </w:t>
-      </w:r>
-      <w:proofErr w:type="spellStart"/>
-      <w:r>
-        <w:rPr>
-          <w:lang w:val="nl-NL" w:eastAsia="nl-BE" w:bidi="ar-SA"/>
-        </w:rPr>
-        <w:t>float</w:t>
-      </w:r>
-      <w:proofErr w:type="spellEnd"/>
-      <w:r>
-        <w:rPr>
-          <w:lang w:val="nl-NL" w:eastAsia="nl-BE" w:bidi="ar-SA"/>
-        </w:rPr>
-        <w:t>(input(</w:t>
-      </w:r>
-      <w:r>
-        <w:rPr>
-          <w:color w:val="A31515"/>
-          <w:lang w:val="nl-NL" w:eastAsia="nl-BE" w:bidi="ar-SA"/>
-        </w:rPr>
-        <w:t>"Saldo: "</w:t>
-      </w:r>
-      <w:r>
-        <w:rPr>
-          <w:lang w:val="nl-NL" w:eastAsia="nl-BE" w:bidi="ar-SA"/>
-        </w:rPr>
-        <w:t>))</w:t>
-      </w:r>
-    </w:p>
-    <w:p>
-      <w:pPr>
-        <w:pStyle w:val="Code"/>
-        <w:numPr>
-          <w:ilvl w:val="0"/>
-          <w:numId w:val="183"/>
-        </w:numPr>
-        <w:rPr>
-          <w:lang w:val="nl-NL" w:eastAsia="nl-BE" w:bidi="ar-SA"/>
-        </w:rPr>
-      </w:pPr>
-    </w:p>
-    <w:p>
-      <w:pPr>
-        <w:pStyle w:val="Code"/>
-        <w:numPr>
-          <w:ilvl w:val="0"/>
-          <w:numId w:val="183"/>
-        </w:numPr>
-        <w:rPr>
-          <w:lang w:val="nl-NL" w:eastAsia="nl-BE" w:bidi="ar-SA"/>
-        </w:rPr>
-      </w:pPr>
-      <w:proofErr w:type="spellStart"/>
-      <w:r>
-        <w:rPr>
-          <w:color w:val="0000FF"/>
-          <w:lang w:val="nl-NL" w:eastAsia="nl-BE" w:bidi="ar-SA"/>
-        </w:rPr>
-        <w:t>if</w:t>
-      </w:r>
-      <w:proofErr w:type="spellEnd"/>
-      <w:r>
-        <w:rPr>
-          <w:lang w:val="nl-NL" w:eastAsia="nl-BE" w:bidi="ar-SA"/>
-        </w:rPr>
-        <w:t xml:space="preserve"> saldo &lt; </w:t>
-      </w:r>
-      <w:r>
-        <w:rPr>
-          <w:color w:val="098658"/>
-          <w:lang w:val="nl-NL" w:eastAsia="nl-BE" w:bidi="ar-SA"/>
-        </w:rPr>
-        <w:t>0</w:t>
-      </w:r>
-      <w:r>
-        <w:rPr>
-          <w:lang w:val="nl-NL" w:eastAsia="nl-BE" w:bidi="ar-SA"/>
-        </w:rPr>
-        <w:t>:</w:t>
-      </w:r>
-    </w:p>
-    <w:p>
-      <w:pPr>
-        <w:pStyle w:val="Code"/>
-        <w:numPr>
-          <w:ilvl w:val="0"/>
-          <w:numId w:val="183"/>
-        </w:numPr>
-        <w:rPr>
-          <w:lang w:val="nl-NL" w:eastAsia="nl-BE" w:bidi="ar-SA"/>
-        </w:rPr>
-      </w:pPr>
-      <w:r>
-        <w:rPr>
-          <w:lang w:val="nl-NL" w:eastAsia="nl-BE" w:bidi="ar-SA"/>
-        </w:rPr>
-        <w:t>    print(</w:t>
-      </w:r>
-      <w:r>
-        <w:rPr>
-          <w:color w:val="A31515"/>
-          <w:lang w:val="nl-NL" w:eastAsia="nl-BE" w:bidi="ar-SA"/>
-        </w:rPr>
-        <w:t>"Negatief saldo"</w:t>
-      </w:r>
-      <w:r>
-        <w:rPr>
-          <w:lang w:val="nl-NL" w:eastAsia="nl-BE" w:bidi="ar-SA"/>
-        </w:rPr>
-        <w:t>)</w:t>
-      </w:r>
-    </w:p>
-    <w:p>
-      <w:pPr>
-        <w:pStyle w:val="Code"/>
-        <w:numPr>
-          <w:ilvl w:val="0"/>
-          <w:numId w:val="183"/>
-        </w:numPr>
-        <w:rPr>
-          <w:lang w:val="nl-NL" w:eastAsia="nl-BE" w:bidi="ar-SA"/>
-        </w:rPr>
-      </w:pPr>
-      <w:proofErr w:type="spellStart"/>
-      <w:r>
-        <w:rPr>
-          <w:color w:val="0000FF"/>
-          <w:lang w:val="nl-NL" w:eastAsia="nl-BE" w:bidi="ar-SA"/>
-        </w:rPr>
-        <w:t>if</w:t>
-      </w:r>
-      <w:proofErr w:type="spellEnd"/>
-      <w:r>
-        <w:rPr>
-          <w:lang w:val="nl-NL" w:eastAsia="nl-BE" w:bidi="ar-SA"/>
-        </w:rPr>
-        <w:t xml:space="preserve"> saldo &gt; </w:t>
-      </w:r>
-      <w:r>
-        <w:rPr>
-          <w:color w:val="098658"/>
-          <w:lang w:val="nl-NL" w:eastAsia="nl-BE" w:bidi="ar-SA"/>
-        </w:rPr>
-        <w:t>10000</w:t>
-      </w:r>
-      <w:r>
-        <w:rPr>
-          <w:lang w:val="nl-NL" w:eastAsia="nl-BE" w:bidi="ar-SA"/>
-        </w:rPr>
-        <w:t>:</w:t>
-      </w:r>
-    </w:p>
-    <w:p>
-      <w:pPr>
-        <w:pStyle w:val="Code"/>
-        <w:keepNext w:val="0"/>
-        <w:numPr>
-          <w:ilvl w:val="0"/>
-          <w:numId w:val="183"/>
-        </w:numPr>
-        <w:ind w:left="641" w:hanging="357"/>
-        <w:rPr>
-          <w:lang w:val="nl-NL" w:eastAsia="nl-BE" w:bidi="ar-SA"/>
-        </w:rPr>
-      </w:pPr>
-      <w:r>
-        <w:rPr>
-          <w:lang w:val="nl-NL" w:eastAsia="nl-BE" w:bidi="ar-SA"/>
-        </w:rPr>
-        <w:t>    print(</w:t>
-      </w:r>
-      <w:r>
-        <w:rPr>
-          <w:color w:val="A31515"/>
-          <w:lang w:val="nl-NL" w:eastAsia="nl-BE" w:bidi="ar-SA"/>
-        </w:rPr>
-        <w:t>"VIP-klant"</w:t>
-      </w:r>
-      <w:r>
-        <w:rPr>
-          <w:lang w:val="nl-NL" w:eastAsia="nl-BE" w:bidi="ar-SA"/>
-        </w:rPr>
-        <w:t>)</w:t>
+          <w:lang w:val="nl-NL"/>
+        </w:rPr>
+        <w:t xml:space="preserve"> levering.</w:t>
       </w:r>
     </w:p>
     <w:p>
       <w:pPr>
         <w:pStyle w:val="Lijstalinea"/>
         <w:keepNext/>
+        <w:suppressAutoHyphens w:val="0"/>
+        <w:spacing w:after="0" w:line="240" w:lineRule="auto"/>
+        <w:jc w:val="center"/>
+        <w:rPr>
+          <w:rFonts w:ascii="Times New Roman" w:eastAsia="Times New Roman" w:hAnsi="Times New Roman" w:cs="Times New Roman"/>
+          <w:kern w:val="0"/>
+          <w:lang w:val="nl-BE" w:eastAsia="nl-BE" w:bidi="ar-SA"/>
+        </w:rPr>
+      </w:pPr>
+    </w:p>
+    <w:p>
+      <w:pPr>
+        <w:spacing w:before="120"/>
+        <w:ind w:left="360"/>
+        <w:rPr>
+          <w:lang w:val="nl-NL"/>
+        </w:rPr>
+      </w:pPr>
+    </w:p>
+    <w:p>
+      <w:pPr>
+        <w:pStyle w:val="Code"/>
+        <w:numPr>
+          <w:ilvl w:val="0"/>
+          <w:numId w:val="182"/>
+        </w:numPr>
+        <w:rPr>
+          <w:color w:val="000000"/>
+          <w:lang w:val="nl-NL" w:eastAsia="nl-BE" w:bidi="ar-SA"/>
+        </w:rPr>
+      </w:pPr>
+      <w:r>
+        <w:rPr>
+          <w:color w:val="000000"/>
+          <w:lang w:val="nl-NL" w:eastAsia="nl-BE" w:bidi="ar-SA"/>
+        </w:rPr>
+        <w:t xml:space="preserve">gewicht = </w:t>
+      </w:r>
+      <w:proofErr w:type="spellStart"/>
+      <w:r>
+        <w:rPr>
+          <w:color w:val="000000"/>
+          <w:lang w:val="nl-NL" w:eastAsia="nl-BE" w:bidi="ar-SA"/>
+        </w:rPr>
+        <w:t>float</w:t>
+      </w:r>
+      <w:proofErr w:type="spellEnd"/>
+      <w:r>
+        <w:rPr>
+          <w:color w:val="000000"/>
+          <w:lang w:val="nl-NL" w:eastAsia="nl-BE" w:bidi="ar-SA"/>
+        </w:rPr>
+        <w:t>(input(</w:t>
+      </w:r>
+      <w:r>
+        <w:rPr>
+          <w:lang w:val="nl-NL" w:eastAsia="nl-BE" w:bidi="ar-SA"/>
+        </w:rPr>
+        <w:t>"Hoeveel weegt uw pakket? "</w:t>
+      </w:r>
+      <w:r>
+        <w:rPr>
+          <w:color w:val="000000"/>
+          <w:lang w:val="nl-NL" w:eastAsia="nl-BE" w:bidi="ar-SA"/>
+        </w:rPr>
+        <w:t>))</w:t>
+      </w:r>
+    </w:p>
+    <w:p>
+      <w:pPr>
+        <w:pStyle w:val="Code"/>
+        <w:numPr>
+          <w:ilvl w:val="0"/>
+          <w:numId w:val="182"/>
+        </w:numPr>
+        <w:rPr>
+          <w:color w:val="000000"/>
+          <w:lang w:val="nl-NL" w:eastAsia="nl-BE" w:bidi="ar-SA"/>
+        </w:rPr>
+      </w:pPr>
+      <w:proofErr w:type="spellStart"/>
+      <w:r>
+        <w:rPr>
+          <w:color w:val="000000"/>
+          <w:lang w:val="nl-NL" w:eastAsia="nl-BE" w:bidi="ar-SA"/>
+        </w:rPr>
+        <w:t>standaard_levering</w:t>
+      </w:r>
+      <w:proofErr w:type="spellEnd"/>
+      <w:r>
+        <w:rPr>
+          <w:color w:val="000000"/>
+          <w:lang w:val="nl-NL" w:eastAsia="nl-BE" w:bidi="ar-SA"/>
+        </w:rPr>
+        <w:t xml:space="preserve"> = </w:t>
+      </w:r>
+      <w:r>
+        <w:rPr>
+          <w:color w:val="098658"/>
+          <w:lang w:val="nl-NL" w:eastAsia="nl-BE" w:bidi="ar-SA"/>
+        </w:rPr>
+        <w:t>5</w:t>
+      </w:r>
+      <w:r>
+        <w:rPr>
+          <w:color w:val="000000"/>
+          <w:lang w:val="nl-NL" w:eastAsia="nl-BE" w:bidi="ar-SA"/>
+        </w:rPr>
+        <w:t xml:space="preserve"> + (gewicht * </w:t>
+      </w:r>
+      <w:r>
+        <w:rPr>
+          <w:color w:val="098658"/>
+          <w:lang w:val="nl-NL" w:eastAsia="nl-BE" w:bidi="ar-SA"/>
+        </w:rPr>
+        <w:t>1.5</w:t>
+      </w:r>
+      <w:r>
+        <w:rPr>
+          <w:color w:val="000000"/>
+          <w:lang w:val="nl-NL" w:eastAsia="nl-BE" w:bidi="ar-SA"/>
+        </w:rPr>
+        <w:t>)</w:t>
+      </w:r>
+    </w:p>
+    <w:p>
+      <w:pPr>
+        <w:pStyle w:val="Code"/>
+        <w:numPr>
+          <w:ilvl w:val="0"/>
+          <w:numId w:val="182"/>
+        </w:numPr>
+        <w:rPr>
+          <w:color w:val="000000"/>
+          <w:lang w:val="nl-NL" w:eastAsia="nl-BE" w:bidi="ar-SA"/>
+        </w:rPr>
+      </w:pPr>
+      <w:proofErr w:type="spellStart"/>
+      <w:r>
+        <w:rPr>
+          <w:color w:val="000000"/>
+          <w:lang w:val="nl-NL" w:eastAsia="nl-BE" w:bidi="ar-SA"/>
+        </w:rPr>
+        <w:t>express_levering</w:t>
+      </w:r>
+      <w:proofErr w:type="spellEnd"/>
+      <w:r>
+        <w:rPr>
+          <w:color w:val="000000"/>
+          <w:lang w:val="nl-NL" w:eastAsia="nl-BE" w:bidi="ar-SA"/>
+        </w:rPr>
+        <w:t xml:space="preserve"> = </w:t>
+      </w:r>
+      <w:r>
+        <w:rPr>
+          <w:color w:val="098658"/>
+          <w:lang w:val="nl-NL" w:eastAsia="nl-BE" w:bidi="ar-SA"/>
+        </w:rPr>
+        <w:t>12</w:t>
+      </w:r>
+      <w:r>
+        <w:rPr>
+          <w:color w:val="000000"/>
+          <w:lang w:val="nl-NL" w:eastAsia="nl-BE" w:bidi="ar-SA"/>
+        </w:rPr>
+        <w:t xml:space="preserve"> + (gewicht * </w:t>
+      </w:r>
+      <w:r>
+        <w:rPr>
+          <w:color w:val="098658"/>
+          <w:lang w:val="nl-NL" w:eastAsia="nl-BE" w:bidi="ar-SA"/>
+        </w:rPr>
+        <w:t>0.8</w:t>
+      </w:r>
+      <w:r>
+        <w:rPr>
+          <w:color w:val="000000"/>
+          <w:lang w:val="nl-NL" w:eastAsia="nl-BE" w:bidi="ar-SA"/>
+        </w:rPr>
+        <w:t>)</w:t>
+      </w:r>
+    </w:p>
+    <w:p>
+      <w:pPr>
+        <w:pStyle w:val="Code"/>
+        <w:numPr>
+          <w:ilvl w:val="0"/>
+          <w:numId w:val="182"/>
+        </w:numPr>
+        <w:rPr>
+          <w:color w:val="000000"/>
+          <w:lang w:val="nl-NL" w:eastAsia="nl-BE" w:bidi="ar-SA"/>
+        </w:rPr>
+      </w:pPr>
+    </w:p>
+    <w:p>
+      <w:pPr>
+        <w:pStyle w:val="Code"/>
+        <w:numPr>
+          <w:ilvl w:val="0"/>
+          <w:numId w:val="182"/>
+        </w:numPr>
+        <w:rPr>
+          <w:color w:val="000000"/>
+          <w:lang w:val="nl-NL" w:eastAsia="nl-BE" w:bidi="ar-SA"/>
+        </w:rPr>
+      </w:pPr>
+      <w:proofErr w:type="spellStart"/>
+      <w:r>
+        <w:rPr>
+          <w:color w:val="0000FF"/>
+          <w:lang w:val="nl-NL" w:eastAsia="nl-BE" w:bidi="ar-SA"/>
+        </w:rPr>
+        <w:t>if</w:t>
+      </w:r>
+      <w:proofErr w:type="spellEnd"/>
+      <w:r>
+        <w:rPr>
+          <w:color w:val="000000"/>
+          <w:lang w:val="nl-NL" w:eastAsia="nl-BE" w:bidi="ar-SA"/>
+        </w:rPr>
+        <w:t xml:space="preserve"> </w:t>
+      </w:r>
+      <w:proofErr w:type="spellStart"/>
+      <w:r>
+        <w:rPr>
+          <w:color w:val="000000"/>
+          <w:lang w:val="nl-NL" w:eastAsia="nl-BE" w:bidi="ar-SA"/>
+        </w:rPr>
+        <w:t>standaard_levering</w:t>
+      </w:r>
+      <w:proofErr w:type="spellEnd"/>
+      <w:r>
+        <w:rPr>
+          <w:color w:val="000000"/>
+          <w:lang w:val="nl-NL" w:eastAsia="nl-BE" w:bidi="ar-SA"/>
+        </w:rPr>
+        <w:t xml:space="preserve"> &lt; </w:t>
+      </w:r>
+      <w:proofErr w:type="spellStart"/>
+      <w:r>
+        <w:rPr>
+          <w:color w:val="000000"/>
+          <w:lang w:val="nl-NL" w:eastAsia="nl-BE" w:bidi="ar-SA"/>
+        </w:rPr>
+        <w:t>express_levering</w:t>
+      </w:r>
+      <w:proofErr w:type="spellEnd"/>
+      <w:r>
+        <w:rPr>
+          <w:color w:val="000000"/>
+          <w:lang w:val="nl-NL" w:eastAsia="nl-BE" w:bidi="ar-SA"/>
+        </w:rPr>
+        <w:t>:</w:t>
+      </w:r>
+    </w:p>
+    <w:p>
+      <w:pPr>
+        <w:pStyle w:val="Code"/>
+        <w:numPr>
+          <w:ilvl w:val="0"/>
+          <w:numId w:val="182"/>
+        </w:numPr>
+        <w:rPr>
+          <w:color w:val="000000"/>
+          <w:lang w:val="nl-NL" w:eastAsia="nl-BE" w:bidi="ar-SA"/>
+        </w:rPr>
+      </w:pPr>
+      <w:r>
+        <w:rPr>
+          <w:color w:val="000000"/>
+          <w:lang w:val="nl-NL" w:eastAsia="nl-BE" w:bidi="ar-SA"/>
+        </w:rPr>
+        <w:t>    print(</w:t>
+      </w:r>
+      <w:r>
+        <w:rPr>
+          <w:lang w:val="nl-NL" w:eastAsia="nl-BE" w:bidi="ar-SA"/>
+        </w:rPr>
+        <w:t>"Standaard levering"</w:t>
+      </w:r>
+      <w:r>
+        <w:rPr>
+          <w:color w:val="000000"/>
+          <w:lang w:val="nl-NL" w:eastAsia="nl-BE" w:bidi="ar-SA"/>
+        </w:rPr>
+        <w:t>)</w:t>
+      </w:r>
+    </w:p>
+    <w:p>
+      <w:pPr>
+        <w:pStyle w:val="Code"/>
+        <w:numPr>
+          <w:ilvl w:val="0"/>
+          <w:numId w:val="182"/>
+        </w:numPr>
+        <w:rPr>
+          <w:color w:val="000000"/>
+          <w:lang w:val="nl-NL" w:eastAsia="nl-BE" w:bidi="ar-SA"/>
+        </w:rPr>
+      </w:pPr>
+      <w:proofErr w:type="spellStart"/>
+      <w:r>
+        <w:rPr>
+          <w:color w:val="0000FF"/>
+          <w:lang w:val="nl-NL" w:eastAsia="nl-BE" w:bidi="ar-SA"/>
+        </w:rPr>
+        <w:t>if</w:t>
+      </w:r>
+      <w:proofErr w:type="spellEnd"/>
+      <w:r>
+        <w:rPr>
+          <w:color w:val="000000"/>
+          <w:lang w:val="nl-NL" w:eastAsia="nl-BE" w:bidi="ar-SA"/>
+        </w:rPr>
+        <w:t xml:space="preserve"> </w:t>
+      </w:r>
+      <w:proofErr w:type="spellStart"/>
+      <w:r>
+        <w:rPr>
+          <w:color w:val="000000"/>
+          <w:lang w:val="nl-NL" w:eastAsia="nl-BE" w:bidi="ar-SA"/>
+        </w:rPr>
+        <w:t>express_levering</w:t>
+      </w:r>
+      <w:proofErr w:type="spellEnd"/>
+      <w:r>
+        <w:rPr>
+          <w:color w:val="000000"/>
+          <w:lang w:val="nl-NL" w:eastAsia="nl-BE" w:bidi="ar-SA"/>
+        </w:rPr>
+        <w:t xml:space="preserve"> &lt;= </w:t>
+      </w:r>
+      <w:proofErr w:type="spellStart"/>
+      <w:r>
+        <w:rPr>
+          <w:color w:val="000000"/>
+          <w:lang w:val="nl-NL" w:eastAsia="nl-BE" w:bidi="ar-SA"/>
+        </w:rPr>
+        <w:t>standaard_levering</w:t>
+      </w:r>
+      <w:proofErr w:type="spellEnd"/>
+      <w:r>
+        <w:rPr>
+          <w:color w:val="000000"/>
+          <w:lang w:val="nl-NL" w:eastAsia="nl-BE" w:bidi="ar-SA"/>
+        </w:rPr>
+        <w:t>:</w:t>
+      </w:r>
+    </w:p>
+    <w:p>
+      <w:pPr>
+        <w:pStyle w:val="Code"/>
+        <w:numPr>
+          <w:ilvl w:val="0"/>
+          <w:numId w:val="182"/>
+        </w:numPr>
+        <w:rPr>
+          <w:color w:val="000000"/>
+          <w:lang w:val="nl-NL" w:eastAsia="nl-BE" w:bidi="ar-SA"/>
+        </w:rPr>
+      </w:pPr>
+      <w:r>
+        <w:rPr>
+          <w:color w:val="000000"/>
+          <w:lang w:val="nl-NL" w:eastAsia="nl-BE" w:bidi="ar-SA"/>
+        </w:rPr>
+        <w:t>    print(</w:t>
+      </w:r>
+      <w:r>
+        <w:rPr>
+          <w:lang w:val="nl-NL" w:eastAsia="nl-BE" w:bidi="ar-SA"/>
+        </w:rPr>
+        <w:t>"Express levering"</w:t>
+      </w:r>
+      <w:r>
+        <w:rPr>
+          <w:color w:val="000000"/>
+          <w:lang w:val="nl-NL" w:eastAsia="nl-BE" w:bidi="ar-SA"/>
+        </w:rPr>
+        <w:t>)</w:t>
+      </w:r>
+    </w:p>
+    <w:p>
+      <w:pPr>
+        <w:suppressAutoHyphens w:val="0"/>
+        <w:spacing w:after="0" w:line="240" w:lineRule="auto"/>
+        <w:jc w:val="left"/>
+        <w:rPr>
+          <w:rFonts w:ascii="Consolas" w:eastAsia="Sans Serif Collection" w:hAnsi="Consolas" w:cs="Sans Serif Collection"/>
+          <w:color w:val="000000"/>
+          <w:lang w:val="nl-NL" w:eastAsia="nl-BE" w:bidi="ar-SA"/>
+        </w:rPr>
+      </w:pPr>
+      <w:r>
+        <w:rPr>
+          <w:color w:val="000000"/>
+          <w:lang w:val="nl-NL" w:eastAsia="nl-BE" w:bidi="ar-SA"/>
+        </w:rPr>
+        <w:br w:type="page"/>
+      </w:r>
+    </w:p>
+    <w:p>
+      <w:pPr>
+        <w:pStyle w:val="Lijstalinea"/>
+        <w:numPr>
+          <w:ilvl w:val="0"/>
+          <w:numId w:val="181"/>
+        </w:numPr>
+        <w:spacing w:before="120"/>
+        <w:rPr>
+          <w:lang w:val="nl-NL"/>
+        </w:rPr>
+      </w:pPr>
+      <w:r>
+        <w:rPr>
+          <w:lang w:val="nl-NL"/>
+        </w:rPr>
+        <w:lastRenderedPageBreak/>
+        <w:t>Een bankrekening heeft een saldo. Bij een saldo kleiner dan 0 wordt een waarschuwing gegeven ("Negatief saldo"). Bij een saldo groter dan 10.000 krijgt de klant een VIP-melding ("VIP-klant"). Vraag aan de gebruiker het saldo en laat een melding verschijnen als deze van toepassing is.</w:t>
+      </w:r>
+    </w:p>
+    <w:p>
+      <w:pPr>
+        <w:pStyle w:val="Lijstalinea"/>
+        <w:suppressAutoHyphens w:val="0"/>
+        <w:spacing w:after="0" w:line="240" w:lineRule="auto"/>
+        <w:jc w:val="center"/>
+        <w:rPr>
+          <w:rFonts w:ascii="Times New Roman" w:eastAsia="Times New Roman" w:hAnsi="Times New Roman" w:cs="Times New Roman"/>
+          <w:kern w:val="0"/>
+          <w:lang w:val="nl-BE" w:eastAsia="nl-BE" w:bidi="ar-SA"/>
+        </w:rPr>
+      </w:pPr>
+      <w:r>
+        <w:rPr>
+          <w:noProof/>
+          <w:lang w:val="nl-BE" w:eastAsia="nl-BE" w:bidi="ar-SA"/>
+        </w:rPr>
+        <w:drawing>
+          <wp:anchor distT="0" distB="0" distL="114300" distR="114300" simplePos="0" relativeHeight="251662336" behindDoc="0" locked="0" layoutInCell="1" allowOverlap="1" wp14:anchorId="0815FD9F" wp14:editId="4610145B">
+            <wp:simplePos x="0" y="0"/>
+            <wp:positionH relativeFrom="column">
+              <wp:posOffset>4172861</wp:posOffset>
+            </wp:positionH>
+            <wp:positionV relativeFrom="paragraph">
+              <wp:posOffset>7951</wp:posOffset>
+            </wp:positionV>
+            <wp:extent cx="1852930" cy="6035040"/>
+            <wp:effectExtent l="0" t="0" r="0" b="3810"/>
+            <wp:wrapSquare wrapText="bothSides"/>
+            <wp:docPr id="557951711" name="Afbeelding 6" descr="Afbeelding met tekst, diagram, schets, lijn&#10;&#10;Door AI gegenereerde inhoud is mogelijk onjuist."/>
+            <wp:cNvGraphicFramePr>
+              <a:graphicFrameLocks xmlns:a="http://schemas.openxmlformats.org/drawingml/2006/main" noChangeAspect="1"/>
+            </wp:cNvGraphicFramePr>
+            <a:graphic xmlns:a="http://schemas.openxmlformats.org/drawingml/2006/main">
+              <a:graphicData uri="http://schemas.openxmlformats.org/drawingml/2006/picture">
+                <pic:pic xmlns:pic="http://schemas.openxmlformats.org/drawingml/2006/picture">
+                  <pic:nvPicPr>
+                    <pic:cNvPr id="557951711" name="Afbeelding 6" descr="Afbeelding met tekst, diagram, schets, lijn&#10;&#10;Door AI gegenereerde inhoud is mogelijk onjuist."/>
+                    <pic:cNvPicPr>
+                      <a:picLocks noChangeAspect="1" noChangeArrowheads="1"/>
+                    </pic:cNvPicPr>
+                  </pic:nvPicPr>
+                  <pic:blipFill>
+                    <a:blip r:embed="rId18">
+                      <a:extLst>
+                        <a:ext uri="{28A0092B-C50C-407E-A947-70E740481C1C}">
+                          <a14:useLocalDpi xmlns:a14="http://schemas.microsoft.com/office/drawing/2010/main" val="0"/>
+                        </a:ext>
+                      </a:extLst>
+                    </a:blip>
+                    <a:srcRect/>
+                    <a:stretch>
+                      <a:fillRect/>
+                    </a:stretch>
+                  </pic:blipFill>
+                  <pic:spPr bwMode="auto">
+                    <a:xfrm>
+                      <a:off x="0" y="0"/>
+                      <a:ext cx="1852930" cy="6035040"/>
+                    </a:xfrm>
+                    <a:prstGeom prst="rect">
+                      <a:avLst/>
+                    </a:prstGeom>
+                    <a:noFill/>
+                    <a:ln>
+                      <a:noFill/>
+                    </a:ln>
+                  </pic:spPr>
+                </pic:pic>
+              </a:graphicData>
+            </a:graphic>
+          </wp:anchor>
+        </w:drawing>
+      </w:r>
+    </w:p>
+    <w:p>
+      <w:pPr>
+        <w:pStyle w:val="Lijstalinea"/>
+        <w:spacing w:before="120"/>
+        <w:rPr>
+          <w:lang w:val="nl-NL"/>
+        </w:rPr>
+      </w:pPr>
+    </w:p>
+    <w:p>
+      <w:pPr>
+        <w:pStyle w:val="Code"/>
+        <w:numPr>
+          <w:ilvl w:val="0"/>
+          <w:numId w:val="183"/>
+        </w:numPr>
+        <w:rPr>
+          <w:lang w:val="nl-NL" w:eastAsia="nl-BE" w:bidi="ar-SA"/>
+        </w:rPr>
+      </w:pPr>
+      <w:r>
+        <w:rPr>
+          <w:lang w:val="nl-NL" w:eastAsia="nl-BE" w:bidi="ar-SA"/>
+        </w:rPr>
+        <w:t xml:space="preserve">saldo = </w:t>
+      </w:r>
+      <w:proofErr w:type="spellStart"/>
+      <w:r>
+        <w:rPr>
+          <w:lang w:val="nl-NL" w:eastAsia="nl-BE" w:bidi="ar-SA"/>
+        </w:rPr>
+        <w:t>float</w:t>
+      </w:r>
+      <w:proofErr w:type="spellEnd"/>
+      <w:r>
+        <w:rPr>
+          <w:lang w:val="nl-NL" w:eastAsia="nl-BE" w:bidi="ar-SA"/>
+        </w:rPr>
+        <w:t>(input(</w:t>
+      </w:r>
+      <w:r>
+        <w:rPr>
+          <w:color w:val="A31515"/>
+          <w:lang w:val="nl-NL" w:eastAsia="nl-BE" w:bidi="ar-SA"/>
+        </w:rPr>
+        <w:t>"Saldo: "</w:t>
+      </w:r>
+      <w:r>
+        <w:rPr>
+          <w:lang w:val="nl-NL" w:eastAsia="nl-BE" w:bidi="ar-SA"/>
+        </w:rPr>
+        <w:t>))</w:t>
+      </w:r>
+    </w:p>
+    <w:p>
+      <w:pPr>
+        <w:pStyle w:val="Code"/>
+        <w:numPr>
+          <w:ilvl w:val="0"/>
+          <w:numId w:val="183"/>
+        </w:numPr>
+        <w:rPr>
+          <w:lang w:val="nl-NL" w:eastAsia="nl-BE" w:bidi="ar-SA"/>
+        </w:rPr>
+      </w:pPr>
+    </w:p>
+    <w:p>
+      <w:pPr>
+        <w:pStyle w:val="Code"/>
+        <w:numPr>
+          <w:ilvl w:val="0"/>
+          <w:numId w:val="183"/>
+        </w:numPr>
+        <w:rPr>
+          <w:lang w:val="nl-NL" w:eastAsia="nl-BE" w:bidi="ar-SA"/>
+        </w:rPr>
+      </w:pPr>
+      <w:proofErr w:type="spellStart"/>
+      <w:r>
+        <w:rPr>
+          <w:color w:val="0000FF"/>
+          <w:lang w:val="nl-NL" w:eastAsia="nl-BE" w:bidi="ar-SA"/>
+        </w:rPr>
+        <w:t>if</w:t>
+      </w:r>
+      <w:proofErr w:type="spellEnd"/>
+      <w:r>
+        <w:rPr>
+          <w:lang w:val="nl-NL" w:eastAsia="nl-BE" w:bidi="ar-SA"/>
+        </w:rPr>
+        <w:t xml:space="preserve"> saldo &lt; </w:t>
+      </w:r>
+      <w:r>
+        <w:rPr>
+          <w:color w:val="098658"/>
+          <w:lang w:val="nl-NL" w:eastAsia="nl-BE" w:bidi="ar-SA"/>
+        </w:rPr>
+        <w:t>0</w:t>
+      </w:r>
+      <w:r>
+        <w:rPr>
+          <w:lang w:val="nl-NL" w:eastAsia="nl-BE" w:bidi="ar-SA"/>
+        </w:rPr>
+        <w:t>:</w:t>
+      </w:r>
+    </w:p>
+    <w:p>
+      <w:pPr>
+        <w:pStyle w:val="Code"/>
+        <w:numPr>
+          <w:ilvl w:val="0"/>
+          <w:numId w:val="183"/>
+        </w:numPr>
+        <w:rPr>
+          <w:lang w:val="nl-NL" w:eastAsia="nl-BE" w:bidi="ar-SA"/>
+        </w:rPr>
+      </w:pPr>
+      <w:r>
+        <w:rPr>
+          <w:lang w:val="nl-NL" w:eastAsia="nl-BE" w:bidi="ar-SA"/>
+        </w:rPr>
+        <w:t>    print(</w:t>
+      </w:r>
+      <w:r>
+        <w:rPr>
+          <w:color w:val="A31515"/>
+          <w:lang w:val="nl-NL" w:eastAsia="nl-BE" w:bidi="ar-SA"/>
+        </w:rPr>
+        <w:t>"Negatief saldo"</w:t>
+      </w:r>
+      <w:r>
+        <w:rPr>
+          <w:lang w:val="nl-NL" w:eastAsia="nl-BE" w:bidi="ar-SA"/>
+        </w:rPr>
+        <w:t>)</w:t>
+      </w:r>
+    </w:p>
+    <w:p>
+      <w:pPr>
+        <w:pStyle w:val="Code"/>
+        <w:numPr>
+          <w:ilvl w:val="0"/>
+          <w:numId w:val="183"/>
+        </w:numPr>
+        <w:rPr>
+          <w:lang w:val="nl-NL" w:eastAsia="nl-BE" w:bidi="ar-SA"/>
+        </w:rPr>
+      </w:pPr>
+      <w:proofErr w:type="spellStart"/>
+      <w:r>
+        <w:rPr>
+          <w:color w:val="0000FF"/>
+          <w:lang w:val="nl-NL" w:eastAsia="nl-BE" w:bidi="ar-SA"/>
+        </w:rPr>
+        <w:t>if</w:t>
+      </w:r>
+      <w:proofErr w:type="spellEnd"/>
+      <w:r>
+        <w:rPr>
+          <w:lang w:val="nl-NL" w:eastAsia="nl-BE" w:bidi="ar-SA"/>
+        </w:rPr>
+        <w:t xml:space="preserve"> saldo &gt; </w:t>
+      </w:r>
+      <w:r>
+        <w:rPr>
+          <w:color w:val="098658"/>
+          <w:lang w:val="nl-NL" w:eastAsia="nl-BE" w:bidi="ar-SA"/>
+        </w:rPr>
+        <w:t>10000</w:t>
+      </w:r>
+      <w:r>
+        <w:rPr>
+          <w:lang w:val="nl-NL" w:eastAsia="nl-BE" w:bidi="ar-SA"/>
+        </w:rPr>
+        <w:t>:</w:t>
+      </w:r>
+    </w:p>
+    <w:p>
+      <w:pPr>
+        <w:pStyle w:val="Code"/>
+        <w:keepNext w:val="0"/>
+        <w:numPr>
+          <w:ilvl w:val="0"/>
+          <w:numId w:val="183"/>
+        </w:numPr>
+        <w:ind w:left="641" w:hanging="357"/>
+        <w:rPr>
+          <w:lang w:val="nl-NL" w:eastAsia="nl-BE" w:bidi="ar-SA"/>
+        </w:rPr>
+      </w:pPr>
+      <w:r>
+        <w:rPr>
+          <w:lang w:val="nl-NL" w:eastAsia="nl-BE" w:bidi="ar-SA"/>
+        </w:rPr>
+        <w:t>    print(</w:t>
+      </w:r>
+      <w:r>
+        <w:rPr>
+          <w:color w:val="A31515"/>
+          <w:lang w:val="nl-NL" w:eastAsia="nl-BE" w:bidi="ar-SA"/>
+        </w:rPr>
+        <w:t>"VIP-klant"</w:t>
+      </w:r>
+      <w:r>
+        <w:rPr>
+          <w:lang w:val="nl-NL" w:eastAsia="nl-BE" w:bidi="ar-SA"/>
+        </w:rPr>
+        <w:t>)</w:t>
+      </w:r>
+    </w:p>
+    <w:p>
+      <w:pPr>
+        <w:suppressAutoHyphens w:val="0"/>
+        <w:spacing w:after="0" w:line="240" w:lineRule="auto"/>
+        <w:jc w:val="left"/>
+        <w:rPr>
+          <w:rFonts w:ascii="Consolas" w:eastAsia="Sans Serif Collection" w:hAnsi="Consolas" w:cs="Sans Serif Collection"/>
+          <w:lang w:val="nl-NL" w:eastAsia="nl-BE" w:bidi="ar-SA"/>
+        </w:rPr>
+      </w:pPr>
+      <w:r>
+        <w:rPr>
+          <w:lang w:val="nl-NL" w:eastAsia="nl-BE" w:bidi="ar-SA"/>
+        </w:rPr>
+        <w:br w:type="page"/>
+      </w:r>
+    </w:p>
+    <w:p>
+      <w:pPr>
+        <w:pStyle w:val="Lijstalinea"/>
+        <w:keepNext/>
         <w:numPr>
           <w:ilvl w:val="0"/>
           <w:numId w:val="181"/>
@@ -38125,6 +39419,84 @@
           <w:lang w:val="nl-NL"/>
         </w:rPr>
         <w:t>: "3 is een priemgetal." of "4 is geen priemgetal."</w:t>
+      </w:r>
+    </w:p>
+    <w:p>
+      <w:pPr>
+        <w:suppressAutoHyphens w:val="0"/>
+        <w:spacing w:after="0" w:line="240" w:lineRule="auto"/>
+        <w:jc w:val="left"/>
+        <w:rPr>
+          <w:lang w:val="nl-NL"/>
+        </w:rPr>
+      </w:pPr>
+      <w:r>
+        <w:rPr>
+          <w:noProof/>
+          <w:lang w:val="nl-BE" w:eastAsia="nl-BE" w:bidi="ar-SA"/>
+        </w:rPr>
+        <w:drawing>
+          <wp:anchor distT="0" distB="0" distL="114300" distR="114300" simplePos="0" relativeHeight="251661312" behindDoc="0" locked="0" layoutInCell="1" allowOverlap="1" wp14:anchorId="7E45C958" wp14:editId="06CE427E">
+            <wp:simplePos x="0" y="0"/>
+            <wp:positionH relativeFrom="column">
+              <wp:posOffset>3838437</wp:posOffset>
+            </wp:positionH>
+            <wp:positionV relativeFrom="paragraph">
+              <wp:posOffset>67475</wp:posOffset>
+            </wp:positionV>
+            <wp:extent cx="2251710" cy="6613525"/>
+            <wp:effectExtent l="0" t="0" r="0" b="0"/>
+            <wp:wrapSquare wrapText="bothSides"/>
+            <wp:docPr id="305933036" name="Afbeelding 9" descr="Afbeelding met diagram, schets, tekst, Technische tekening&#10;&#10;Door AI gegenereerde inhoud is mogelijk onjuist."/>
+            <wp:cNvGraphicFramePr>
+              <a:graphicFrameLocks xmlns:a="http://schemas.openxmlformats.org/drawingml/2006/main" noChangeAspect="1"/>
+            </wp:cNvGraphicFramePr>
+            <a:graphic xmlns:a="http://schemas.openxmlformats.org/drawingml/2006/main">
+              <a:graphicData uri="http://schemas.openxmlformats.org/drawingml/2006/picture">
+                <pic:pic xmlns:pic="http://schemas.openxmlformats.org/drawingml/2006/picture">
+                  <pic:nvPicPr>
+                    <pic:cNvPr id="305933036" name="Afbeelding 9" descr="Afbeelding met diagram, schets, tekst, Technische tekening&#10;&#10;Door AI gegenereerde inhoud is mogelijk onjuist."/>
+                    <pic:cNvPicPr>
+                      <a:picLocks noChangeAspect="1" noChangeArrowheads="1"/>
+                    </pic:cNvPicPr>
+                  </pic:nvPicPr>
+                  <pic:blipFill>
+                    <a:blip r:embed="rId19">
+                      <a:extLst>
+                        <a:ext uri="{28A0092B-C50C-407E-A947-70E740481C1C}">
+                          <a14:useLocalDpi xmlns:a14="http://schemas.microsoft.com/office/drawing/2010/main" val="0"/>
+                        </a:ext>
+                      </a:extLst>
+                    </a:blip>
+                    <a:srcRect/>
+                    <a:stretch>
+                      <a:fillRect/>
+                    </a:stretch>
+                  </pic:blipFill>
+                  <pic:spPr bwMode="auto">
+                    <a:xfrm>
+                      <a:off x="0" y="0"/>
+                      <a:ext cx="2251710" cy="6613525"/>
+                    </a:xfrm>
+                    <a:prstGeom prst="rect">
+                      <a:avLst/>
+                    </a:prstGeom>
+                    <a:noFill/>
+                    <a:ln>
+                      <a:noFill/>
+                    </a:ln>
+                  </pic:spPr>
+                </pic:pic>
+              </a:graphicData>
+            </a:graphic>
+            <wp14:sizeRelH relativeFrom="margin">
+              <wp14:pctWidth>0</wp14:pctWidth>
+            </wp14:sizeRelH>
+            <wp14:sizeRelV relativeFrom="margin">
+              <wp14:pctHeight>0</wp14:pctHeight>
+            </wp14:sizeRelV>
+          </wp:anchor>
+        </w:drawing>
       </w:r>
     </w:p>
     <w:p>
@@ -38648,11 +40020,96 @@
       </w:pPr>
       <w:r>
         <w:rPr>
-          <w:lang w:val="nl-NL"/>
+          <w:noProof/>
+          <w:lang w:val="nl-BE" w:eastAsia="nl-BE" w:bidi="ar-SA"/>
         </w:rPr>
         <w:lastRenderedPageBreak/>
+        <w:drawing>
+          <wp:anchor distT="0" distB="0" distL="114300" distR="114300" simplePos="0" relativeHeight="251660288" behindDoc="0" locked="0" layoutInCell="1" allowOverlap="1" wp14:anchorId="18F3D761" wp14:editId="137DB417">
+            <wp:simplePos x="0" y="0"/>
+            <wp:positionH relativeFrom="column">
+              <wp:posOffset>4077142</wp:posOffset>
+            </wp:positionH>
+            <wp:positionV relativeFrom="paragraph">
+              <wp:posOffset>14108</wp:posOffset>
+            </wp:positionV>
+            <wp:extent cx="2225391" cy="6615486"/>
+            <wp:effectExtent l="0" t="0" r="3810" b="0"/>
+            <wp:wrapSquare wrapText="bothSides"/>
+            <wp:docPr id="1452467389" name="Afbeelding 10" descr="Afbeelding met tekst, diagram, schermopname, lijn&#10;&#10;Door AI gegenereerde inhoud is mogelijk onjuist."/>
+            <wp:cNvGraphicFramePr>
+              <a:graphicFrameLocks xmlns:a="http://schemas.openxmlformats.org/drawingml/2006/main" noChangeAspect="1"/>
+            </wp:cNvGraphicFramePr>
+            <a:graphic xmlns:a="http://schemas.openxmlformats.org/drawingml/2006/main">
+              <a:graphicData uri="http://schemas.openxmlformats.org/drawingml/2006/picture">
+                <pic:pic xmlns:pic="http://schemas.openxmlformats.org/drawingml/2006/picture">
+                  <pic:nvPicPr>
+                    <pic:cNvPr id="1452467389" name="Afbeelding 10" descr="Afbeelding met tekst, diagram, schermopname, lijn&#10;&#10;Door AI gegenereerde inhoud is mogelijk onjuist."/>
+                    <pic:cNvPicPr>
+                      <a:picLocks noChangeAspect="1" noChangeArrowheads="1"/>
+                    </pic:cNvPicPr>
+                  </pic:nvPicPr>
+                  <pic:blipFill>
+                    <a:blip r:embed="rId20">
+                      <a:extLst>
+                        <a:ext uri="{28A0092B-C50C-407E-A947-70E740481C1C}">
+                          <a14:useLocalDpi xmlns:a14="http://schemas.microsoft.com/office/drawing/2010/main" val="0"/>
+                        </a:ext>
+                      </a:extLst>
+                    </a:blip>
+                    <a:srcRect/>
+                    <a:stretch>
+                      <a:fillRect/>
+                    </a:stretch>
+                  </pic:blipFill>
+                  <pic:spPr bwMode="auto">
+                    <a:xfrm>
+                      <a:off x="0" y="0"/>
+                      <a:ext cx="2225391" cy="6615486"/>
+                    </a:xfrm>
+                    <a:prstGeom prst="rect">
+                      <a:avLst/>
+                    </a:prstGeom>
+                    <a:noFill/>
+                    <a:ln>
+                      <a:noFill/>
+                    </a:ln>
+                  </pic:spPr>
+                </pic:pic>
+              </a:graphicData>
+            </a:graphic>
+          </wp:anchor>
+        </w:drawing>
+      </w:r>
+      <w:r>
+        <w:rPr>
+          <w:lang w:val="nl-NL"/>
+        </w:rPr>
         <w:t>Een leerling wil weten of hij geslaagd is voor zijn rapport voor wiskunde. Daarom geeft hij eerst of hoeveel toetsen hij heeft gemaakt ("Hoeveel toetsen heb je gemaakt?"). Vervolgens geeft hij per toets de behaalde resultaat is ("Behaald: ") en op hoeveel de toets stond ("Totaal: "). Tenslotte bereken je of de leerling minstens 50% haalt. Je toont vervolgens of de leerling wel ("Geslaagd") of niet ("Gebuisd") geslaagd is.</w:t>
       </w:r>
+    </w:p>
+    <w:p>
+      <w:pPr>
+        <w:pStyle w:val="Lijstalinea"/>
+        <w:suppressAutoHyphens w:val="0"/>
+        <w:spacing w:after="0" w:line="240" w:lineRule="auto"/>
+        <w:jc w:val="center"/>
+        <w:rPr>
+          <w:rFonts w:ascii="Times New Roman" w:eastAsia="Times New Roman" w:hAnsi="Times New Roman" w:cs="Times New Roman"/>
+          <w:kern w:val="0"/>
+          <w:lang w:val="nl-BE" w:eastAsia="nl-BE" w:bidi="ar-SA"/>
+        </w:rPr>
+      </w:pPr>
+    </w:p>
+    <w:p>
+      <w:pPr>
+        <w:keepNext/>
+        <w:spacing w:before="120"/>
+        <w:ind w:left="357"/>
+        <w:rPr>
+          <w:lang w:val="nl-NL"/>
+        </w:rPr>
+      </w:pPr>
     </w:p>
     <w:p>
       <w:pPr>
@@ -39201,6 +40658,26 @@
     </w:p>
     <w:p>
       <w:pPr>
+        <w:pStyle w:val="Lijstalinea"/>
+        <w:keepNext/>
+        <w:spacing w:before="120"/>
+        <w:rPr>
+          <w:lang w:val="nl-BE"/>
+        </w:rPr>
+      </w:pPr>
+    </w:p>
+    <w:p>
+      <w:pPr>
+        <w:pStyle w:val="Lijstalinea"/>
+        <w:keepNext/>
+        <w:spacing w:before="120"/>
+        <w:rPr>
+          <w:lang w:val="nl-NL"/>
+        </w:rPr>
+      </w:pPr>
+    </w:p>
+    <w:p>
+      <w:pPr>
         <w:pStyle w:val="Code"/>
         <w:numPr>
           <w:ilvl w:val="0"/>
@@ -39210,6 +40687,75 @@
           <w:lang w:val="nl-NL"/>
         </w:rPr>
       </w:pPr>
+      <w:r>
+        <w:rPr>
+          <w:rFonts w:cs="Mangal"/>
+          <w:szCs w:val="21"/>
+          <w:lang w:val="nl-BE"/>
+        </w:rPr>
+        <w:drawing>
+          <wp:anchor distT="0" distB="0" distL="114300" distR="114300" simplePos="0" relativeHeight="251664384" behindDoc="0" locked="0" layoutInCell="1" allowOverlap="1" wp14:anchorId="4DBB9856" wp14:editId="05646461">
+            <wp:simplePos x="0" y="0"/>
+            <wp:positionH relativeFrom="page">
+              <wp:posOffset>4394200</wp:posOffset>
+            </wp:positionH>
+            <wp:positionV relativeFrom="paragraph">
+              <wp:posOffset>86995</wp:posOffset>
+            </wp:positionV>
+            <wp:extent cx="2658745" cy="5816600"/>
+            <wp:effectExtent l="0" t="0" r="8255" b="0"/>
+            <wp:wrapSquare wrapText="bothSides"/>
+            <wp:docPr id="1093498304" name="Afbeelding 12" descr="Afbeelding met tekst, diagram, schets, tekening&#10;&#10;Door AI gegenereerde inhoud is mogelijk onjuist."/>
+            <wp:cNvGraphicFramePr>
+              <a:graphicFrameLocks xmlns:a="http://schemas.openxmlformats.org/drawingml/2006/main" noChangeAspect="1"/>
+            </wp:cNvGraphicFramePr>
+            <a:graphic xmlns:a="http://schemas.openxmlformats.org/drawingml/2006/main">
+              <a:graphicData uri="http://schemas.openxmlformats.org/drawingml/2006/picture">
+                <pic:pic xmlns:pic="http://schemas.openxmlformats.org/drawingml/2006/picture">
+                  <pic:nvPicPr>
+                    <pic:cNvPr id="1093498304" name="Afbeelding 12" descr="Afbeelding met tekst, diagram, schets, tekening&#10;&#10;Door AI gegenereerde inhoud is mogelijk onjuist."/>
+                    <pic:cNvPicPr>
+                      <a:picLocks noChangeAspect="1" noChangeArrowheads="1"/>
+                    </pic:cNvPicPr>
+                  </pic:nvPicPr>
+                  <pic:blipFill>
+                    <a:blip r:embed="rId21">
+                      <a:extLst>
+                        <a:ext uri="{28A0092B-C50C-407E-A947-70E740481C1C}">
+                          <a14:useLocalDpi xmlns:a14="http://schemas.microsoft.com/office/drawing/2010/main" val="0"/>
+                        </a:ext>
+                      </a:extLst>
+                    </a:blip>
+                    <a:srcRect/>
+                    <a:stretch>
+                      <a:fillRect/>
+                    </a:stretch>
+                  </pic:blipFill>
+                  <pic:spPr bwMode="auto">
+                    <a:xfrm>
+                      <a:off x="0" y="0"/>
+                      <a:ext cx="2658745" cy="5816600"/>
+                    </a:xfrm>
+                    <a:prstGeom prst="rect">
+                      <a:avLst/>
+                    </a:prstGeom>
+                    <a:noFill/>
+                    <a:ln>
+                      <a:noFill/>
+                    </a:ln>
+                  </pic:spPr>
+                </pic:pic>
+              </a:graphicData>
+            </a:graphic>
+            <wp14:sizeRelH relativeFrom="margin">
+              <wp14:pctWidth>0</wp14:pctWidth>
+            </wp14:sizeRelH>
+            <wp14:sizeRelV relativeFrom="margin">
+              <wp14:pctHeight>0</wp14:pctHeight>
+            </wp14:sizeRelV>
+          </wp:anchor>
+        </w:drawing>
+      </w:r>
       <w:proofErr w:type="spellStart"/>
       <w:r>
         <w:rPr>
@@ -39384,6 +40930,36 @@
         </w:rPr>
         <w:t xml:space="preserve"> = </w:t>
       </w:r>
+      <w:r>
+        <w:rPr>
+          <w:lang w:val="nl-NL"/>
+        </w:rPr>
+        <w:tab/>
+      </w:r>
+      <w:r>
+        <w:rPr>
+          <w:lang w:val="nl-NL"/>
+        </w:rPr>
+        <w:tab/>
+      </w:r>
+      <w:r>
+        <w:rPr>
+          <w:lang w:val="nl-NL"/>
+        </w:rPr>
+        <w:tab/>
+      </w:r>
+      <w:r>
+        <w:rPr>
+          <w:lang w:val="nl-NL"/>
+        </w:rPr>
+        <w:tab/>
+      </w:r>
+      <w:r>
+        <w:rPr>
+          <w:lang w:val="nl-NL"/>
+        </w:rPr>
+        <w:tab/>
+      </w:r>
       <w:proofErr w:type="spellStart"/>
       <w:r>
         <w:rPr>
@@ -39461,6 +41037,36 @@
           <w:lang w:val="nl-NL"/>
         </w:rPr>
         <w:t xml:space="preserve"> = </w:t>
+      </w:r>
+      <w:r>
+        <w:rPr>
+          <w:lang w:val="nl-NL"/>
+        </w:rPr>
+        <w:tab/>
+      </w:r>
+      <w:r>
+        <w:rPr>
+          <w:lang w:val="nl-NL"/>
+        </w:rPr>
+        <w:tab/>
+      </w:r>
+      <w:r>
+        <w:rPr>
+          <w:lang w:val="nl-NL"/>
+        </w:rPr>
+        <w:tab/>
+      </w:r>
+      <w:r>
+        <w:rPr>
+          <w:lang w:val="nl-NL"/>
+        </w:rPr>
+        <w:tab/>
+      </w:r>
+      <w:r>
+        <w:rPr>
+          <w:lang w:val="nl-NL"/>
+        </w:rPr>
+        <w:tab/>
       </w:r>
       <w:proofErr w:type="spellStart"/>
       <w:r>
@@ -40009,7 +41615,7 @@
         <w:rPr>
           <w:lang w:val="nl-NL" w:eastAsia="nl-BE" w:bidi="ar-SA"/>
         </w:rPr>
-        <w:t xml:space="preserve">        </w:t>
+        <w:t>   </w:t>
       </w:r>
       <w:proofErr w:type="spellStart"/>
       <w:r>
@@ -40153,7 +41759,7 @@
       </w:pPr>
       <w:bookmarkStart w:id="193" w:name="_Toc219108093"/>
       <w:bookmarkStart w:id="194" w:name="_Toc219108177"/>
-      <w:bookmarkStart w:id="195" w:name="_Toc219108310"/>
+      <w:bookmarkStart w:id="195" w:name="_Toc220732601"/>
       <w:proofErr w:type="spellStart"/>
       <w:r>
         <w:rPr>
@@ -41091,7 +42697,7 @@
       </w:pPr>
       <w:bookmarkStart w:id="196" w:name="_Toc219108094"/>
       <w:bookmarkStart w:id="197" w:name="_Toc219108178"/>
-      <w:bookmarkStart w:id="198" w:name="_Toc219108311"/>
+      <w:bookmarkStart w:id="198" w:name="_Toc220732602"/>
       <w:r>
         <w:rPr>
           <w:lang w:val="nl-NL"/>
@@ -41319,7 +42925,7 @@
       </w:pPr>
       <w:bookmarkStart w:id="199" w:name="_Toc219108095"/>
       <w:bookmarkStart w:id="200" w:name="_Toc219108179"/>
-      <w:bookmarkStart w:id="201" w:name="_Toc219108312"/>
+      <w:bookmarkStart w:id="201" w:name="_Toc220732603"/>
       <w:r>
         <w:rPr>
           <w:lang w:val="nl-NL"/>
@@ -42074,7 +43680,7 @@
       </w:pPr>
       <w:bookmarkStart w:id="202" w:name="_Toc219108096"/>
       <w:bookmarkStart w:id="203" w:name="_Toc219108180"/>
-      <w:bookmarkStart w:id="204" w:name="_Toc219108313"/>
+      <w:bookmarkStart w:id="204" w:name="_Toc220732604"/>
       <w:r>
         <w:rPr>
           <w:lang w:val="nl-NL"/>
@@ -42122,7 +43728,19 @@
         <w:rPr>
           <w:lang w:val="nl-NL"/>
         </w:rPr>
-        <w:t xml:space="preserve">In een ziekenhuis is er een triage-systeem. Die bepaald of een </w:t>
+        <w:t>In een ziekenhuis is er een triage-systeem. Die bepaal</w:t>
+      </w:r>
+      <w:r>
+        <w:rPr>
+          <w:lang w:val="nl-NL"/>
+        </w:rPr>
+        <w:t>t</w:t>
+      </w:r>
+      <w:r>
+        <w:rPr>
+          <w:lang w:val="nl-NL"/>
+        </w:rPr>
+        <w:t xml:space="preserve"> of een </w:t>
       </w:r>
       <w:r>
         <w:rPr>
@@ -42794,7 +44412,7 @@
       </w:pPr>
       <w:bookmarkStart w:id="205" w:name="_Toc219108097"/>
       <w:bookmarkStart w:id="206" w:name="_Toc219108181"/>
-      <w:bookmarkStart w:id="207" w:name="_Toc219108314"/>
+      <w:bookmarkStart w:id="207" w:name="_Toc220732605"/>
       <w:proofErr w:type="spellStart"/>
       <w:r>
         <w:rPr>
@@ -43459,7 +45077,7 @@
       </w:pPr>
       <w:bookmarkStart w:id="208" w:name="_Toc219108098"/>
       <w:bookmarkStart w:id="209" w:name="_Toc219108182"/>
-      <w:bookmarkStart w:id="210" w:name="_Toc219108315"/>
+      <w:bookmarkStart w:id="210" w:name="_Toc220732606"/>
       <w:r>
         <w:rPr>
           <w:lang w:val="nl-NL"/>
@@ -44130,7 +45748,7 @@
       </w:pPr>
       <w:bookmarkStart w:id="211" w:name="_Toc219108099"/>
       <w:bookmarkStart w:id="212" w:name="_Toc219108183"/>
-      <w:bookmarkStart w:id="213" w:name="_Toc219108316"/>
+      <w:bookmarkStart w:id="213" w:name="_Toc220732607"/>
       <w:proofErr w:type="spellStart"/>
       <w:r>
         <w:rPr>
@@ -44346,7 +45964,7 @@
       </w:pPr>
       <w:bookmarkStart w:id="214" w:name="_Toc219108100"/>
       <w:bookmarkStart w:id="215" w:name="_Toc219108184"/>
-      <w:bookmarkStart w:id="216" w:name="_Toc219108317"/>
+      <w:bookmarkStart w:id="216" w:name="_Toc220732608"/>
       <w:proofErr w:type="spellStart"/>
       <w:r>
         <w:rPr>
@@ -44536,7 +46154,7 @@
       </w:pPr>
       <w:bookmarkStart w:id="217" w:name="_Toc219108101"/>
       <w:bookmarkStart w:id="218" w:name="_Toc219108185"/>
-      <w:bookmarkStart w:id="219" w:name="_Toc219108318"/>
+      <w:bookmarkStart w:id="219" w:name="_Toc220732609"/>
       <w:r>
         <w:rPr>
           <w:lang w:val="nl-NL"/>
@@ -44740,7 +46358,7 @@
       </w:pPr>
       <w:bookmarkStart w:id="220" w:name="_Toc219108102"/>
       <w:bookmarkStart w:id="221" w:name="_Toc219108186"/>
-      <w:bookmarkStart w:id="222" w:name="_Toc219108319"/>
+      <w:bookmarkStart w:id="222" w:name="_Toc220732610"/>
       <w:proofErr w:type="spellStart"/>
       <w:r>
         <w:rPr>
@@ -44966,7 +46584,7 @@
       </w:pPr>
       <w:bookmarkStart w:id="223" w:name="_Toc219108103"/>
       <w:bookmarkStart w:id="224" w:name="_Toc219108187"/>
-      <w:bookmarkStart w:id="225" w:name="_Toc219108320"/>
+      <w:bookmarkStart w:id="225" w:name="_Toc220732611"/>
       <w:r>
         <w:rPr>
           <w:lang w:val="nl-NL"/>
@@ -45060,7 +46678,7 @@
         </w:rPr>
         <w:t xml:space="preserve">. De volledige volgorde vind je hier: </w:t>
       </w:r>
-      <w:hyperlink r:id="rId17" w:anchor="operator-precedence" w:history="1">
+      <w:hyperlink r:id="rId22" w:anchor="operator-precedence" w:history="1">
         <w:r>
           <w:rPr>
             <w:rStyle w:val="Hyperlink"/>
@@ -45287,7 +46905,7 @@
       </w:pPr>
       <w:bookmarkStart w:id="226" w:name="_Toc219108104"/>
       <w:bookmarkStart w:id="227" w:name="_Toc219108188"/>
-      <w:bookmarkStart w:id="228" w:name="_Toc219108321"/>
+      <w:bookmarkStart w:id="228" w:name="_Toc220732612"/>
       <w:r>
         <w:rPr>
           <w:lang w:val="nl-NL"/>
@@ -45537,7 +47155,7 @@
       </w:pPr>
       <w:bookmarkStart w:id="229" w:name="_Toc219108105"/>
       <w:bookmarkStart w:id="230" w:name="_Toc219108189"/>
-      <w:bookmarkStart w:id="231" w:name="_Toc219108322"/>
+      <w:bookmarkStart w:id="231" w:name="_Toc220732613"/>
       <w:r>
         <w:rPr>
           <w:lang w:val="nl-NL"/>
@@ -46377,7 +47995,7 @@
       </w:pPr>
       <w:bookmarkStart w:id="232" w:name="_Toc219108106"/>
       <w:bookmarkStart w:id="233" w:name="_Toc219108190"/>
-      <w:bookmarkStart w:id="234" w:name="_Toc219108323"/>
+      <w:bookmarkStart w:id="234" w:name="_Toc220732614"/>
       <w:r>
         <w:rPr>
           <w:lang w:val="nl-NL"/>
@@ -46757,7 +48375,23 @@
               <w:rPr>
                 <w:lang w:val="nl-NL"/>
               </w:rPr>
-              <w:t>("Mag uw zoon/dochter het school wel/niet verlaten: "</w:t>
+              <w:t xml:space="preserve">"Mag uw zoon/dochter het school </w:t>
+            </w:r>
+          </w:p>
+          <w:p>
+            <w:pPr>
+              <w:pStyle w:val="Lijstalinea"/>
+              <w:ind w:left="0"/>
+              <w:jc w:val="center"/>
+              <w:rPr>
+                <w:lang w:val="nl-NL"/>
+              </w:rPr>
+            </w:pPr>
+            <w:r>
+              <w:rPr>
+                <w:lang w:val="nl-NL"/>
+              </w:rPr>
+              <w:t>wel/niet verlaten: "</w:t>
             </w:r>
           </w:p>
         </w:tc>
@@ -47261,6 +48895,7 @@
           <w:lang w:val="nl-NL"/>
         </w:rPr>
       </w:pPr>
+      <w:bookmarkStart w:id="235" w:name="_Toc220732615"/>
       <w:proofErr w:type="spellStart"/>
       <w:r>
         <w:rPr>
@@ -47268,6 +48903,7 @@
         </w:rPr>
         <w:t>While</w:t>
       </w:r>
+      <w:bookmarkEnd w:id="235"/>
       <w:proofErr w:type="spellEnd"/>
     </w:p>
     <w:p>
@@ -47717,6 +49353,7 @@
           <w:lang w:val="nl-NL"/>
         </w:rPr>
       </w:pPr>
+      <w:bookmarkStart w:id="236" w:name="_Toc220732616"/>
       <w:r>
         <w:rPr>
           <w:lang w:val="nl-NL"/>
@@ -47737,6 +49374,7 @@
         </w:rPr>
         <w:t>:</w:t>
       </w:r>
+      <w:bookmarkEnd w:id="236"/>
     </w:p>
     <w:p>
       <w:pPr>
@@ -47855,6 +49493,7 @@
           <w:lang w:val="nl-NL"/>
         </w:rPr>
       </w:pPr>
+      <w:bookmarkStart w:id="237" w:name="_Toc220732617"/>
       <w:r>
         <w:rPr>
           <w:lang w:val="nl-NL"/>
@@ -47875,6 +49514,7 @@
         </w:rPr>
         <w:t xml:space="preserve"> (oplossingen):</w:t>
       </w:r>
+      <w:bookmarkEnd w:id="237"/>
     </w:p>
     <w:p>
       <w:pPr>
@@ -48610,12 +50250,14 @@
           <w:lang w:val="nl-NL"/>
         </w:rPr>
       </w:pPr>
+      <w:bookmarkStart w:id="238" w:name="_Toc220732618"/>
       <w:r>
         <w:rPr>
           <w:lang w:val="nl-NL"/>
         </w:rPr>
         <w:t>Break</w:t>
       </w:r>
+      <w:bookmarkEnd w:id="238"/>
     </w:p>
     <w:p>
       <w:pPr>
@@ -49376,6 +51018,7 @@
           <w:lang w:val="nl-NL"/>
         </w:rPr>
       </w:pPr>
+      <w:bookmarkStart w:id="239" w:name="_Toc220732619"/>
       <w:r>
         <w:rPr>
           <w:lang w:val="nl-NL"/>
@@ -49383,6 +51026,7 @@
         <w:lastRenderedPageBreak/>
         <w:t>Continue</w:t>
       </w:r>
+      <w:bookmarkEnd w:id="239"/>
     </w:p>
     <w:p>
       <w:pPr>
@@ -49559,6 +51203,7 @@
           <w:lang w:val="nl-NL"/>
         </w:rPr>
       </w:pPr>
+      <w:bookmarkStart w:id="240" w:name="_Toc220732620"/>
       <w:r>
         <w:rPr>
           <w:lang w:val="nl-NL"/>
@@ -49579,6 +51224,7 @@
         </w:rPr>
         <w:t>:</w:t>
       </w:r>
+      <w:bookmarkEnd w:id="240"/>
     </w:p>
     <w:p>
       <w:pPr>
@@ -49731,142 +51377,11 @@
         </w:rPr>
         <w:t>Een schrikkeljaar is een jaar waarbij het jaartal deelbaar is door 4 maar niet door 100.  Maar als het deelbaar is door 400, is het wel terug een schrikkeljaar.</w:t>
       </w:r>
-    </w:p>
-    <w:p>
-      <w:pPr>
-        <w:pStyle w:val="Lijstalinea"/>
-        <w:numPr>
-          <w:ilvl w:val="0"/>
-          <w:numId w:val="230"/>
-        </w:numPr>
-        <w:rPr>
-          <w:lang w:val="nl-NL"/>
-        </w:rPr>
-      </w:pPr>
-      <w:r>
-        <w:rPr>
-          <w:lang w:val="nl-NL"/>
-        </w:rPr>
-        <w:t xml:space="preserve">Maak een programma waarbij een gebruiker </w:t>
-      </w:r>
-      <w:proofErr w:type="spellStart"/>
-      <w:r>
-        <w:rPr>
-          <w:lang w:val="nl-NL"/>
-        </w:rPr>
-        <w:t>toetsresultaten</w:t>
-      </w:r>
-      <w:proofErr w:type="spellEnd"/>
-      <w:r>
-        <w:rPr>
-          <w:lang w:val="nl-NL"/>
-        </w:rPr>
-        <w:t xml:space="preserve"> kan </w:t>
-      </w:r>
-      <w:r>
-        <w:rPr>
-          <w:lang w:val="nl-NL"/>
-        </w:rPr>
-        <w:t xml:space="preserve">ingeven. Er wordt herhaaldelijk gevraagd naar het behaalde resultaat ("Behaald: ") en </w:t>
-      </w:r>
-      <w:r>
-        <w:rPr>
-          <w:lang w:val="nl-NL"/>
-        </w:rPr>
-        <w:t xml:space="preserve">op </w:t>
-      </w:r>
-      <w:r>
-        <w:rPr>
-          <w:lang w:val="nl-NL"/>
-        </w:rPr>
-        <w:lastRenderedPageBreak/>
-        <w:t xml:space="preserve">hoeveel de toets stond ("Op: "). </w:t>
-      </w:r>
-      <w:r>
-        <w:rPr>
-          <w:lang w:val="nl-NL"/>
-        </w:rPr>
-        <w:t xml:space="preserve">De behaalde scores en de totalen van de toetsen worden in 2 aparte lijsten bijgehouden. </w:t>
-      </w:r>
-      <w:r>
-        <w:rPr>
-          <w:lang w:val="nl-NL"/>
-        </w:rPr>
-        <w:t xml:space="preserve">Zolang de gebruiker niet "STOP" invult bij "Behaald: ", </w:t>
-      </w:r>
-      <w:r>
-        <w:rPr>
-          <w:lang w:val="nl-NL"/>
-        </w:rPr>
-        <w:t>blijft dit doorgaan.</w:t>
-      </w:r>
-      <w:r>
-        <w:rPr>
-          <w:lang w:val="nl-NL"/>
-        </w:rPr>
-        <w:t xml:space="preserve"> Als de gebruiker een hogere behaalde score </w:t>
-      </w:r>
-      <w:r>
-        <w:rPr>
-          <w:lang w:val="nl-NL"/>
-        </w:rPr>
-        <w:t>invult dan het totaal van de toets</w:t>
-      </w:r>
-      <w:r>
-        <w:rPr>
-          <w:lang w:val="nl-NL"/>
-        </w:rPr>
-        <w:t>, moet deze opnieuw de behaalde score invullen (let op: de 'incorrecte' behaalde score van ervoor komt niet in de lijst). Ook als de gebruiker een totaal van 0 ingeeft, wordt deze iteratie als nietig beschouwd.</w:t>
-      </w:r>
-      <w:r>
-        <w:rPr>
-          <w:lang w:val="nl-NL"/>
-        </w:rPr>
-        <w:t xml:space="preserve"> Vervolgens toon je hoeveel toetsen de gebruiker heeft ingegeven en </w:t>
-      </w:r>
-      <w:r>
-        <w:rPr>
-          <w:lang w:val="nl-NL"/>
-        </w:rPr>
-        <w:t>wat het gemiddelde was</w:t>
-      </w:r>
-      <w:r>
-        <w:rPr>
-          <w:lang w:val="nl-NL"/>
-        </w:rPr>
-        <w:t xml:space="preserve"> (gerond op 1 cijfer na de komma (zie </w:t>
-      </w:r>
-      <w:proofErr w:type="spellStart"/>
-      <w:r>
-        <w:rPr>
-          <w:lang w:val="nl-NL"/>
-        </w:rPr>
-        <w:t>round</w:t>
-      </w:r>
-      <w:proofErr w:type="spellEnd"/>
-      <w:r>
-        <w:rPr>
-          <w:lang w:val="nl-NL"/>
-        </w:rPr>
-        <w:t>())</w:t>
-      </w:r>
-      <w:r>
-        <w:rPr>
-          <w:lang w:val="nl-NL"/>
-        </w:rPr>
-        <w:t>.</w:t>
-      </w:r>
-      <w:r>
-        <w:rPr>
-          <w:lang w:val="nl-NL"/>
-        </w:rPr>
-        <w:t xml:space="preserve"> Per keer als de </w:t>
-      </w:r>
-      <w:r>
-        <w:rPr>
-          <w:lang w:val="nl-NL"/>
-        </w:rPr>
-        <w:t xml:space="preserve">een toets werd ingegeven, toon je "Toets </w:t>
+      <w:r>
+        <w:rPr>
+          <w:lang w:val="nl-NL"/>
+        </w:rPr>
+        <w:t xml:space="preserve"> Tenslotte toon je de datum in het volgende format: </w:t>
       </w:r>
       <w:r>
         <w:rPr>
@@ -49874,13 +51389,245 @@
           <w:iCs/>
           <w:lang w:val="nl-NL"/>
         </w:rPr>
-        <w:t>behaald</w:t>
-      </w:r>
-      <w:r>
-        <w:rPr>
-          <w:lang w:val="nl-NL"/>
-        </w:rPr>
-        <w:t>/</w:t>
+        <w:t>dag/maand/jaar</w:t>
+      </w:r>
+      <w:r>
+        <w:rPr>
+          <w:lang w:val="nl-NL"/>
+        </w:rPr>
+        <w:t>.</w:t>
+      </w:r>
+    </w:p>
+    <w:p>
+      <w:pPr>
+        <w:ind w:left="709"/>
+        <w:contextualSpacing/>
+        <w:rPr>
+          <w:rFonts w:ascii="Consolas" w:hAnsi="Consolas"/>
+          <w:lang w:val="nl-NL"/>
+        </w:rPr>
+      </w:pPr>
+      <w:r>
+        <w:rPr>
+          <w:rFonts w:ascii="Consolas" w:hAnsi="Consolas"/>
+          <w:lang w:val="nl-NL"/>
+        </w:rPr>
+        <w:t>Jaar: 2025</w:t>
+      </w:r>
+    </w:p>
+    <w:p>
+      <w:pPr>
+        <w:ind w:left="709"/>
+        <w:contextualSpacing/>
+        <w:rPr>
+          <w:rFonts w:ascii="Consolas" w:hAnsi="Consolas"/>
+          <w:lang w:val="nl-NL"/>
+        </w:rPr>
+      </w:pPr>
+      <w:r>
+        <w:rPr>
+          <w:rFonts w:ascii="Consolas" w:hAnsi="Consolas"/>
+          <w:lang w:val="nl-NL"/>
+        </w:rPr>
+        <w:lastRenderedPageBreak/>
+        <w:t>Maand: 2</w:t>
+      </w:r>
+    </w:p>
+    <w:p>
+      <w:pPr>
+        <w:ind w:left="709"/>
+        <w:contextualSpacing/>
+        <w:rPr>
+          <w:rFonts w:ascii="Consolas" w:hAnsi="Consolas"/>
+          <w:lang w:val="nl-NL"/>
+        </w:rPr>
+      </w:pPr>
+      <w:r>
+        <w:rPr>
+          <w:rFonts w:ascii="Consolas" w:hAnsi="Consolas"/>
+          <w:lang w:val="nl-NL"/>
+        </w:rPr>
+        <w:t>Dag: 29</w:t>
+      </w:r>
+    </w:p>
+    <w:p>
+      <w:pPr>
+        <w:ind w:left="709"/>
+        <w:contextualSpacing/>
+        <w:rPr>
+          <w:rFonts w:ascii="Consolas" w:hAnsi="Consolas"/>
+          <w:lang w:val="nl-NL"/>
+        </w:rPr>
+      </w:pPr>
+      <w:r>
+        <w:rPr>
+          <w:rFonts w:ascii="Consolas" w:hAnsi="Consolas"/>
+          <w:lang w:val="nl-NL"/>
+        </w:rPr>
+        <w:t>Dag: -1</w:t>
+      </w:r>
+    </w:p>
+    <w:p>
+      <w:pPr>
+        <w:ind w:left="709"/>
+        <w:contextualSpacing/>
+        <w:rPr>
+          <w:rFonts w:ascii="Consolas" w:hAnsi="Consolas"/>
+          <w:lang w:val="nl-NL"/>
+        </w:rPr>
+      </w:pPr>
+      <w:r>
+        <w:rPr>
+          <w:rFonts w:ascii="Consolas" w:hAnsi="Consolas"/>
+          <w:lang w:val="nl-NL"/>
+        </w:rPr>
+        <w:t>Dag: 28</w:t>
+      </w:r>
+    </w:p>
+    <w:p>
+      <w:pPr>
+        <w:ind w:left="709"/>
+        <w:contextualSpacing/>
+        <w:rPr>
+          <w:lang w:val="nl-NL"/>
+        </w:rPr>
+      </w:pPr>
+      <w:r>
+        <w:rPr>
+          <w:rFonts w:ascii="Consolas" w:hAnsi="Consolas"/>
+          <w:lang w:val="nl-NL"/>
+        </w:rPr>
+        <w:t>Datum: 28/2/2025</w:t>
+      </w:r>
+    </w:p>
+    <w:p>
+      <w:pPr>
+        <w:pStyle w:val="Lijstalinea"/>
+        <w:numPr>
+          <w:ilvl w:val="0"/>
+          <w:numId w:val="230"/>
+        </w:numPr>
+        <w:rPr>
+          <w:lang w:val="nl-NL"/>
+        </w:rPr>
+      </w:pPr>
+      <w:r>
+        <w:rPr>
+          <w:lang w:val="nl-NL"/>
+        </w:rPr>
+        <w:t xml:space="preserve">Maak een programma waarbij een gebruiker </w:t>
+      </w:r>
+      <w:proofErr w:type="spellStart"/>
+      <w:r>
+        <w:rPr>
+          <w:lang w:val="nl-NL"/>
+        </w:rPr>
+        <w:t>toetsresultaten</w:t>
+      </w:r>
+      <w:proofErr w:type="spellEnd"/>
+      <w:r>
+        <w:rPr>
+          <w:lang w:val="nl-NL"/>
+        </w:rPr>
+        <w:t xml:space="preserve"> kan </w:t>
+      </w:r>
+      <w:r>
+        <w:rPr>
+          <w:lang w:val="nl-NL"/>
+        </w:rPr>
+        <w:t xml:space="preserve">ingeven. Er wordt herhaaldelijk gevraagd naar het behaalde resultaat ("Behaald: ") en </w:t>
+      </w:r>
+      <w:r>
+        <w:rPr>
+          <w:lang w:val="nl-NL"/>
+        </w:rPr>
+        <w:t xml:space="preserve">op hoeveel de toets stond ("Op: "). </w:t>
+      </w:r>
+      <w:r>
+        <w:rPr>
+          <w:lang w:val="nl-NL"/>
+        </w:rPr>
+        <w:t xml:space="preserve">De behaalde scores en de totalen van de toetsen worden in 2 aparte lijsten bijgehouden. </w:t>
+      </w:r>
+      <w:r>
+        <w:rPr>
+          <w:lang w:val="nl-NL"/>
+        </w:rPr>
+        <w:t xml:space="preserve">Zolang de gebruiker niet "STOP" invult bij "Behaald: ", </w:t>
+      </w:r>
+      <w:r>
+        <w:rPr>
+          <w:lang w:val="nl-NL"/>
+        </w:rPr>
+        <w:t>blijft dit doorgaan.</w:t>
+      </w:r>
+      <w:r>
+        <w:rPr>
+          <w:lang w:val="nl-NL"/>
+        </w:rPr>
+        <w:t xml:space="preserve"> Als de gebruiker een hogere behaalde score </w:t>
+      </w:r>
+      <w:r>
+        <w:rPr>
+          <w:lang w:val="nl-NL"/>
+        </w:rPr>
+        <w:t>invult dan het totaal van de toets</w:t>
+      </w:r>
+      <w:r>
+        <w:rPr>
+          <w:lang w:val="nl-NL"/>
+        </w:rPr>
+        <w:t>, moet deze opnieuw de behaalde score invullen (let op: de 'incorrecte' behaalde score van ervoor komt niet in de lijst). Ook als de gebruiker een totaal van 0 ingeeft, wordt deze iteratie als nietig beschouwd.</w:t>
+      </w:r>
+      <w:r>
+        <w:rPr>
+          <w:lang w:val="nl-NL"/>
+        </w:rPr>
+        <w:t xml:space="preserve"> Vervolgens toon je hoeveel toetsen de gebruiker heeft ingegeven en </w:t>
+      </w:r>
+      <w:r>
+        <w:rPr>
+          <w:lang w:val="nl-NL"/>
+        </w:rPr>
+        <w:t>wat het gemiddelde was</w:t>
+      </w:r>
+      <w:r>
+        <w:rPr>
+          <w:lang w:val="nl-NL"/>
+        </w:rPr>
+        <w:t xml:space="preserve"> (gerond op 1 cijfer na de komma (zie </w:t>
+      </w:r>
+      <w:proofErr w:type="spellStart"/>
+      <w:r>
+        <w:rPr>
+          <w:lang w:val="nl-NL"/>
+        </w:rPr>
+        <w:t>round</w:t>
+      </w:r>
+      <w:proofErr w:type="spellEnd"/>
+      <w:r>
+        <w:rPr>
+          <w:lang w:val="nl-NL"/>
+        </w:rPr>
+        <w:t>())</w:t>
+      </w:r>
+      <w:r>
+        <w:rPr>
+          <w:lang w:val="nl-NL"/>
+        </w:rPr>
+        <w:t>.</w:t>
+      </w:r>
+      <w:r>
+        <w:rPr>
+          <w:lang w:val="nl-NL"/>
+        </w:rPr>
+        <w:t xml:space="preserve"> Per keer als de </w:t>
+      </w:r>
+      <w:r>
+        <w:rPr>
+          <w:lang w:val="nl-NL"/>
+        </w:rPr>
+        <w:t xml:space="preserve">een toets werd ingegeven, toon je "Toets </w:t>
       </w:r>
       <w:r>
         <w:rPr>
@@ -49888,6 +51635,20 @@
           <w:iCs/>
           <w:lang w:val="nl-NL"/>
         </w:rPr>
+        <w:t>behaald</w:t>
+      </w:r>
+      <w:r>
+        <w:rPr>
+          <w:lang w:val="nl-NL"/>
+        </w:rPr>
+        <w:t>/</w:t>
+      </w:r>
+      <w:r>
+        <w:rPr>
+          <w:i/>
+          <w:iCs/>
+          <w:lang w:val="nl-NL"/>
+        </w:rPr>
         <w:t>op</w:t>
       </w:r>
       <w:r>
@@ -50120,14 +51881,15 @@
         <w:ind w:left="709"/>
         <w:contextualSpacing/>
         <w:rPr>
-          <w:lang w:val="nl-NL"/>
-        </w:rPr>
-      </w:pPr>
-      <w:r>
-        <w:rPr>
           <w:rFonts w:ascii="Consolas" w:hAnsi="Consolas"/>
           <w:lang w:val="nl-NL"/>
         </w:rPr>
+      </w:pPr>
+      <w:r>
+        <w:rPr>
+          <w:rFonts w:ascii="Consolas" w:hAnsi="Consolas"/>
+          <w:lang w:val="nl-NL"/>
+        </w:rPr>
         <w:t>Je hebt een gemiddelde van 30.0%.</w:t>
       </w:r>
     </w:p>
@@ -50138,9 +51900,34 @@
           <w:lang w:val="nl-NL"/>
         </w:rPr>
       </w:pPr>
-      <w:bookmarkStart w:id="235" w:name="_Toc219108107"/>
-      <w:bookmarkStart w:id="236" w:name="_Toc219108191"/>
-      <w:bookmarkStart w:id="237" w:name="_Toc219108324"/>
+      <w:bookmarkStart w:id="241" w:name="_Toc220732621"/>
+      <w:r>
+        <w:rPr>
+          <w:lang w:val="nl-NL"/>
+        </w:rPr>
+        <w:lastRenderedPageBreak/>
+        <w:t>Functies</w:t>
+      </w:r>
+      <w:bookmarkEnd w:id="241"/>
+    </w:p>
+    <w:p>
+      <w:pPr>
+        <w:pStyle w:val="Plattetekst"/>
+        <w:rPr>
+          <w:lang w:val="nl-NL"/>
+        </w:rPr>
+      </w:pPr>
+    </w:p>
+    <w:p>
+      <w:pPr>
+        <w:pStyle w:val="Kop1"/>
+        <w:rPr>
+          <w:lang w:val="nl-NL"/>
+        </w:rPr>
+      </w:pPr>
+      <w:bookmarkStart w:id="242" w:name="_Toc219108107"/>
+      <w:bookmarkStart w:id="243" w:name="_Toc219108191"/>
+      <w:bookmarkStart w:id="244" w:name="_Toc220732622"/>
       <w:r>
         <w:rPr>
           <w:lang w:val="nl-NL"/>
@@ -50148,9 +51935,9 @@
         <w:lastRenderedPageBreak/>
         <w:t>Hulp bij programmeren/algoritmes</w:t>
       </w:r>
-      <w:bookmarkEnd w:id="235"/>
-      <w:bookmarkEnd w:id="236"/>
-      <w:bookmarkEnd w:id="237"/>
+      <w:bookmarkEnd w:id="242"/>
+      <w:bookmarkEnd w:id="243"/>
+      <w:bookmarkEnd w:id="244"/>
     </w:p>
     <w:p>
       <w:pPr>
@@ -52719,11 +54506,231 @@
         <w:t>Ga na welke manipulatie (bewerkingen, toekenningen aan variabelen, ..) nodig zijn om het juiste resultaat op de juiste plaats te krijgen.</w:t>
       </w:r>
     </w:p>
+    <w:p>
+      <w:pPr>
+        <w:rPr>
+          <w:lang w:val="nl-NL"/>
+        </w:rPr>
+      </w:pPr>
+      <w:r>
+        <w:rPr>
+          <w:lang w:val="nl-NL"/>
+        </w:rPr>
+        <w:t>Je kan ook allerhande online programma's gebruiken om deze diagrammen te maken. Bijvoorbeeld</w:t>
+      </w:r>
+      <w:r>
+        <w:rPr>
+          <w:lang w:val="nl-NL"/>
+        </w:rPr>
+        <w:t xml:space="preserve"> via </w:t>
+      </w:r>
+      <w:r>
+        <w:rPr>
+          <w:lang w:val="nl-NL"/>
+        </w:rPr>
+        <w:t>online.visual-paradigm.com</w:t>
+      </w:r>
+      <w:r>
+        <w:rPr>
+          <w:lang w:val="nl-NL"/>
+        </w:rPr>
+        <w:t xml:space="preserve"> &gt; Diagram &gt; Flowchart (Cross-</w:t>
+      </w:r>
+      <w:proofErr w:type="spellStart"/>
+      <w:r>
+        <w:rPr>
+          <w:lang w:val="nl-NL"/>
+        </w:rPr>
+        <w:t>Functional</w:t>
+      </w:r>
+      <w:proofErr w:type="spellEnd"/>
+      <w:r>
+        <w:rPr>
+          <w:lang w:val="nl-NL"/>
+        </w:rPr>
+        <w:t xml:space="preserve"> Flowchart) of </w:t>
+      </w:r>
+      <w:hyperlink r:id="rId23" w:history="1">
+        <w:r>
+          <w:rPr>
+            <w:rStyle w:val="Hyperlink"/>
+            <w:lang w:val="nl-NL"/>
+          </w:rPr>
+          <w:t>https://boardmix.com/app/home/flowchart</w:t>
+        </w:r>
+      </w:hyperlink>
+      <w:r>
+        <w:rPr>
+          <w:lang w:val="nl-NL"/>
+        </w:rPr>
+        <w:t>. Hier kan je dan met blokken aangeven of je iets wil vragen aan de gebruiker</w:t>
+      </w:r>
+      <w:r>
+        <w:rPr>
+          <w:lang w:val="nl-NL"/>
+        </w:rPr>
+        <w:t xml:space="preserve">, een berekening wil uitvoeren, een waarde wil opslaan, … Met de ruiten kan je voorwaardelijke uitvoer mogelijk maken, en met de verschillende pijlen kan je </w:t>
+      </w:r>
+      <w:r>
+        <w:rPr>
+          <w:lang w:val="nl-NL"/>
+        </w:rPr>
+        <w:t xml:space="preserve"> </w:t>
+      </w:r>
+      <w:r>
+        <w:rPr>
+          <w:lang w:val="nl-NL"/>
+        </w:rPr>
+        <w:t>aangeven welke acties na elkaar (herhaaldelijk) moeten worden uitgevoerd. Hi</w:t>
+      </w:r>
+      <w:r>
+        <w:rPr>
+          <w:lang w:val="nl-NL"/>
+        </w:rPr>
+        <w:t xml:space="preserve">eronder vind je een voorbeeld van een diagram </w:t>
+      </w:r>
+      <w:r>
+        <w:rPr>
+          <w:lang w:val="nl-NL"/>
+        </w:rPr>
+        <w:t xml:space="preserve">van een programma </w:t>
+      </w:r>
+      <w:r>
+        <w:rPr>
+          <w:lang w:val="nl-NL"/>
+        </w:rPr>
+        <w:t xml:space="preserve">dat het gemiddelde van een reeks </w:t>
+      </w:r>
+      <w:proofErr w:type="spellStart"/>
+      <w:r>
+        <w:rPr>
+          <w:lang w:val="nl-NL"/>
+        </w:rPr>
+        <w:t>toetsresultaten</w:t>
+      </w:r>
+      <w:proofErr w:type="spellEnd"/>
+      <w:r>
+        <w:rPr>
+          <w:lang w:val="nl-NL"/>
+        </w:rPr>
+        <w:t xml:space="preserve"> (op 10)</w:t>
+      </w:r>
+      <w:r>
+        <w:rPr>
+          <w:lang w:val="nl-NL"/>
+        </w:rPr>
+        <w:t xml:space="preserve"> bereken</w:t>
+      </w:r>
+      <w:r>
+        <w:rPr>
+          <w:lang w:val="nl-NL"/>
+        </w:rPr>
+        <w:t xml:space="preserve">d en </w:t>
+      </w:r>
+      <w:r>
+        <w:rPr>
+          <w:lang w:val="nl-NL"/>
+        </w:rPr>
+        <w:t xml:space="preserve">controleert of je al dan niet bent </w:t>
+      </w:r>
+      <w:proofErr w:type="spellStart"/>
+      <w:r>
+        <w:rPr>
+          <w:lang w:val="nl-NL"/>
+        </w:rPr>
+        <w:t>geslaag</w:t>
+      </w:r>
+      <w:proofErr w:type="spellEnd"/>
+      <w:r>
+        <w:rPr>
+          <w:lang w:val="nl-NL"/>
+        </w:rPr>
+        <w:t xml:space="preserve"> (gemiddelde </w:t>
+      </w:r>
+      <w:r>
+        <w:rPr>
+          <w:lang w:val="nl-NL"/>
+        </w:rPr>
+        <w:t>minstens 50%).</w:t>
+      </w:r>
+    </w:p>
+    <w:p>
+      <w:pPr>
+        <w:suppressAutoHyphens w:val="0"/>
+        <w:spacing w:after="0" w:line="240" w:lineRule="auto"/>
+        <w:jc w:val="left"/>
+        <w:rPr>
+          <w:lang w:val="nl-NL"/>
+        </w:rPr>
+      </w:pPr>
+      <w:r>
+        <w:rPr>
+          <w:lang w:val="nl-NL"/>
+        </w:rPr>
+        <w:br w:type="page"/>
+      </w:r>
+    </w:p>
+    <w:p>
+      <w:pPr>
+        <w:jc w:val="center"/>
+        <w:rPr>
+          <w:lang w:val="nl-BE"/>
+        </w:rPr>
+      </w:pPr>
+      <w:r>
+        <w:rPr>
+          <w:noProof/>
+          <w:lang w:val="nl-BE"/>
+        </w:rPr>
+        <w:lastRenderedPageBreak/>
+        <w:drawing>
+          <wp:inline distT="0" distB="0" distL="0" distR="0" wp14:anchorId="5B4D61D4" wp14:editId="6B10C477">
+            <wp:extent cx="4317365" cy="8892540"/>
+            <wp:effectExtent l="0" t="0" r="6985" b="3810"/>
+            <wp:docPr id="1763025385" name="Afbeelding 4" descr="Afbeelding met diagram, tekst, schets, Technische tekening&#10;&#10;Door AI gegenereerde inhoud is mogelijk onjuist."/>
+            <wp:cNvGraphicFramePr>
+              <a:graphicFrameLocks xmlns:a="http://schemas.openxmlformats.org/drawingml/2006/main" noChangeAspect="1"/>
+            </wp:cNvGraphicFramePr>
+            <a:graphic xmlns:a="http://schemas.openxmlformats.org/drawingml/2006/main">
+              <a:graphicData uri="http://schemas.openxmlformats.org/drawingml/2006/picture">
+                <pic:pic xmlns:pic="http://schemas.openxmlformats.org/drawingml/2006/picture">
+                  <pic:nvPicPr>
+                    <pic:cNvPr id="1763025385" name="Afbeelding 4" descr="Afbeelding met diagram, tekst, schets, Technische tekening&#10;&#10;Door AI gegenereerde inhoud is mogelijk onjuist."/>
+                    <pic:cNvPicPr/>
+                  </pic:nvPicPr>
+                  <pic:blipFill>
+                    <a:blip r:embed="rId24">
+                      <a:extLst>
+                        <a:ext uri="{28A0092B-C50C-407E-A947-70E740481C1C}">
+                          <a14:useLocalDpi xmlns:a14="http://schemas.microsoft.com/office/drawing/2010/main" val="0"/>
+                        </a:ext>
+                      </a:extLst>
+                    </a:blip>
+                    <a:stretch>
+                      <a:fillRect/>
+                    </a:stretch>
+                  </pic:blipFill>
+                  <pic:spPr>
+                    <a:xfrm>
+                      <a:off x="0" y="0"/>
+                      <a:ext cx="4317365" cy="8892540"/>
+                    </a:xfrm>
+                    <a:prstGeom prst="rect">
+                      <a:avLst/>
+                    </a:prstGeom>
+                  </pic:spPr>
+                </pic:pic>
+              </a:graphicData>
+            </a:graphic>
+          </wp:inline>
+        </w:drawing>
+      </w:r>
+    </w:p>
     <w:sectPr>
-      <w:headerReference w:type="even" r:id="rId18"/>
-      <w:headerReference w:type="default" r:id="rId19"/>
-      <w:footerReference w:type="default" r:id="rId20"/>
-      <w:headerReference w:type="first" r:id="rId21"/>
+      <w:headerReference w:type="even" r:id="rId25"/>
+      <w:headerReference w:type="default" r:id="rId26"/>
+      <w:footerReference w:type="default" r:id="rId27"/>
+      <w:headerReference w:type="first" r:id="rId28"/>
       <w:pgSz w:w="11906" w:h="16838"/>
       <w:pgMar w:top="1417" w:right="1417" w:bottom="1417" w:left="1417" w:header="708" w:footer="708" w:gutter="0"/>
       <w:cols w:space="708"/>
@@ -52866,7 +54873,7 @@
         <w:noProof/>
         <w:color w:val="000000" w:themeColor="text1"/>
       </w:rPr>
-      <w:t>Hulp bij programmeren/algoritmes</w:t>
+      <w:t>Voorwaardelijke uitvoer</w:t>
     </w:r>
     <w:r>
       <w:rPr>
@@ -60587,6 +62594,30 @@
   </w:num>
   <w:num w:numId="230" w16cid:durableId="285039889">
     <w:abstractNumId w:val="16"/>
+  </w:num>
+  <w:num w:numId="231" w16cid:durableId="1506091669">
+    <w:abstractNumId w:val="29"/>
+    <w:lvlOverride w:ilvl="0">
+      <w:startOverride w:val="1"/>
+    </w:lvlOverride>
+  </w:num>
+  <w:num w:numId="232" w16cid:durableId="962152772">
+    <w:abstractNumId w:val="29"/>
+    <w:lvlOverride w:ilvl="0">
+      <w:startOverride w:val="1"/>
+    </w:lvlOverride>
+  </w:num>
+  <w:num w:numId="233" w16cid:durableId="1837066867">
+    <w:abstractNumId w:val="29"/>
+    <w:lvlOverride w:ilvl="0">
+      <w:startOverride w:val="1"/>
+    </w:lvlOverride>
+  </w:num>
+  <w:num w:numId="234" w16cid:durableId="822241432">
+    <w:abstractNumId w:val="29"/>
+    <w:lvlOverride w:ilvl="0">
+      <w:startOverride w:val="1"/>
+    </w:lvlOverride>
   </w:num>
   <w:numIdMacAtCleanup w:val="158"/>
 </w:numbering>
